--- a/William/PHP React/William_Jackson.docx
+++ b/William/PHP React/William_Jackson.docx
@@ -41,6 +41,55 @@
           <w:szCs w:val="19"/>
         </w:rPr>
         <w:t>Senior Software Engineer</w:t>
+      </w:r>
+      <w:r>
+        <w:rPr>
+          <w:rFonts w:ascii="Arial" w:eastAsia="Arial" w:hAnsi="Arial" w:cs="Arial"/>
+          <w:color w:val="555555"/>
+          <w:sz w:val="19"/>
+          <w:szCs w:val="19"/>
+        </w:rPr>
+        <w:t xml:space="preserve"> – React PHP (</w:t>
+      </w:r>
+      <w:proofErr w:type="spellStart"/>
+      <w:r>
+        <w:rPr>
+          <w:rFonts w:ascii="Arial" w:eastAsia="Arial" w:hAnsi="Arial" w:cs="Arial"/>
+          <w:color w:val="555555"/>
+          <w:sz w:val="19"/>
+          <w:szCs w:val="19"/>
+        </w:rPr>
+        <w:t>Laravel</w:t>
+      </w:r>
+      <w:proofErr w:type="spellEnd"/>
+      <w:r>
+        <w:rPr>
+          <w:rFonts w:ascii="Arial" w:eastAsia="Arial" w:hAnsi="Arial" w:cs="Arial"/>
+          <w:color w:val="555555"/>
+          <w:sz w:val="19"/>
+          <w:szCs w:val="19"/>
+        </w:rPr>
+        <w:t>/</w:t>
+      </w:r>
+      <w:proofErr w:type="spellStart"/>
+      <w:r>
+        <w:rPr>
+          <w:rFonts w:ascii="Arial" w:eastAsia="Arial" w:hAnsi="Arial" w:cs="Arial"/>
+          <w:color w:val="555555"/>
+          <w:sz w:val="19"/>
+          <w:szCs w:val="19"/>
+        </w:rPr>
+        <w:t>Symfony</w:t>
+      </w:r>
+      <w:proofErr w:type="spellEnd"/>
+      <w:r>
+        <w:rPr>
+          <w:rFonts w:ascii="Arial" w:eastAsia="Arial" w:hAnsi="Arial" w:cs="Arial"/>
+          <w:color w:val="555555"/>
+          <w:sz w:val="19"/>
+          <w:szCs w:val="19"/>
+        </w:rPr>
+        <w:t xml:space="preserve">) AWS/Azure/GCP </w:t>
       </w:r>
     </w:p>
     <w:tbl>
@@ -175,83 +224,68 @@
         <w:jc w:val="both"/>
         <w:rPr>
           <w:rFonts w:ascii="Arial" w:hAnsi="Arial" w:cs="Arial"/>
-          <w:sz w:val="14"/>
-        </w:rPr>
-      </w:pPr>
-      <w:r>
-        <w:rPr>
-          <w:rFonts w:ascii="Arial" w:hAnsi="Arial" w:cs="Arial"/>
-          <w:sz w:val="20"/>
-        </w:rPr>
-        <w:t xml:space="preserve">Senior </w:t>
-      </w:r>
+          <w:sz w:val="10"/>
+        </w:rPr>
+      </w:pPr>
+      <w:r>
+        <w:rPr>
+          <w:sz w:val="20"/>
+        </w:rPr>
+        <w:t xml:space="preserve">Senior Software Engineer with 10+ years of experience delivering modern web platforms across the </w:t>
+      </w:r>
+      <w:proofErr w:type="spellStart"/>
       <w:r>
         <w:rPr>
           <w:rStyle w:val="Strong"/>
-          <w:rFonts w:ascii="Arial" w:hAnsi="Arial" w:cs="Arial"/>
-          <w:sz w:val="20"/>
-        </w:rPr>
-        <w:t>Backend Engineer</w:t>
-      </w:r>
-      <w:r>
-        <w:rPr>
-          <w:rFonts w:ascii="Arial" w:hAnsi="Arial" w:cs="Arial"/>
-          <w:sz w:val="20"/>
-        </w:rPr>
-        <w:t xml:space="preserve"> with ~10 y</w:t>
-      </w:r>
-      <w:bookmarkStart w:id="0" w:name="_GoBack"/>
-      <w:bookmarkEnd w:id="0"/>
-      <w:r>
-        <w:rPr>
-          <w:rFonts w:ascii="Arial" w:hAnsi="Arial" w:cs="Arial"/>
-          <w:sz w:val="20"/>
-        </w:rPr>
-        <w:t xml:space="preserve">ears of experience building </w:t>
-      </w:r>
+          <w:sz w:val="20"/>
+        </w:rPr>
+        <w:t>SaaS</w:t>
+      </w:r>
+      <w:proofErr w:type="spellEnd"/>
       <w:r>
         <w:rPr>
           <w:rStyle w:val="Strong"/>
-          <w:rFonts w:ascii="Arial" w:hAnsi="Arial" w:cs="Arial"/>
-          <w:sz w:val="20"/>
-        </w:rPr>
-        <w:t>PHP</w:t>
-      </w:r>
-      <w:r>
-        <w:rPr>
-          <w:rFonts w:ascii="Arial" w:hAnsi="Arial" w:cs="Arial"/>
-          <w:sz w:val="20"/>
-        </w:rPr>
-        <w:t xml:space="preserve"> services and API platforms on </w:t>
+          <w:sz w:val="20"/>
+        </w:rPr>
+        <w:t>, digital products, enterprise software, and customer-facing platform engineering</w:t>
+      </w:r>
+      <w:r>
+        <w:rPr>
+          <w:sz w:val="20"/>
+        </w:rPr>
+        <w:t xml:space="preserve"> industries, with deep specialization in </w:t>
       </w:r>
       <w:r>
         <w:rPr>
           <w:rStyle w:val="Strong"/>
-          <w:rFonts w:ascii="Arial" w:hAnsi="Arial" w:cs="Arial"/>
-          <w:sz w:val="20"/>
-        </w:rPr>
-        <w:t>AWS-first</w:t>
-      </w:r>
-      <w:r>
-        <w:rPr>
-          <w:rFonts w:ascii="Arial" w:hAnsi="Arial" w:cs="Arial"/>
-          <w:sz w:val="20"/>
-        </w:rPr>
-        <w:t xml:space="preserve"> architectures, with proven delivery across </w:t>
+          <w:sz w:val="20"/>
+        </w:rPr>
+        <w:t>PHP 5.6–8.3</w:t>
+      </w:r>
+      <w:r>
+        <w:rPr>
+          <w:sz w:val="20"/>
+        </w:rPr>
+        <w:t xml:space="preserve">, </w:t>
       </w:r>
       <w:proofErr w:type="spellStart"/>
       <w:r>
         <w:rPr>
           <w:rStyle w:val="Strong"/>
-          <w:rFonts w:ascii="Arial" w:hAnsi="Arial" w:cs="Arial"/>
-          <w:sz w:val="20"/>
-        </w:rPr>
-        <w:t>microservices</w:t>
+          <w:sz w:val="20"/>
+        </w:rPr>
+        <w:t>Laravel</w:t>
       </w:r>
       <w:proofErr w:type="spellEnd"/>
       <w:r>
         <w:rPr>
-          <w:rFonts w:ascii="Arial" w:hAnsi="Arial" w:cs="Arial"/>
+          <w:rStyle w:val="Strong"/>
+          <w:sz w:val="20"/>
+        </w:rPr>
+        <w:t xml:space="preserve"> 5–10</w:t>
+      </w:r>
+      <w:r>
+        <w:rPr>
           <w:sz w:val="20"/>
         </w:rPr>
         <w:t xml:space="preserve">, </w:t>
@@ -259,290 +293,55 @@
       <w:r>
         <w:rPr>
           <w:rStyle w:val="Strong"/>
-          <w:rFonts w:ascii="Arial" w:hAnsi="Arial" w:cs="Arial"/>
-          <w:sz w:val="20"/>
-        </w:rPr>
-        <w:t>event-driven</w:t>
-      </w:r>
-      <w:r>
-        <w:rPr>
-          <w:rFonts w:ascii="Arial" w:hAnsi="Arial" w:cs="Arial"/>
-          <w:sz w:val="20"/>
-        </w:rPr>
-        <w:t xml:space="preserve"> workflows, and </w:t>
+          <w:sz w:val="20"/>
+        </w:rPr>
+        <w:t>React 15–18</w:t>
+      </w:r>
+      <w:r>
+        <w:rPr>
+          <w:sz w:val="20"/>
+        </w:rPr>
+        <w:t xml:space="preserve">, scalable API design, frontend modernization, and cloud-based application delivery. Strong history of improving release reliability, resolving production defects, reducing response time by </w:t>
       </w:r>
       <w:r>
         <w:rPr>
           <w:rStyle w:val="Strong"/>
-          <w:rFonts w:ascii="Arial" w:hAnsi="Arial" w:cs="Arial"/>
-          <w:sz w:val="20"/>
-        </w:rPr>
-        <w:t>secure</w:t>
-      </w:r>
-      <w:r>
-        <w:rPr>
-          <w:rFonts w:ascii="Arial" w:hAnsi="Arial" w:cs="Arial"/>
-          <w:sz w:val="20"/>
-        </w:rPr>
-        <w:t xml:space="preserve"> enterprise integrations. Strong background in </w:t>
-      </w:r>
-      <w:proofErr w:type="spellStart"/>
+          <w:sz w:val="20"/>
+        </w:rPr>
+        <w:t>32%</w:t>
+      </w:r>
+      <w:r>
+        <w:rPr>
+          <w:sz w:val="20"/>
+        </w:rPr>
+        <w:t xml:space="preserve">, increasing feature delivery speed by </w:t>
+      </w:r>
       <w:r>
         <w:rPr>
           <w:rStyle w:val="Strong"/>
-          <w:rFonts w:ascii="Arial" w:hAnsi="Arial" w:cs="Arial"/>
-          <w:sz w:val="20"/>
-        </w:rPr>
-        <w:t>PostgreSQL</w:t>
-      </w:r>
-      <w:proofErr w:type="spellEnd"/>
+          <w:sz w:val="20"/>
+        </w:rPr>
+        <w:t>38%</w:t>
+      </w:r>
+      <w:r>
+        <w:rPr>
+          <w:sz w:val="20"/>
+        </w:rPr>
+        <w:t xml:space="preserve">, and leading legacy migration initiatives from server-rendered PHP systems into modular </w:t>
+      </w:r>
       <w:r>
         <w:rPr>
           <w:rStyle w:val="Strong"/>
-          <w:rFonts w:ascii="Arial" w:hAnsi="Arial" w:cs="Arial"/>
-          <w:sz w:val="20"/>
-        </w:rPr>
-        <w:t>/MySQL/SQL Server</w:t>
-      </w:r>
-      <w:r>
-        <w:rPr>
-          <w:rFonts w:ascii="Arial" w:hAnsi="Arial" w:cs="Arial"/>
-          <w:sz w:val="20"/>
-        </w:rPr>
-        <w:t xml:space="preserve"> data modeling, </w:t>
-      </w:r>
-      <w:proofErr w:type="spellStart"/>
-      <w:r>
-        <w:rPr>
-          <w:rStyle w:val="Strong"/>
-          <w:rFonts w:ascii="Arial" w:hAnsi="Arial" w:cs="Arial"/>
-          <w:sz w:val="20"/>
-        </w:rPr>
-        <w:t>Redis</w:t>
-      </w:r>
-      <w:proofErr w:type="spellEnd"/>
-      <w:r>
-        <w:rPr>
-          <w:rFonts w:ascii="Arial" w:hAnsi="Arial" w:cs="Arial"/>
-          <w:sz w:val="20"/>
-        </w:rPr>
-        <w:t xml:space="preserve"> caching, </w:t>
-      </w:r>
-      <w:r>
-        <w:rPr>
-          <w:rStyle w:val="Strong"/>
-          <w:rFonts w:ascii="Arial" w:hAnsi="Arial" w:cs="Arial"/>
-          <w:sz w:val="20"/>
-        </w:rPr>
-        <w:t>Kafka</w:t>
-      </w:r>
-      <w:r>
-        <w:rPr>
-          <w:rFonts w:ascii="Arial" w:hAnsi="Arial" w:cs="Arial"/>
-          <w:sz w:val="20"/>
-        </w:rPr>
-        <w:t xml:space="preserve"> and </w:t>
-      </w:r>
-      <w:r>
-        <w:rPr>
-          <w:rStyle w:val="Strong"/>
-          <w:rFonts w:ascii="Arial" w:hAnsi="Arial" w:cs="Arial"/>
-          <w:sz w:val="20"/>
-        </w:rPr>
-        <w:t>AWS SQS/SNS</w:t>
-      </w:r>
-      <w:r>
-        <w:rPr>
-          <w:rFonts w:ascii="Arial" w:hAnsi="Arial" w:cs="Arial"/>
-          <w:sz w:val="20"/>
-        </w:rPr>
-        <w:t xml:space="preserve"> pipelines, and </w:t>
-      </w:r>
-      <w:r>
-        <w:rPr>
-          <w:rStyle w:val="Strong"/>
-          <w:rFonts w:ascii="Arial" w:hAnsi="Arial" w:cs="Arial"/>
-          <w:sz w:val="20"/>
-        </w:rPr>
-        <w:t>search</w:t>
-      </w:r>
-      <w:r>
-        <w:rPr>
-          <w:rFonts w:ascii="Arial" w:hAnsi="Arial" w:cs="Arial"/>
-          <w:sz w:val="20"/>
-        </w:rPr>
-        <w:t xml:space="preserve"> stacks using </w:t>
-      </w:r>
-      <w:proofErr w:type="spellStart"/>
-      <w:r>
-        <w:rPr>
-          <w:rStyle w:val="Strong"/>
-          <w:rFonts w:ascii="Arial" w:hAnsi="Arial" w:cs="Arial"/>
-          <w:sz w:val="20"/>
-        </w:rPr>
-        <w:t>Elasticsearch</w:t>
-      </w:r>
-      <w:proofErr w:type="spellEnd"/>
-      <w:r>
-        <w:rPr>
-          <w:rStyle w:val="Strong"/>
-          <w:rFonts w:ascii="Arial" w:hAnsi="Arial" w:cs="Arial"/>
-          <w:sz w:val="20"/>
-        </w:rPr>
-        <w:t>/OpenSearch</w:t>
-      </w:r>
-      <w:r>
-        <w:rPr>
-          <w:rFonts w:ascii="Arial" w:hAnsi="Arial" w:cs="Arial"/>
-          <w:sz w:val="20"/>
-        </w:rPr>
-        <w:t xml:space="preserve">. </w:t>
-      </w:r>
-      <w:proofErr w:type="gramStart"/>
-      <w:r>
-        <w:rPr>
-          <w:rFonts w:ascii="Arial" w:hAnsi="Arial" w:cs="Arial"/>
-          <w:sz w:val="20"/>
-        </w:rPr>
-        <w:t xml:space="preserve">Known for improving operability with </w:t>
-      </w:r>
-      <w:proofErr w:type="spellStart"/>
-      <w:r>
-        <w:rPr>
-          <w:rStyle w:val="Strong"/>
-          <w:rFonts w:ascii="Arial" w:hAnsi="Arial" w:cs="Arial"/>
-          <w:sz w:val="20"/>
-        </w:rPr>
-        <w:t>OpenTelemetry</w:t>
-      </w:r>
-      <w:proofErr w:type="spellEnd"/>
-      <w:r>
-        <w:rPr>
-          <w:rFonts w:ascii="Arial" w:hAnsi="Arial" w:cs="Arial"/>
-          <w:sz w:val="20"/>
-        </w:rPr>
-        <w:t xml:space="preserve">, </w:t>
-      </w:r>
-      <w:proofErr w:type="spellStart"/>
-      <w:r>
-        <w:rPr>
-          <w:rStyle w:val="Strong"/>
-          <w:rFonts w:ascii="Arial" w:hAnsi="Arial" w:cs="Arial"/>
-          <w:sz w:val="20"/>
-        </w:rPr>
-        <w:t>Datadog</w:t>
-      </w:r>
-      <w:proofErr w:type="spellEnd"/>
-      <w:r>
-        <w:rPr>
-          <w:rFonts w:ascii="Arial" w:hAnsi="Arial" w:cs="Arial"/>
-          <w:sz w:val="20"/>
-        </w:rPr>
-        <w:t xml:space="preserve">, </w:t>
-      </w:r>
-      <w:r>
-        <w:rPr>
-          <w:rStyle w:val="Strong"/>
-          <w:rFonts w:ascii="Arial" w:hAnsi="Arial" w:cs="Arial"/>
-          <w:sz w:val="20"/>
-        </w:rPr>
-        <w:t>Prometheus/</w:t>
-      </w:r>
-      <w:proofErr w:type="spellStart"/>
-      <w:r>
-        <w:rPr>
-          <w:rStyle w:val="Strong"/>
-          <w:rFonts w:ascii="Arial" w:hAnsi="Arial" w:cs="Arial"/>
-          <w:sz w:val="20"/>
-        </w:rPr>
-        <w:t>Grafana</w:t>
-      </w:r>
-      <w:proofErr w:type="spellEnd"/>
-      <w:r>
-        <w:rPr>
-          <w:rFonts w:ascii="Arial" w:hAnsi="Arial" w:cs="Arial"/>
-          <w:sz w:val="20"/>
-        </w:rPr>
-        <w:t xml:space="preserve">, and </w:t>
-      </w:r>
-      <w:proofErr w:type="spellStart"/>
-      <w:r>
-        <w:rPr>
-          <w:rStyle w:val="Strong"/>
-          <w:rFonts w:ascii="Arial" w:hAnsi="Arial" w:cs="Arial"/>
-          <w:sz w:val="20"/>
-        </w:rPr>
-        <w:t>CloudWatch</w:t>
-      </w:r>
-      <w:proofErr w:type="spellEnd"/>
-      <w:r>
-        <w:rPr>
-          <w:rFonts w:ascii="Arial" w:hAnsi="Arial" w:cs="Arial"/>
-          <w:sz w:val="20"/>
-        </w:rPr>
-        <w:t xml:space="preserve">, while enforcing </w:t>
-      </w:r>
-      <w:r>
-        <w:rPr>
-          <w:rStyle w:val="Strong"/>
-          <w:rFonts w:ascii="Arial" w:hAnsi="Arial" w:cs="Arial"/>
-          <w:sz w:val="20"/>
-        </w:rPr>
-        <w:t>OAuth2/OIDC</w:t>
-      </w:r>
-      <w:r>
-        <w:rPr>
-          <w:rFonts w:ascii="Arial" w:hAnsi="Arial" w:cs="Arial"/>
-          <w:sz w:val="20"/>
-        </w:rPr>
-        <w:t xml:space="preserve">, </w:t>
-      </w:r>
-      <w:r>
-        <w:rPr>
-          <w:rStyle w:val="Strong"/>
-          <w:rFonts w:ascii="Arial" w:hAnsi="Arial" w:cs="Arial"/>
-          <w:sz w:val="20"/>
-        </w:rPr>
-        <w:t>JWT</w:t>
-      </w:r>
-      <w:r>
-        <w:rPr>
-          <w:rFonts w:ascii="Arial" w:hAnsi="Arial" w:cs="Arial"/>
-          <w:sz w:val="20"/>
-        </w:rPr>
-        <w:t xml:space="preserve">, </w:t>
-      </w:r>
-      <w:r>
-        <w:rPr>
-          <w:rStyle w:val="Strong"/>
-          <w:rFonts w:ascii="Arial" w:hAnsi="Arial" w:cs="Arial"/>
-          <w:sz w:val="20"/>
-        </w:rPr>
-        <w:t>RBAC/ABAC</w:t>
-      </w:r>
-      <w:r>
-        <w:rPr>
-          <w:rFonts w:ascii="Arial" w:hAnsi="Arial" w:cs="Arial"/>
-          <w:sz w:val="20"/>
-        </w:rPr>
-        <w:t xml:space="preserve">, and </w:t>
-      </w:r>
-      <w:r>
-        <w:rPr>
-          <w:rStyle w:val="Strong"/>
-          <w:rFonts w:ascii="Arial" w:hAnsi="Arial" w:cs="Arial"/>
-          <w:sz w:val="20"/>
-        </w:rPr>
-        <w:t>audit logging</w:t>
-      </w:r>
-      <w:r>
-        <w:rPr>
-          <w:rFonts w:ascii="Arial" w:hAnsi="Arial" w:cs="Arial"/>
-          <w:sz w:val="20"/>
-        </w:rPr>
-        <w:t xml:space="preserve"> as default platform standards.</w:t>
-      </w:r>
-      <w:proofErr w:type="gramEnd"/>
+          <w:sz w:val="20"/>
+        </w:rPr>
+        <w:t>React</w:t>
+      </w:r>
+      <w:r>
+        <w:rPr>
+          <w:sz w:val="20"/>
+        </w:rPr>
+        <w:t xml:space="preserve"> and service-oriented platforms while maintaining secure, maintainable, and high-performing products.</w:t>
+      </w:r>
     </w:p>
     <w:p>
       <w:pPr>
@@ -567,75 +366,94 @@
         <w:pStyle w:val="NormalWeb"/>
         <w:numPr>
           <w:ilvl w:val="0"/>
-          <w:numId w:val="1"/>
+          <w:numId w:val="44"/>
         </w:numPr>
         <w:jc w:val="both"/>
         <w:rPr>
-          <w:rFonts w:ascii="Arial" w:hAnsi="Arial" w:cs="Arial"/>
-          <w:sz w:val="12"/>
+          <w:sz w:val="20"/>
         </w:rPr>
       </w:pPr>
       <w:r>
         <w:rPr>
           <w:rStyle w:val="Strong"/>
-          <w:rFonts w:ascii="Arial" w:hAnsi="Arial" w:cs="Arial"/>
-          <w:sz w:val="18"/>
-        </w:rPr>
-        <w:t>Frontend</w:t>
-      </w:r>
-      <w:r>
-        <w:rPr>
-          <w:rFonts w:ascii="Arial" w:hAnsi="Arial" w:cs="Arial"/>
-          <w:sz w:val="18"/>
-        </w:rPr>
-        <w:t xml:space="preserve"> — </w:t>
+          <w:sz w:val="20"/>
+        </w:rPr>
+        <w:t>Frontend:</w:t>
+      </w:r>
+      <w:r>
+        <w:rPr>
+          <w:sz w:val="20"/>
+        </w:rPr>
+        <w:t xml:space="preserve"> </w:t>
       </w:r>
       <w:r>
         <w:rPr>
           <w:rStyle w:val="Strong"/>
-          <w:rFonts w:ascii="Arial" w:hAnsi="Arial" w:cs="Arial"/>
-          <w:sz w:val="18"/>
-        </w:rPr>
-        <w:t>React</w:t>
-      </w:r>
-      <w:r>
-        <w:rPr>
-          <w:rFonts w:ascii="Arial" w:hAnsi="Arial" w:cs="Arial"/>
-          <w:sz w:val="18"/>
+          <w:sz w:val="20"/>
+        </w:rPr>
+        <w:t>React 15–18</w:t>
+      </w:r>
+      <w:r>
+        <w:rPr>
+          <w:sz w:val="20"/>
+        </w:rPr>
+        <w:t xml:space="preserve">, JavaScript, </w:t>
+      </w:r>
+      <w:proofErr w:type="spellStart"/>
+      <w:r>
+        <w:rPr>
+          <w:sz w:val="20"/>
+        </w:rPr>
+        <w:t>TypeScript</w:t>
+      </w:r>
+      <w:proofErr w:type="spellEnd"/>
+      <w:r>
+        <w:rPr>
+          <w:sz w:val="20"/>
         </w:rPr>
         <w:t xml:space="preserve">, </w:t>
       </w:r>
       <w:proofErr w:type="spellStart"/>
       <w:r>
         <w:rPr>
-          <w:rStyle w:val="Strong"/>
-          <w:rFonts w:ascii="Arial" w:hAnsi="Arial" w:cs="Arial"/>
-          <w:sz w:val="18"/>
-        </w:rPr>
-        <w:t>TypeScript</w:t>
+          <w:sz w:val="20"/>
+        </w:rPr>
+        <w:t>Redux</w:t>
       </w:r>
       <w:proofErr w:type="spellEnd"/>
       <w:r>
         <w:rPr>
-          <w:rFonts w:ascii="Arial" w:hAnsi="Arial" w:cs="Arial"/>
-          <w:sz w:val="18"/>
+          <w:sz w:val="20"/>
+        </w:rPr>
+        <w:t xml:space="preserve">, Context API, HTML5, CSS3, Sass, Bootstrap, Tailwind CSS, Responsive UI, Component Architecture, SPA Development, </w:t>
+      </w:r>
+      <w:proofErr w:type="spellStart"/>
+      <w:r>
+        <w:rPr>
+          <w:sz w:val="20"/>
+        </w:rPr>
+        <w:t>Webpack</w:t>
+      </w:r>
+      <w:proofErr w:type="spellEnd"/>
+      <w:r>
+        <w:rPr>
+          <w:sz w:val="20"/>
         </w:rPr>
         <w:t xml:space="preserve">, </w:t>
       </w:r>
-      <w:r>
-        <w:rPr>
-          <w:rStyle w:val="Strong"/>
-          <w:rFonts w:ascii="Arial" w:hAnsi="Arial" w:cs="Arial"/>
-          <w:sz w:val="18"/>
-        </w:rPr>
-        <w:t>Next.js</w:t>
-      </w:r>
-      <w:r>
-        <w:rPr>
-          <w:rFonts w:ascii="Arial" w:hAnsi="Arial" w:cs="Arial"/>
-          <w:sz w:val="18"/>
-        </w:rPr>
-        <w:t>, component-driven UI, forms &amp; validation, state management, performance profiling, accessibility-minded UI patterns</w:t>
+      <w:proofErr w:type="spellStart"/>
+      <w:r>
+        <w:rPr>
+          <w:sz w:val="20"/>
+        </w:rPr>
+        <w:t>Vite</w:t>
+      </w:r>
+      <w:proofErr w:type="spellEnd"/>
+      <w:r>
+        <w:rPr>
+          <w:sz w:val="20"/>
+        </w:rPr>
+        <w:t>, Jest, React Testing Library</w:t>
       </w:r>
     </w:p>
     <w:p>
@@ -643,41 +461,36 @@
         <w:pStyle w:val="NormalWeb"/>
         <w:numPr>
           <w:ilvl w:val="0"/>
-          <w:numId w:val="1"/>
+          <w:numId w:val="44"/>
         </w:numPr>
         <w:jc w:val="both"/>
         <w:rPr>
-          <w:rFonts w:ascii="Arial" w:hAnsi="Arial" w:cs="Arial"/>
-          <w:sz w:val="12"/>
+          <w:sz w:val="20"/>
         </w:rPr>
       </w:pPr>
       <w:r>
         <w:rPr>
           <w:rStyle w:val="Strong"/>
-          <w:rFonts w:ascii="Arial" w:hAnsi="Arial" w:cs="Arial"/>
-          <w:sz w:val="18"/>
-        </w:rPr>
-        <w:t>Backend &amp; APIs</w:t>
-      </w:r>
-      <w:r>
-        <w:rPr>
-          <w:rFonts w:ascii="Arial" w:hAnsi="Arial" w:cs="Arial"/>
-          <w:sz w:val="18"/>
-        </w:rPr>
-        <w:t xml:space="preserve"> — </w:t>
+          <w:sz w:val="20"/>
+        </w:rPr>
+        <w:t>Backend &amp; APIs:</w:t>
+      </w:r>
+      <w:r>
+        <w:rPr>
+          <w:sz w:val="20"/>
+        </w:rPr>
+        <w:t xml:space="preserve"> </w:t>
       </w:r>
       <w:r>
         <w:rPr>
           <w:rStyle w:val="Strong"/>
-          <w:rFonts w:ascii="Arial" w:hAnsi="Arial" w:cs="Arial"/>
-          <w:sz w:val="18"/>
-        </w:rPr>
-        <w:t>PHP</w:t>
-      </w:r>
-      <w:r>
-        <w:rPr>
-          <w:rFonts w:ascii="Arial" w:hAnsi="Arial" w:cs="Arial"/>
-          <w:sz w:val="18"/>
+          <w:sz w:val="20"/>
+        </w:rPr>
+        <w:t>PHP 5.6–8.3</w:t>
+      </w:r>
+      <w:r>
+        <w:rPr>
+          <w:sz w:val="20"/>
         </w:rPr>
         <w:t xml:space="preserve">, </w:t>
       </w:r>
@@ -685,99 +498,51 @@
       <w:r>
         <w:rPr>
           <w:rStyle w:val="Strong"/>
-          <w:rFonts w:ascii="Arial" w:hAnsi="Arial" w:cs="Arial"/>
-          <w:sz w:val="18"/>
+          <w:sz w:val="20"/>
         </w:rPr>
         <w:t>Laravel</w:t>
       </w:r>
       <w:proofErr w:type="spellEnd"/>
       <w:r>
         <w:rPr>
-          <w:rFonts w:ascii="Arial" w:hAnsi="Arial" w:cs="Arial"/>
-          <w:sz w:val="18"/>
+          <w:rStyle w:val="Strong"/>
+          <w:sz w:val="20"/>
+        </w:rPr>
+        <w:t xml:space="preserve"> 5–10</w:t>
+      </w:r>
+      <w:r>
+        <w:rPr>
+          <w:sz w:val="20"/>
         </w:rPr>
         <w:t xml:space="preserve">, </w:t>
       </w:r>
       <w:proofErr w:type="spellStart"/>
       <w:r>
         <w:rPr>
-          <w:rStyle w:val="Strong"/>
-          <w:rFonts w:ascii="Arial" w:hAnsi="Arial" w:cs="Arial"/>
-          <w:sz w:val="18"/>
+          <w:sz w:val="20"/>
         </w:rPr>
         <w:t>Symfony</w:t>
       </w:r>
       <w:proofErr w:type="spellEnd"/>
       <w:r>
         <w:rPr>
-          <w:rFonts w:ascii="Arial" w:hAnsi="Arial" w:cs="Arial"/>
-          <w:sz w:val="18"/>
-        </w:rPr>
-        <w:t xml:space="preserve">, REST APIs, </w:t>
+          <w:sz w:val="20"/>
+        </w:rPr>
+        <w:t xml:space="preserve">, </w:t>
       </w:r>
       <w:proofErr w:type="spellStart"/>
       <w:r>
         <w:rPr>
-          <w:rFonts w:ascii="Arial" w:hAnsi="Arial" w:cs="Arial"/>
-          <w:sz w:val="18"/>
-        </w:rPr>
-        <w:t>GraphQL</w:t>
+          <w:sz w:val="20"/>
+        </w:rPr>
+        <w:t>CodeIgniter</w:t>
       </w:r>
       <w:proofErr w:type="spellEnd"/>
       <w:r>
         <w:rPr>
-          <w:rFonts w:ascii="Arial" w:hAnsi="Arial" w:cs="Arial"/>
-          <w:sz w:val="18"/>
-        </w:rPr>
-        <w:t xml:space="preserve">, API gateway/BFF patterns, </w:t>
-      </w:r>
-      <w:proofErr w:type="spellStart"/>
-      <w:r>
-        <w:rPr>
-          <w:rFonts w:ascii="Arial" w:hAnsi="Arial" w:cs="Arial"/>
-          <w:sz w:val="18"/>
-        </w:rPr>
-        <w:t>microservices</w:t>
-      </w:r>
-      <w:proofErr w:type="spellEnd"/>
-      <w:r>
-        <w:rPr>
-          <w:rFonts w:ascii="Arial" w:hAnsi="Arial" w:cs="Arial"/>
-          <w:sz w:val="18"/>
-        </w:rPr>
-        <w:t xml:space="preserve">, event-driven architecture, background jobs, </w:t>
-      </w:r>
-      <w:proofErr w:type="spellStart"/>
-      <w:r>
-        <w:rPr>
-          <w:rFonts w:ascii="Arial" w:hAnsi="Arial" w:cs="Arial"/>
-          <w:sz w:val="18"/>
-        </w:rPr>
-        <w:t>WebSockets</w:t>
-      </w:r>
-      <w:proofErr w:type="spellEnd"/>
-      <w:r>
-        <w:rPr>
-          <w:rFonts w:ascii="Arial" w:hAnsi="Arial" w:cs="Arial"/>
-          <w:sz w:val="18"/>
-        </w:rPr>
-        <w:t xml:space="preserve">, </w:t>
-      </w:r>
-      <w:proofErr w:type="spellStart"/>
-      <w:r>
-        <w:rPr>
-          <w:rFonts w:ascii="Arial" w:hAnsi="Arial" w:cs="Arial"/>
-          <w:sz w:val="18"/>
-        </w:rPr>
-        <w:t>idempotency</w:t>
-      </w:r>
-      <w:proofErr w:type="spellEnd"/>
-      <w:r>
-        <w:rPr>
-          <w:rFonts w:ascii="Arial" w:hAnsi="Arial" w:cs="Arial"/>
-          <w:sz w:val="18"/>
-        </w:rPr>
-        <w:t>, rate limiting, OWASP-aligned secure coding</w:t>
+          <w:sz w:val="20"/>
+        </w:rPr>
+        <w:t>, REST API Development, MVC Architecture, Authentication, Authorization, Session Management, API Integration, Monolith Refactoring, Backend Performance Optimization</w:t>
       </w:r>
     </w:p>
     <w:p>
@@ -785,273 +550,79 @@
         <w:pStyle w:val="NormalWeb"/>
         <w:numPr>
           <w:ilvl w:val="0"/>
-          <w:numId w:val="1"/>
+          <w:numId w:val="44"/>
         </w:numPr>
         <w:jc w:val="both"/>
         <w:rPr>
-          <w:rFonts w:ascii="Arial" w:hAnsi="Arial" w:cs="Arial"/>
-          <w:sz w:val="12"/>
+          <w:sz w:val="20"/>
         </w:rPr>
       </w:pPr>
       <w:r>
         <w:rPr>
           <w:rStyle w:val="Strong"/>
-          <w:rFonts w:ascii="Arial" w:hAnsi="Arial" w:cs="Arial"/>
-          <w:sz w:val="18"/>
-        </w:rPr>
-        <w:t>Data, Messaging &amp; Search</w:t>
-      </w:r>
-      <w:r>
-        <w:rPr>
-          <w:rFonts w:ascii="Arial" w:hAnsi="Arial" w:cs="Arial"/>
-          <w:sz w:val="18"/>
-        </w:rPr>
-        <w:t xml:space="preserve"> — Relational: </w:t>
+          <w:sz w:val="20"/>
+        </w:rPr>
+        <w:t>Data &amp; Messaging:</w:t>
+      </w:r>
+      <w:r>
+        <w:rPr>
+          <w:sz w:val="20"/>
+        </w:rPr>
+        <w:t xml:space="preserve"> MySQL, </w:t>
       </w:r>
       <w:proofErr w:type="spellStart"/>
       <w:r>
         <w:rPr>
-          <w:rStyle w:val="Strong"/>
-          <w:rFonts w:ascii="Arial" w:hAnsi="Arial" w:cs="Arial"/>
-          <w:sz w:val="18"/>
+          <w:sz w:val="20"/>
         </w:rPr>
         <w:t>PostgreSQL</w:t>
       </w:r>
       <w:proofErr w:type="spellEnd"/>
       <w:r>
         <w:rPr>
-          <w:rFonts w:ascii="Arial" w:hAnsi="Arial" w:cs="Arial"/>
-          <w:sz w:val="18"/>
+          <w:sz w:val="20"/>
         </w:rPr>
         <w:t xml:space="preserve">, </w:t>
       </w:r>
-      <w:r>
-        <w:rPr>
-          <w:rStyle w:val="Strong"/>
-          <w:rFonts w:ascii="Arial" w:hAnsi="Arial" w:cs="Arial"/>
-          <w:sz w:val="18"/>
-        </w:rPr>
-        <w:t>MySQL</w:t>
-      </w:r>
-      <w:r>
-        <w:rPr>
-          <w:rFonts w:ascii="Arial" w:hAnsi="Arial" w:cs="Arial"/>
-          <w:sz w:val="18"/>
-        </w:rPr>
-        <w:t xml:space="preserve">, </w:t>
-      </w:r>
-      <w:r>
-        <w:rPr>
-          <w:rStyle w:val="Strong"/>
-          <w:rFonts w:ascii="Arial" w:hAnsi="Arial" w:cs="Arial"/>
-          <w:sz w:val="18"/>
-        </w:rPr>
-        <w:t>SQL Server</w:t>
-      </w:r>
-      <w:r>
-        <w:rPr>
-          <w:rFonts w:ascii="Arial" w:hAnsi="Arial" w:cs="Arial"/>
-          <w:sz w:val="18"/>
-        </w:rPr>
-        <w:t xml:space="preserve">, </w:t>
-      </w:r>
       <w:proofErr w:type="spellStart"/>
       <w:r>
         <w:rPr>
-          <w:rFonts w:ascii="Arial" w:hAnsi="Arial" w:cs="Arial"/>
-          <w:sz w:val="18"/>
-        </w:rPr>
-        <w:t>NoSQL</w:t>
+          <w:sz w:val="20"/>
+        </w:rPr>
+        <w:t>Redis</w:t>
       </w:r>
       <w:proofErr w:type="spellEnd"/>
       <w:r>
         <w:rPr>
-          <w:rFonts w:ascii="Arial" w:hAnsi="Arial" w:cs="Arial"/>
-          <w:sz w:val="18"/>
-        </w:rPr>
-        <w:t xml:space="preserve">: </w:t>
+          <w:sz w:val="20"/>
+        </w:rPr>
+        <w:t xml:space="preserve">, SQL Query Optimization, Caching, Background Jobs, Queues, </w:t>
       </w:r>
       <w:proofErr w:type="spellStart"/>
       <w:r>
         <w:rPr>
-          <w:rStyle w:val="Strong"/>
-          <w:rFonts w:ascii="Arial" w:hAnsi="Arial" w:cs="Arial"/>
-          <w:sz w:val="18"/>
-        </w:rPr>
-        <w:t>Redis</w:t>
+          <w:sz w:val="20"/>
+        </w:rPr>
+        <w:t>Elasticsearch</w:t>
       </w:r>
       <w:proofErr w:type="spellEnd"/>
-      <w:r>
-        <w:rPr>
-          <w:rFonts w:ascii="Arial" w:hAnsi="Arial" w:cs="Arial"/>
-          <w:sz w:val="18"/>
-        </w:rPr>
-        <w:t xml:space="preserve">, </w:t>
-      </w:r>
-      <w:proofErr w:type="spellStart"/>
-      <w:r>
-        <w:rPr>
-          <w:rStyle w:val="Strong"/>
-          <w:rFonts w:ascii="Arial" w:hAnsi="Arial" w:cs="Arial"/>
-          <w:sz w:val="18"/>
-        </w:rPr>
-        <w:t>MongoDB</w:t>
-      </w:r>
-      <w:proofErr w:type="spellEnd"/>
-      <w:r>
-        <w:rPr>
-          <w:rFonts w:ascii="Arial" w:hAnsi="Arial" w:cs="Arial"/>
-          <w:sz w:val="18"/>
-        </w:rPr>
-        <w:t xml:space="preserve">, </w:t>
-      </w:r>
-      <w:proofErr w:type="spellStart"/>
-      <w:r>
-        <w:rPr>
-          <w:rStyle w:val="Strong"/>
-          <w:rFonts w:ascii="Arial" w:hAnsi="Arial" w:cs="Arial"/>
-          <w:sz w:val="18"/>
-        </w:rPr>
-        <w:t>DynamoDB</w:t>
-      </w:r>
-      <w:proofErr w:type="spellEnd"/>
-      <w:r>
-        <w:rPr>
-          <w:rFonts w:ascii="Arial" w:hAnsi="Arial" w:cs="Arial"/>
-          <w:sz w:val="18"/>
-        </w:rPr>
-        <w:t xml:space="preserve">, Queues/streams: </w:t>
-      </w:r>
-      <w:r>
-        <w:rPr>
-          <w:rStyle w:val="Strong"/>
-          <w:rFonts w:ascii="Arial" w:hAnsi="Arial" w:cs="Arial"/>
-          <w:sz w:val="18"/>
-        </w:rPr>
-        <w:t>AWS SQS/SNS</w:t>
-      </w:r>
-      <w:r>
-        <w:rPr>
-          <w:rFonts w:ascii="Arial" w:hAnsi="Arial" w:cs="Arial"/>
-          <w:sz w:val="18"/>
-        </w:rPr>
-        <w:t xml:space="preserve">, </w:t>
-      </w:r>
-      <w:r>
-        <w:rPr>
-          <w:rStyle w:val="Strong"/>
-          <w:rFonts w:ascii="Arial" w:hAnsi="Arial" w:cs="Arial"/>
-          <w:sz w:val="18"/>
-        </w:rPr>
-        <w:t>Kafka</w:t>
-      </w:r>
-      <w:r>
-        <w:rPr>
-          <w:rFonts w:ascii="Arial" w:hAnsi="Arial" w:cs="Arial"/>
-          <w:sz w:val="18"/>
-        </w:rPr>
-        <w:t xml:space="preserve">, </w:t>
-      </w:r>
-      <w:proofErr w:type="spellStart"/>
-      <w:r>
-        <w:rPr>
-          <w:rStyle w:val="Strong"/>
-          <w:rFonts w:ascii="Arial" w:hAnsi="Arial" w:cs="Arial"/>
-          <w:sz w:val="18"/>
-        </w:rPr>
-        <w:t>RabbitMQ</w:t>
-      </w:r>
-      <w:proofErr w:type="spellEnd"/>
-      <w:r>
-        <w:rPr>
-          <w:rFonts w:ascii="Arial" w:hAnsi="Arial" w:cs="Arial"/>
-          <w:sz w:val="18"/>
-        </w:rPr>
-        <w:t xml:space="preserve">, Search: </w:t>
-      </w:r>
-      <w:proofErr w:type="spellStart"/>
-      <w:r>
-        <w:rPr>
-          <w:rStyle w:val="Strong"/>
-          <w:rFonts w:ascii="Arial" w:hAnsi="Arial" w:cs="Arial"/>
-          <w:sz w:val="18"/>
-        </w:rPr>
-        <w:t>Elasticsearch</w:t>
-      </w:r>
-      <w:proofErr w:type="spellEnd"/>
-      <w:r>
-        <w:rPr>
-          <w:rFonts w:ascii="Arial" w:hAnsi="Arial" w:cs="Arial"/>
-          <w:sz w:val="18"/>
-        </w:rPr>
-        <w:t xml:space="preserve">, </w:t>
-      </w:r>
-      <w:r>
-        <w:rPr>
-          <w:rStyle w:val="Strong"/>
-          <w:rFonts w:ascii="Arial" w:hAnsi="Arial" w:cs="Arial"/>
-          <w:sz w:val="18"/>
-        </w:rPr>
-        <w:t>OpenSearch</w:t>
-      </w:r>
-      <w:r>
-        <w:rPr>
-          <w:rFonts w:ascii="Arial" w:hAnsi="Arial" w:cs="Arial"/>
-          <w:sz w:val="18"/>
-        </w:rPr>
-        <w:t xml:space="preserve">, Analytics: </w:t>
-      </w:r>
-      <w:r>
-        <w:rPr>
-          <w:rStyle w:val="Strong"/>
-          <w:rFonts w:ascii="Arial" w:hAnsi="Arial" w:cs="Arial"/>
-          <w:sz w:val="18"/>
-        </w:rPr>
-        <w:t>Redshift</w:t>
-      </w:r>
-      <w:r>
-        <w:rPr>
-          <w:rFonts w:ascii="Arial" w:hAnsi="Arial" w:cs="Arial"/>
-          <w:sz w:val="18"/>
-        </w:rPr>
-        <w:t xml:space="preserve">, </w:t>
-      </w:r>
-      <w:proofErr w:type="spellStart"/>
-      <w:r>
-        <w:rPr>
-          <w:rStyle w:val="Strong"/>
-          <w:rFonts w:ascii="Arial" w:hAnsi="Arial" w:cs="Arial"/>
-          <w:sz w:val="18"/>
-        </w:rPr>
-        <w:t>BigQuery</w:t>
-      </w:r>
-      <w:proofErr w:type="spellEnd"/>
-      <w:r>
-        <w:rPr>
-          <w:rFonts w:ascii="Arial" w:hAnsi="Arial" w:cs="Arial"/>
-          <w:sz w:val="18"/>
-        </w:rPr>
-        <w:t xml:space="preserve"> (exposure via event/analytics pipelines)</w:t>
-      </w:r>
     </w:p>
     <w:p>
       <w:pPr>
         <w:pStyle w:val="NormalWeb"/>
         <w:numPr>
           <w:ilvl w:val="0"/>
-          <w:numId w:val="1"/>
+          <w:numId w:val="44"/>
         </w:numPr>
         <w:jc w:val="both"/>
         <w:rPr>
-          <w:rFonts w:ascii="Arial" w:hAnsi="Arial" w:cs="Arial"/>
-          <w:sz w:val="12"/>
+          <w:sz w:val="20"/>
         </w:rPr>
       </w:pPr>
       <w:r>
         <w:rPr>
           <w:rStyle w:val="Strong"/>
-          <w:rFonts w:ascii="Arial" w:hAnsi="Arial" w:cs="Arial"/>
-          <w:sz w:val="18"/>
+          <w:sz w:val="20"/>
         </w:rPr>
         <w:t xml:space="preserve">Cloud &amp; </w:t>
       </w:r>
@@ -1059,669 +630,109 @@
       <w:r>
         <w:rPr>
           <w:rStyle w:val="Strong"/>
-          <w:rFonts w:ascii="Arial" w:hAnsi="Arial" w:cs="Arial"/>
-          <w:sz w:val="18"/>
+          <w:sz w:val="20"/>
         </w:rPr>
         <w:t>DevOps</w:t>
       </w:r>
       <w:proofErr w:type="spellEnd"/>
       <w:r>
         <w:rPr>
-          <w:rFonts w:ascii="Arial" w:hAnsi="Arial" w:cs="Arial"/>
-          <w:sz w:val="18"/>
-        </w:rPr>
-        <w:t xml:space="preserve"> — </w:t>
-      </w:r>
-      <w:r>
-        <w:rPr>
           <w:rStyle w:val="Strong"/>
-          <w:rFonts w:ascii="Arial" w:hAnsi="Arial" w:cs="Arial"/>
-          <w:sz w:val="18"/>
-        </w:rPr>
-        <w:t>AWS (primary)</w:t>
-      </w:r>
-      <w:r>
-        <w:rPr>
-          <w:rFonts w:ascii="Arial" w:hAnsi="Arial" w:cs="Arial"/>
-          <w:sz w:val="18"/>
-        </w:rPr>
-        <w:t xml:space="preserve">: </w:t>
-      </w:r>
-      <w:r>
-        <w:rPr>
-          <w:rStyle w:val="Strong"/>
-          <w:rFonts w:ascii="Arial" w:hAnsi="Arial" w:cs="Arial"/>
-          <w:sz w:val="18"/>
-        </w:rPr>
-        <w:t>EKS</w:t>
-      </w:r>
-      <w:r>
-        <w:rPr>
-          <w:rFonts w:ascii="Arial" w:hAnsi="Arial" w:cs="Arial"/>
-          <w:sz w:val="18"/>
+          <w:sz w:val="20"/>
+        </w:rPr>
+        <w:t>:</w:t>
+      </w:r>
+      <w:r>
+        <w:rPr>
+          <w:sz w:val="20"/>
+        </w:rPr>
+        <w:t xml:space="preserve"> AWS, EC2, S3, RDS, </w:t>
+      </w:r>
+      <w:proofErr w:type="spellStart"/>
+      <w:r>
+        <w:rPr>
+          <w:sz w:val="20"/>
+        </w:rPr>
+        <w:t>CloudFront</w:t>
+      </w:r>
+      <w:proofErr w:type="spellEnd"/>
+      <w:r>
+        <w:rPr>
+          <w:sz w:val="20"/>
+        </w:rPr>
+        <w:t xml:space="preserve">, Route 53, </w:t>
+      </w:r>
+      <w:proofErr w:type="spellStart"/>
+      <w:r>
+        <w:rPr>
+          <w:sz w:val="20"/>
+        </w:rPr>
+        <w:t>Docker</w:t>
+      </w:r>
+      <w:proofErr w:type="spellEnd"/>
+      <w:r>
+        <w:rPr>
+          <w:sz w:val="20"/>
         </w:rPr>
         <w:t xml:space="preserve">, </w:t>
       </w:r>
-      <w:r>
-        <w:rPr>
-          <w:rStyle w:val="Strong"/>
-          <w:rFonts w:ascii="Arial" w:hAnsi="Arial" w:cs="Arial"/>
-          <w:sz w:val="18"/>
-        </w:rPr>
-        <w:t>ECS</w:t>
-      </w:r>
-      <w:r>
-        <w:rPr>
-          <w:rFonts w:ascii="Arial" w:hAnsi="Arial" w:cs="Arial"/>
-          <w:sz w:val="18"/>
-        </w:rPr>
-        <w:t xml:space="preserve">, </w:t>
-      </w:r>
-      <w:r>
-        <w:rPr>
-          <w:rStyle w:val="Strong"/>
-          <w:rFonts w:ascii="Arial" w:hAnsi="Arial" w:cs="Arial"/>
-          <w:sz w:val="18"/>
-        </w:rPr>
-        <w:t>EC2</w:t>
-      </w:r>
-      <w:r>
-        <w:rPr>
-          <w:rFonts w:ascii="Arial" w:hAnsi="Arial" w:cs="Arial"/>
-          <w:sz w:val="18"/>
-        </w:rPr>
-        <w:t xml:space="preserve">, </w:t>
-      </w:r>
-      <w:r>
-        <w:rPr>
-          <w:rStyle w:val="Strong"/>
-          <w:rFonts w:ascii="Arial" w:hAnsi="Arial" w:cs="Arial"/>
-          <w:sz w:val="18"/>
-        </w:rPr>
-        <w:t>Lambda</w:t>
-      </w:r>
-      <w:r>
-        <w:rPr>
-          <w:rFonts w:ascii="Arial" w:hAnsi="Arial" w:cs="Arial"/>
-          <w:sz w:val="18"/>
-        </w:rPr>
-        <w:t xml:space="preserve">, </w:t>
-      </w:r>
-      <w:r>
-        <w:rPr>
-          <w:rStyle w:val="Strong"/>
-          <w:rFonts w:ascii="Arial" w:hAnsi="Arial" w:cs="Arial"/>
-          <w:sz w:val="18"/>
-        </w:rPr>
-        <w:t>API Gateway</w:t>
-      </w:r>
-      <w:r>
-        <w:rPr>
-          <w:rFonts w:ascii="Arial" w:hAnsi="Arial" w:cs="Arial"/>
-          <w:sz w:val="18"/>
-        </w:rPr>
-        <w:t xml:space="preserve">, </w:t>
-      </w:r>
-      <w:r>
-        <w:rPr>
-          <w:rStyle w:val="Strong"/>
-          <w:rFonts w:ascii="Arial" w:hAnsi="Arial" w:cs="Arial"/>
-          <w:sz w:val="18"/>
-        </w:rPr>
-        <w:t>S3</w:t>
-      </w:r>
-      <w:r>
-        <w:rPr>
-          <w:rFonts w:ascii="Arial" w:hAnsi="Arial" w:cs="Arial"/>
-          <w:sz w:val="18"/>
-        </w:rPr>
-        <w:t xml:space="preserve">, </w:t>
-      </w:r>
       <w:proofErr w:type="spellStart"/>
       <w:r>
         <w:rPr>
-          <w:rStyle w:val="Strong"/>
-          <w:rFonts w:ascii="Arial" w:hAnsi="Arial" w:cs="Arial"/>
-          <w:sz w:val="18"/>
-        </w:rPr>
-        <w:t>CloudFront</w:t>
+          <w:sz w:val="20"/>
+        </w:rPr>
+        <w:t>Nginx</w:t>
       </w:r>
       <w:proofErr w:type="spellEnd"/>
       <w:r>
         <w:rPr>
-          <w:rFonts w:ascii="Arial" w:hAnsi="Arial" w:cs="Arial"/>
-          <w:sz w:val="18"/>
-        </w:rPr>
-        <w:t xml:space="preserve">, </w:t>
-      </w:r>
-      <w:r>
-        <w:rPr>
-          <w:rStyle w:val="Strong"/>
-          <w:rFonts w:ascii="Arial" w:hAnsi="Arial" w:cs="Arial"/>
-          <w:sz w:val="18"/>
-        </w:rPr>
-        <w:t>RDS</w:t>
-      </w:r>
-      <w:r>
-        <w:rPr>
-          <w:rFonts w:ascii="Arial" w:hAnsi="Arial" w:cs="Arial"/>
-          <w:sz w:val="18"/>
-        </w:rPr>
-        <w:t xml:space="preserve">, </w:t>
+          <w:sz w:val="20"/>
+        </w:rPr>
+        <w:t xml:space="preserve">, Apache, CI/CD, </w:t>
       </w:r>
       <w:proofErr w:type="spellStart"/>
       <w:r>
         <w:rPr>
-          <w:rStyle w:val="Strong"/>
-          <w:rFonts w:ascii="Arial" w:hAnsi="Arial" w:cs="Arial"/>
-          <w:sz w:val="18"/>
-        </w:rPr>
-        <w:t>DynamoDB</w:t>
+          <w:sz w:val="20"/>
+        </w:rPr>
+        <w:t>GitHub</w:t>
       </w:r>
       <w:proofErr w:type="spellEnd"/>
       <w:r>
         <w:rPr>
-          <w:rFonts w:ascii="Arial" w:hAnsi="Arial" w:cs="Arial"/>
-          <w:sz w:val="18"/>
-        </w:rPr>
-        <w:t xml:space="preserve">, </w:t>
+          <w:sz w:val="20"/>
+        </w:rPr>
+        <w:t xml:space="preserve"> Actions, </w:t>
       </w:r>
       <w:proofErr w:type="spellStart"/>
       <w:r>
         <w:rPr>
-          <w:rStyle w:val="Strong"/>
-          <w:rFonts w:ascii="Arial" w:hAnsi="Arial" w:cs="Arial"/>
-          <w:sz w:val="18"/>
-        </w:rPr>
-        <w:t>ElastiCache</w:t>
+          <w:sz w:val="20"/>
+        </w:rPr>
+        <w:t>GitLab</w:t>
       </w:r>
       <w:proofErr w:type="spellEnd"/>
       <w:r>
         <w:rPr>
-          <w:rFonts w:ascii="Arial" w:hAnsi="Arial" w:cs="Arial"/>
-          <w:sz w:val="18"/>
-        </w:rPr>
-        <w:t xml:space="preserve">, </w:t>
-      </w:r>
-      <w:proofErr w:type="spellStart"/>
-      <w:r>
-        <w:rPr>
-          <w:rStyle w:val="Strong"/>
-          <w:rFonts w:ascii="Arial" w:hAnsi="Arial" w:cs="Arial"/>
-          <w:sz w:val="18"/>
-        </w:rPr>
-        <w:t>EventBridge</w:t>
-      </w:r>
-      <w:proofErr w:type="spellEnd"/>
-      <w:r>
-        <w:rPr>
-          <w:rFonts w:ascii="Arial" w:hAnsi="Arial" w:cs="Arial"/>
-          <w:sz w:val="18"/>
-        </w:rPr>
-        <w:t xml:space="preserve">, </w:t>
-      </w:r>
-      <w:r>
-        <w:rPr>
-          <w:rStyle w:val="Strong"/>
-          <w:rFonts w:ascii="Arial" w:hAnsi="Arial" w:cs="Arial"/>
-          <w:sz w:val="18"/>
-        </w:rPr>
-        <w:t>Step Functions</w:t>
-      </w:r>
-      <w:r>
-        <w:rPr>
-          <w:rFonts w:ascii="Arial" w:hAnsi="Arial" w:cs="Arial"/>
-          <w:sz w:val="18"/>
-        </w:rPr>
-        <w:t xml:space="preserve">, </w:t>
-      </w:r>
-      <w:r>
-        <w:rPr>
-          <w:rStyle w:val="Strong"/>
-          <w:rFonts w:ascii="Arial" w:hAnsi="Arial" w:cs="Arial"/>
-          <w:sz w:val="18"/>
-        </w:rPr>
-        <w:t>IAM</w:t>
-      </w:r>
-      <w:r>
-        <w:rPr>
-          <w:rFonts w:ascii="Arial" w:hAnsi="Arial" w:cs="Arial"/>
-          <w:sz w:val="18"/>
-        </w:rPr>
-        <w:t xml:space="preserve">, </w:t>
-      </w:r>
-      <w:r>
-        <w:rPr>
-          <w:rStyle w:val="Strong"/>
-          <w:rFonts w:ascii="Arial" w:hAnsi="Arial" w:cs="Arial"/>
-          <w:sz w:val="18"/>
-        </w:rPr>
-        <w:t>Azure</w:t>
-      </w:r>
-      <w:r>
-        <w:rPr>
-          <w:rFonts w:ascii="Arial" w:hAnsi="Arial" w:cs="Arial"/>
-          <w:sz w:val="18"/>
-        </w:rPr>
-        <w:t xml:space="preserve">: </w:t>
-      </w:r>
-      <w:r>
-        <w:rPr>
-          <w:rStyle w:val="Strong"/>
-          <w:rFonts w:ascii="Arial" w:hAnsi="Arial" w:cs="Arial"/>
-          <w:sz w:val="18"/>
-        </w:rPr>
-        <w:t>AKS</w:t>
-      </w:r>
-      <w:r>
-        <w:rPr>
-          <w:rFonts w:ascii="Arial" w:hAnsi="Arial" w:cs="Arial"/>
-          <w:sz w:val="18"/>
-        </w:rPr>
-        <w:t xml:space="preserve">, </w:t>
-      </w:r>
-      <w:r>
-        <w:rPr>
-          <w:rStyle w:val="Strong"/>
-          <w:rFonts w:ascii="Arial" w:hAnsi="Arial" w:cs="Arial"/>
-          <w:sz w:val="18"/>
-        </w:rPr>
-        <w:t>App Service</w:t>
-      </w:r>
-      <w:r>
-        <w:rPr>
-          <w:rFonts w:ascii="Arial" w:hAnsi="Arial" w:cs="Arial"/>
-          <w:sz w:val="18"/>
-        </w:rPr>
-        <w:t xml:space="preserve">, </w:t>
-      </w:r>
-      <w:r>
-        <w:rPr>
-          <w:rStyle w:val="Strong"/>
-          <w:rFonts w:ascii="Arial" w:hAnsi="Arial" w:cs="Arial"/>
-          <w:sz w:val="18"/>
-        </w:rPr>
-        <w:t>Azure SQL</w:t>
-      </w:r>
-      <w:r>
-        <w:rPr>
-          <w:rFonts w:ascii="Arial" w:hAnsi="Arial" w:cs="Arial"/>
-          <w:sz w:val="18"/>
-        </w:rPr>
-        <w:t xml:space="preserve">, </w:t>
-      </w:r>
-      <w:r>
-        <w:rPr>
-          <w:rStyle w:val="Strong"/>
-          <w:rFonts w:ascii="Arial" w:hAnsi="Arial" w:cs="Arial"/>
-          <w:sz w:val="18"/>
-        </w:rPr>
-        <w:t>Service Bus</w:t>
-      </w:r>
-      <w:r>
-        <w:rPr>
-          <w:rFonts w:ascii="Arial" w:hAnsi="Arial" w:cs="Arial"/>
-          <w:sz w:val="18"/>
-        </w:rPr>
-        <w:t xml:space="preserve">, </w:t>
-      </w:r>
-      <w:r>
-        <w:rPr>
-          <w:rStyle w:val="Strong"/>
-          <w:rFonts w:ascii="Arial" w:hAnsi="Arial" w:cs="Arial"/>
-          <w:sz w:val="18"/>
-        </w:rPr>
-        <w:t>Key Vault</w:t>
-      </w:r>
-      <w:r>
-        <w:rPr>
-          <w:rFonts w:ascii="Arial" w:hAnsi="Arial" w:cs="Arial"/>
-          <w:sz w:val="18"/>
-        </w:rPr>
-        <w:t xml:space="preserve">, </w:t>
-      </w:r>
-      <w:r>
-        <w:rPr>
-          <w:rStyle w:val="Strong"/>
-          <w:rFonts w:ascii="Arial" w:hAnsi="Arial" w:cs="Arial"/>
-          <w:sz w:val="18"/>
-        </w:rPr>
-        <w:t>Application Insights</w:t>
-      </w:r>
-      <w:r>
-        <w:rPr>
-          <w:rFonts w:ascii="Arial" w:hAnsi="Arial" w:cs="Arial"/>
-          <w:sz w:val="18"/>
-        </w:rPr>
-        <w:t xml:space="preserve">, </w:t>
-      </w:r>
-      <w:r>
-        <w:rPr>
-          <w:rStyle w:val="Strong"/>
-          <w:rFonts w:ascii="Arial" w:hAnsi="Arial" w:cs="Arial"/>
-          <w:sz w:val="18"/>
-        </w:rPr>
-        <w:t>GCP</w:t>
-      </w:r>
-      <w:r>
-        <w:rPr>
-          <w:rFonts w:ascii="Arial" w:hAnsi="Arial" w:cs="Arial"/>
-          <w:sz w:val="18"/>
-        </w:rPr>
-        <w:t xml:space="preserve">: </w:t>
-      </w:r>
-      <w:r>
-        <w:rPr>
-          <w:rStyle w:val="Strong"/>
-          <w:rFonts w:ascii="Arial" w:hAnsi="Arial" w:cs="Arial"/>
-          <w:sz w:val="18"/>
-        </w:rPr>
-        <w:t>GKE</w:t>
-      </w:r>
-      <w:r>
-        <w:rPr>
-          <w:rFonts w:ascii="Arial" w:hAnsi="Arial" w:cs="Arial"/>
-          <w:sz w:val="18"/>
-        </w:rPr>
-        <w:t xml:space="preserve">, </w:t>
-      </w:r>
-      <w:r>
-        <w:rPr>
-          <w:rStyle w:val="Strong"/>
-          <w:rFonts w:ascii="Arial" w:hAnsi="Arial" w:cs="Arial"/>
-          <w:sz w:val="18"/>
-        </w:rPr>
-        <w:t>Cloud Run</w:t>
-      </w:r>
-      <w:r>
-        <w:rPr>
-          <w:rFonts w:ascii="Arial" w:hAnsi="Arial" w:cs="Arial"/>
-          <w:sz w:val="18"/>
-        </w:rPr>
-        <w:t xml:space="preserve">, </w:t>
-      </w:r>
-      <w:r>
-        <w:rPr>
-          <w:rStyle w:val="Strong"/>
-          <w:rFonts w:ascii="Arial" w:hAnsi="Arial" w:cs="Arial"/>
-          <w:sz w:val="18"/>
-        </w:rPr>
-        <w:t>Pub/Sub</w:t>
-      </w:r>
-      <w:r>
-        <w:rPr>
-          <w:rFonts w:ascii="Arial" w:hAnsi="Arial" w:cs="Arial"/>
-          <w:sz w:val="18"/>
-        </w:rPr>
-        <w:t xml:space="preserve">, </w:t>
-      </w:r>
-      <w:r>
-        <w:rPr>
-          <w:rStyle w:val="Strong"/>
-          <w:rFonts w:ascii="Arial" w:hAnsi="Arial" w:cs="Arial"/>
-          <w:sz w:val="18"/>
-        </w:rPr>
-        <w:t>Cloud Storage</w:t>
-      </w:r>
-      <w:r>
-        <w:rPr>
-          <w:rFonts w:ascii="Arial" w:hAnsi="Arial" w:cs="Arial"/>
-          <w:sz w:val="18"/>
-        </w:rPr>
-        <w:t xml:space="preserve">, </w:t>
-      </w:r>
-      <w:proofErr w:type="spellStart"/>
-      <w:r>
-        <w:rPr>
-          <w:rStyle w:val="Strong"/>
-          <w:rFonts w:ascii="Arial" w:hAnsi="Arial" w:cs="Arial"/>
-          <w:sz w:val="18"/>
-        </w:rPr>
-        <w:t>BigQuery</w:t>
-      </w:r>
-      <w:proofErr w:type="spellEnd"/>
-      <w:r>
-        <w:rPr>
-          <w:rFonts w:ascii="Arial" w:hAnsi="Arial" w:cs="Arial"/>
-          <w:sz w:val="18"/>
-        </w:rPr>
-        <w:t xml:space="preserve"> (as consumer/integrator), </w:t>
-      </w:r>
-      <w:proofErr w:type="spellStart"/>
-      <w:r>
-        <w:rPr>
-          <w:rStyle w:val="Strong"/>
-          <w:rFonts w:ascii="Arial" w:hAnsi="Arial" w:cs="Arial"/>
-          <w:sz w:val="18"/>
-        </w:rPr>
-        <w:t>Docker</w:t>
-      </w:r>
-      <w:proofErr w:type="spellEnd"/>
-      <w:r>
-        <w:rPr>
-          <w:rFonts w:ascii="Arial" w:hAnsi="Arial" w:cs="Arial"/>
-          <w:sz w:val="18"/>
-        </w:rPr>
-        <w:t xml:space="preserve">, </w:t>
-      </w:r>
-      <w:proofErr w:type="spellStart"/>
-      <w:r>
-        <w:rPr>
-          <w:rStyle w:val="Strong"/>
-          <w:rFonts w:ascii="Arial" w:hAnsi="Arial" w:cs="Arial"/>
-          <w:sz w:val="18"/>
-        </w:rPr>
-        <w:t>Kubernetes</w:t>
-      </w:r>
-      <w:proofErr w:type="spellEnd"/>
-      <w:r>
-        <w:rPr>
-          <w:rFonts w:ascii="Arial" w:hAnsi="Arial" w:cs="Arial"/>
-          <w:sz w:val="18"/>
-        </w:rPr>
-        <w:t xml:space="preserve">, </w:t>
-      </w:r>
-      <w:r>
-        <w:rPr>
-          <w:rStyle w:val="Strong"/>
-          <w:rFonts w:ascii="Arial" w:hAnsi="Arial" w:cs="Arial"/>
-          <w:sz w:val="18"/>
-        </w:rPr>
-        <w:t>Helm</w:t>
-      </w:r>
-      <w:r>
-        <w:rPr>
-          <w:rFonts w:ascii="Arial" w:hAnsi="Arial" w:cs="Arial"/>
-          <w:sz w:val="18"/>
-        </w:rPr>
-        <w:t xml:space="preserve">, </w:t>
-      </w:r>
-      <w:r>
-        <w:rPr>
-          <w:rStyle w:val="Strong"/>
-          <w:rFonts w:ascii="Arial" w:hAnsi="Arial" w:cs="Arial"/>
-          <w:sz w:val="18"/>
-        </w:rPr>
-        <w:t>Argo CD</w:t>
-      </w:r>
-      <w:r>
-        <w:rPr>
-          <w:rFonts w:ascii="Arial" w:hAnsi="Arial" w:cs="Arial"/>
-          <w:sz w:val="18"/>
-        </w:rPr>
-        <w:t xml:space="preserve">, </w:t>
-      </w:r>
-      <w:proofErr w:type="spellStart"/>
-      <w:r>
-        <w:rPr>
-          <w:rStyle w:val="Strong"/>
-          <w:rFonts w:ascii="Arial" w:hAnsi="Arial" w:cs="Arial"/>
-          <w:sz w:val="18"/>
-        </w:rPr>
-        <w:t>GitOps</w:t>
-      </w:r>
-      <w:proofErr w:type="spellEnd"/>
-      <w:r>
-        <w:rPr>
-          <w:rFonts w:ascii="Arial" w:hAnsi="Arial" w:cs="Arial"/>
-          <w:sz w:val="18"/>
-        </w:rPr>
-        <w:t xml:space="preserve">, </w:t>
-      </w:r>
-      <w:proofErr w:type="spellStart"/>
-      <w:r>
-        <w:rPr>
-          <w:rStyle w:val="Strong"/>
-          <w:rFonts w:ascii="Arial" w:hAnsi="Arial" w:cs="Arial"/>
-          <w:sz w:val="18"/>
-        </w:rPr>
-        <w:t>Terraform</w:t>
-      </w:r>
-      <w:proofErr w:type="spellEnd"/>
-      <w:r>
-        <w:rPr>
-          <w:rFonts w:ascii="Arial" w:hAnsi="Arial" w:cs="Arial"/>
-          <w:sz w:val="18"/>
-        </w:rPr>
-        <w:t xml:space="preserve">, </w:t>
-      </w:r>
-      <w:proofErr w:type="spellStart"/>
-      <w:r>
-        <w:rPr>
-          <w:rStyle w:val="Strong"/>
-          <w:rFonts w:ascii="Arial" w:hAnsi="Arial" w:cs="Arial"/>
-          <w:sz w:val="18"/>
-        </w:rPr>
-        <w:t>CloudFormation</w:t>
-      </w:r>
-      <w:proofErr w:type="spellEnd"/>
-      <w:r>
-        <w:rPr>
-          <w:rFonts w:ascii="Arial" w:hAnsi="Arial" w:cs="Arial"/>
-          <w:sz w:val="18"/>
-        </w:rPr>
-        <w:t xml:space="preserve">, CI/CD: </w:t>
-      </w:r>
-      <w:proofErr w:type="spellStart"/>
-      <w:r>
-        <w:rPr>
-          <w:rStyle w:val="Strong"/>
-          <w:rFonts w:ascii="Arial" w:hAnsi="Arial" w:cs="Arial"/>
-          <w:sz w:val="18"/>
-        </w:rPr>
-        <w:t>GitHub</w:t>
-      </w:r>
-      <w:proofErr w:type="spellEnd"/>
-      <w:r>
-        <w:rPr>
-          <w:rStyle w:val="Strong"/>
-          <w:rFonts w:ascii="Arial" w:hAnsi="Arial" w:cs="Arial"/>
-          <w:sz w:val="18"/>
-        </w:rPr>
-        <w:t xml:space="preserve"> Actions</w:t>
-      </w:r>
-      <w:r>
-        <w:rPr>
-          <w:rFonts w:ascii="Arial" w:hAnsi="Arial" w:cs="Arial"/>
-          <w:sz w:val="18"/>
-        </w:rPr>
-        <w:t xml:space="preserve">, </w:t>
-      </w:r>
-      <w:proofErr w:type="spellStart"/>
-      <w:r>
-        <w:rPr>
-          <w:rStyle w:val="Strong"/>
-          <w:rFonts w:ascii="Arial" w:hAnsi="Arial" w:cs="Arial"/>
-          <w:sz w:val="18"/>
-        </w:rPr>
-        <w:t>GitLab</w:t>
-      </w:r>
-      <w:proofErr w:type="spellEnd"/>
-      <w:r>
-        <w:rPr>
-          <w:rStyle w:val="Strong"/>
-          <w:rFonts w:ascii="Arial" w:hAnsi="Arial" w:cs="Arial"/>
-          <w:sz w:val="18"/>
-        </w:rPr>
-        <w:t xml:space="preserve"> CI</w:t>
-      </w:r>
-      <w:r>
-        <w:rPr>
-          <w:rFonts w:ascii="Arial" w:hAnsi="Arial" w:cs="Arial"/>
-          <w:sz w:val="18"/>
-        </w:rPr>
-        <w:t xml:space="preserve">, </w:t>
-      </w:r>
-      <w:r>
-        <w:rPr>
-          <w:rStyle w:val="Strong"/>
-          <w:rFonts w:ascii="Arial" w:hAnsi="Arial" w:cs="Arial"/>
-          <w:sz w:val="18"/>
-        </w:rPr>
-        <w:t>Jenkins</w:t>
-      </w:r>
-      <w:r>
-        <w:rPr>
-          <w:rFonts w:ascii="Arial" w:hAnsi="Arial" w:cs="Arial"/>
-          <w:sz w:val="18"/>
-        </w:rPr>
-        <w:t xml:space="preserve">, </w:t>
-      </w:r>
-      <w:r>
-        <w:rPr>
-          <w:rStyle w:val="Strong"/>
-          <w:rFonts w:ascii="Arial" w:hAnsi="Arial" w:cs="Arial"/>
-          <w:sz w:val="18"/>
-        </w:rPr>
-        <w:t xml:space="preserve">Azure </w:t>
-      </w:r>
-      <w:proofErr w:type="spellStart"/>
-      <w:r>
-        <w:rPr>
-          <w:rStyle w:val="Strong"/>
-          <w:rFonts w:ascii="Arial" w:hAnsi="Arial" w:cs="Arial"/>
-          <w:sz w:val="18"/>
-        </w:rPr>
-        <w:t>DevOps</w:t>
-      </w:r>
-      <w:proofErr w:type="spellEnd"/>
-      <w:r>
-        <w:rPr>
-          <w:rFonts w:ascii="Arial" w:hAnsi="Arial" w:cs="Arial"/>
-          <w:sz w:val="18"/>
-        </w:rPr>
-        <w:t xml:space="preserve">, </w:t>
-      </w:r>
-      <w:proofErr w:type="spellStart"/>
-      <w:r>
-        <w:rPr>
-          <w:rStyle w:val="Strong"/>
-          <w:rFonts w:ascii="Arial" w:hAnsi="Arial" w:cs="Arial"/>
-          <w:sz w:val="18"/>
-        </w:rPr>
-        <w:t>CircleCI</w:t>
-      </w:r>
-      <w:proofErr w:type="spellEnd"/>
+          <w:sz w:val="20"/>
+        </w:rPr>
+        <w:t xml:space="preserve"> CI, Jenkins, Linux, Shell Scripting</w:t>
+      </w:r>
     </w:p>
     <w:p>
       <w:pPr>
         <w:pStyle w:val="NormalWeb"/>
         <w:numPr>
           <w:ilvl w:val="0"/>
-          <w:numId w:val="1"/>
+          <w:numId w:val="44"/>
         </w:numPr>
         <w:jc w:val="both"/>
-        <w:rPr>
-          <w:rFonts w:ascii="Arial" w:hAnsi="Arial" w:cs="Arial"/>
-          <w:sz w:val="12"/>
-        </w:rPr>
       </w:pPr>
       <w:proofErr w:type="spellStart"/>
       <w:r>
         <w:rPr>
           <w:rStyle w:val="Strong"/>
-          <w:rFonts w:ascii="Arial" w:hAnsi="Arial" w:cs="Arial"/>
-          <w:sz w:val="18"/>
+          <w:sz w:val="20"/>
         </w:rPr>
         <w:t>Observability</w:t>
       </w:r>
@@ -1729,317 +740,43 @@
       <w:r>
         <w:rPr>
           <w:rStyle w:val="Strong"/>
-          <w:rFonts w:ascii="Arial" w:hAnsi="Arial" w:cs="Arial"/>
-          <w:sz w:val="18"/>
-        </w:rPr>
-        <w:t>, Quality &amp; Security</w:t>
-      </w:r>
-      <w:r>
-        <w:rPr>
-          <w:rFonts w:ascii="Arial" w:hAnsi="Arial" w:cs="Arial"/>
-          <w:sz w:val="18"/>
-        </w:rPr>
-        <w:t xml:space="preserve"> — </w:t>
+          <w:sz w:val="20"/>
+        </w:rPr>
+        <w:t>, Quality &amp; Security:</w:t>
+      </w:r>
+      <w:r>
+        <w:rPr>
+          <w:sz w:val="20"/>
+        </w:rPr>
+        <w:t xml:space="preserve"> </w:t>
       </w:r>
       <w:proofErr w:type="spellStart"/>
       <w:r>
         <w:rPr>
-          <w:rStyle w:val="Strong"/>
-          <w:rFonts w:ascii="Arial" w:hAnsi="Arial" w:cs="Arial"/>
-          <w:sz w:val="18"/>
-        </w:rPr>
-        <w:t>OpenTelemetry</w:t>
+          <w:sz w:val="20"/>
+        </w:rPr>
+        <w:t>PHPUnit</w:t>
       </w:r>
       <w:proofErr w:type="spellEnd"/>
       <w:r>
         <w:rPr>
-          <w:rFonts w:ascii="Arial" w:hAnsi="Arial" w:cs="Arial"/>
-          <w:sz w:val="18"/>
-        </w:rPr>
-        <w:t xml:space="preserve">, </w:t>
+          <w:sz w:val="20"/>
+        </w:rPr>
+        <w:t xml:space="preserve">, Jest, Cypress, API Validation, Logging, Monitoring, Error Tracking, </w:t>
       </w:r>
       <w:proofErr w:type="spellStart"/>
       <w:r>
         <w:rPr>
-          <w:rStyle w:val="Strong"/>
-          <w:rFonts w:ascii="Arial" w:hAnsi="Arial" w:cs="Arial"/>
-          <w:sz w:val="18"/>
-        </w:rPr>
-        <w:t>Datadog</w:t>
+          <w:sz w:val="20"/>
+        </w:rPr>
+        <w:t>OAuth</w:t>
       </w:r>
       <w:proofErr w:type="spellEnd"/>
       <w:r>
         <w:rPr>
-          <w:rFonts w:ascii="Arial" w:hAnsi="Arial" w:cs="Arial"/>
-          <w:sz w:val="18"/>
-        </w:rPr>
-        <w:t xml:space="preserve">, </w:t>
-      </w:r>
-      <w:r>
-        <w:rPr>
-          <w:rStyle w:val="Strong"/>
-          <w:rFonts w:ascii="Arial" w:hAnsi="Arial" w:cs="Arial"/>
-          <w:sz w:val="18"/>
-        </w:rPr>
-        <w:t>Prometheus</w:t>
-      </w:r>
-      <w:r>
-        <w:rPr>
-          <w:rFonts w:ascii="Arial" w:hAnsi="Arial" w:cs="Arial"/>
-          <w:sz w:val="18"/>
-        </w:rPr>
-        <w:t xml:space="preserve">, </w:t>
-      </w:r>
-      <w:proofErr w:type="spellStart"/>
-      <w:r>
-        <w:rPr>
-          <w:rStyle w:val="Strong"/>
-          <w:rFonts w:ascii="Arial" w:hAnsi="Arial" w:cs="Arial"/>
-          <w:sz w:val="18"/>
-        </w:rPr>
-        <w:t>Grafana</w:t>
-      </w:r>
-      <w:proofErr w:type="spellEnd"/>
-      <w:r>
-        <w:rPr>
-          <w:rFonts w:ascii="Arial" w:hAnsi="Arial" w:cs="Arial"/>
-          <w:sz w:val="18"/>
-        </w:rPr>
-        <w:t xml:space="preserve">, </w:t>
-      </w:r>
-      <w:r>
-        <w:rPr>
-          <w:rStyle w:val="Strong"/>
-          <w:rFonts w:ascii="Arial" w:hAnsi="Arial" w:cs="Arial"/>
-          <w:sz w:val="18"/>
-        </w:rPr>
-        <w:t>ELK/EFK</w:t>
-      </w:r>
-      <w:r>
-        <w:rPr>
-          <w:rFonts w:ascii="Arial" w:hAnsi="Arial" w:cs="Arial"/>
-          <w:sz w:val="18"/>
-        </w:rPr>
-        <w:t xml:space="preserve">, </w:t>
-      </w:r>
-      <w:proofErr w:type="spellStart"/>
-      <w:r>
-        <w:rPr>
-          <w:rStyle w:val="Strong"/>
-          <w:rFonts w:ascii="Arial" w:hAnsi="Arial" w:cs="Arial"/>
-          <w:sz w:val="18"/>
-        </w:rPr>
-        <w:t>CloudWatch</w:t>
-      </w:r>
-      <w:proofErr w:type="spellEnd"/>
-      <w:r>
-        <w:rPr>
-          <w:rFonts w:ascii="Arial" w:hAnsi="Arial" w:cs="Arial"/>
-          <w:sz w:val="18"/>
-        </w:rPr>
-        <w:t xml:space="preserve">, structured logging, Testing: </w:t>
-      </w:r>
-      <w:r>
-        <w:rPr>
-          <w:rStyle w:val="Strong"/>
-          <w:rFonts w:ascii="Arial" w:hAnsi="Arial" w:cs="Arial"/>
-          <w:sz w:val="18"/>
-        </w:rPr>
-        <w:t>Jest</w:t>
-      </w:r>
-      <w:r>
-        <w:rPr>
-          <w:rFonts w:ascii="Arial" w:hAnsi="Arial" w:cs="Arial"/>
-          <w:sz w:val="18"/>
-        </w:rPr>
-        <w:t xml:space="preserve">, </w:t>
-      </w:r>
-      <w:r>
-        <w:rPr>
-          <w:rStyle w:val="Strong"/>
-          <w:rFonts w:ascii="Arial" w:hAnsi="Arial" w:cs="Arial"/>
-          <w:sz w:val="18"/>
-        </w:rPr>
-        <w:t>Mocha</w:t>
-      </w:r>
-      <w:r>
-        <w:rPr>
-          <w:rFonts w:ascii="Arial" w:hAnsi="Arial" w:cs="Arial"/>
-          <w:sz w:val="18"/>
-        </w:rPr>
-        <w:t xml:space="preserve">, </w:t>
-      </w:r>
-      <w:r>
-        <w:rPr>
-          <w:rStyle w:val="Strong"/>
-          <w:rFonts w:ascii="Arial" w:hAnsi="Arial" w:cs="Arial"/>
-          <w:sz w:val="18"/>
-        </w:rPr>
-        <w:t>Chai</w:t>
-      </w:r>
-      <w:r>
-        <w:rPr>
-          <w:rFonts w:ascii="Arial" w:hAnsi="Arial" w:cs="Arial"/>
-          <w:sz w:val="18"/>
-        </w:rPr>
-        <w:t xml:space="preserve">, </w:t>
-      </w:r>
-      <w:r>
-        <w:rPr>
-          <w:rStyle w:val="Strong"/>
-          <w:rFonts w:ascii="Arial" w:hAnsi="Arial" w:cs="Arial"/>
-          <w:sz w:val="18"/>
-        </w:rPr>
-        <w:t>Cypress</w:t>
-      </w:r>
-      <w:r>
-        <w:rPr>
-          <w:rFonts w:ascii="Arial" w:hAnsi="Arial" w:cs="Arial"/>
-          <w:sz w:val="18"/>
-        </w:rPr>
-        <w:t xml:space="preserve">, </w:t>
-      </w:r>
-      <w:r>
-        <w:rPr>
-          <w:rStyle w:val="Strong"/>
-          <w:rFonts w:ascii="Arial" w:hAnsi="Arial" w:cs="Arial"/>
-          <w:sz w:val="18"/>
-        </w:rPr>
-        <w:t>Playwright</w:t>
-      </w:r>
-      <w:r>
-        <w:rPr>
-          <w:rFonts w:ascii="Arial" w:hAnsi="Arial" w:cs="Arial"/>
-          <w:sz w:val="18"/>
-        </w:rPr>
-        <w:t xml:space="preserve">, API contract tests (Pact-style), Security: </w:t>
-      </w:r>
-      <w:r>
-        <w:rPr>
-          <w:rStyle w:val="Strong"/>
-          <w:rFonts w:ascii="Arial" w:hAnsi="Arial" w:cs="Arial"/>
-          <w:sz w:val="18"/>
-        </w:rPr>
-        <w:t>OAuth2</w:t>
-      </w:r>
-      <w:r>
-        <w:rPr>
-          <w:rFonts w:ascii="Arial" w:hAnsi="Arial" w:cs="Arial"/>
-          <w:sz w:val="18"/>
-        </w:rPr>
-        <w:t xml:space="preserve">, </w:t>
-      </w:r>
-      <w:proofErr w:type="spellStart"/>
-      <w:r>
-        <w:rPr>
-          <w:rStyle w:val="Strong"/>
-          <w:rFonts w:ascii="Arial" w:hAnsi="Arial" w:cs="Arial"/>
-          <w:sz w:val="18"/>
-        </w:rPr>
-        <w:t>OpenID</w:t>
-      </w:r>
-      <w:proofErr w:type="spellEnd"/>
-      <w:r>
-        <w:rPr>
-          <w:rStyle w:val="Strong"/>
-          <w:rFonts w:ascii="Arial" w:hAnsi="Arial" w:cs="Arial"/>
-          <w:sz w:val="18"/>
-        </w:rPr>
-        <w:t xml:space="preserve"> Connect</w:t>
-      </w:r>
-      <w:r>
-        <w:rPr>
-          <w:rFonts w:ascii="Arial" w:hAnsi="Arial" w:cs="Arial"/>
-          <w:sz w:val="18"/>
-        </w:rPr>
-        <w:t xml:space="preserve">, </w:t>
-      </w:r>
-      <w:r>
-        <w:rPr>
-          <w:rStyle w:val="Strong"/>
-          <w:rFonts w:ascii="Arial" w:hAnsi="Arial" w:cs="Arial"/>
-          <w:sz w:val="18"/>
-        </w:rPr>
-        <w:t>JWT</w:t>
-      </w:r>
-      <w:r>
-        <w:rPr>
-          <w:rFonts w:ascii="Arial" w:hAnsi="Arial" w:cs="Arial"/>
-          <w:sz w:val="18"/>
-        </w:rPr>
-        <w:t xml:space="preserve">, </w:t>
-      </w:r>
-      <w:proofErr w:type="spellStart"/>
-      <w:r>
-        <w:rPr>
-          <w:rStyle w:val="Strong"/>
-          <w:rFonts w:ascii="Arial" w:hAnsi="Arial" w:cs="Arial"/>
-          <w:sz w:val="18"/>
-        </w:rPr>
-        <w:t>Okta</w:t>
-      </w:r>
-      <w:proofErr w:type="spellEnd"/>
-      <w:r>
-        <w:rPr>
-          <w:rFonts w:ascii="Arial" w:hAnsi="Arial" w:cs="Arial"/>
-          <w:sz w:val="18"/>
-        </w:rPr>
-        <w:t xml:space="preserve">, </w:t>
-      </w:r>
-      <w:r>
-        <w:rPr>
-          <w:rStyle w:val="Strong"/>
-          <w:rFonts w:ascii="Arial" w:hAnsi="Arial" w:cs="Arial"/>
-          <w:sz w:val="18"/>
-        </w:rPr>
-        <w:t>Auth0</w:t>
-      </w:r>
-      <w:r>
-        <w:rPr>
-          <w:rFonts w:ascii="Arial" w:hAnsi="Arial" w:cs="Arial"/>
-          <w:sz w:val="18"/>
-        </w:rPr>
-        <w:t xml:space="preserve">, </w:t>
-      </w:r>
-      <w:r>
-        <w:rPr>
-          <w:rStyle w:val="Strong"/>
-          <w:rFonts w:ascii="Arial" w:hAnsi="Arial" w:cs="Arial"/>
-          <w:sz w:val="18"/>
-        </w:rPr>
-        <w:t xml:space="preserve">AWS </w:t>
-      </w:r>
-      <w:proofErr w:type="spellStart"/>
-      <w:r>
-        <w:rPr>
-          <w:rStyle w:val="Strong"/>
-          <w:rFonts w:ascii="Arial" w:hAnsi="Arial" w:cs="Arial"/>
-          <w:sz w:val="18"/>
-        </w:rPr>
-        <w:t>Cognito</w:t>
-      </w:r>
-      <w:proofErr w:type="spellEnd"/>
-      <w:r>
-        <w:rPr>
-          <w:rFonts w:ascii="Arial" w:hAnsi="Arial" w:cs="Arial"/>
-          <w:sz w:val="18"/>
-        </w:rPr>
-        <w:t xml:space="preserve">, </w:t>
-      </w:r>
-      <w:r>
-        <w:rPr>
-          <w:rStyle w:val="Strong"/>
-          <w:rFonts w:ascii="Arial" w:hAnsi="Arial" w:cs="Arial"/>
-          <w:sz w:val="18"/>
-        </w:rPr>
-        <w:t>RBAC/ABAC</w:t>
-      </w:r>
-      <w:r>
-        <w:rPr>
-          <w:rFonts w:ascii="Arial" w:hAnsi="Arial" w:cs="Arial"/>
-          <w:sz w:val="18"/>
-        </w:rPr>
-        <w:t>, rate limiting, audit logging</w:t>
+          <w:sz w:val="20"/>
+        </w:rPr>
+        <w:t>, JWT, RBAC, CSRF Protection, Secure Session Handling, Release Management, Production Troubleshooting</w:t>
       </w:r>
     </w:p>
     <w:p>
@@ -2164,35 +901,66 @@
         <w:pStyle w:val="NormalWeb"/>
         <w:numPr>
           <w:ilvl w:val="0"/>
-          <w:numId w:val="38"/>
+          <w:numId w:val="45"/>
         </w:numPr>
         <w:jc w:val="both"/>
         <w:rPr>
-          <w:rFonts w:ascii="Arial" w:hAnsi="Arial" w:cs="Arial"/>
-          <w:sz w:val="18"/>
-        </w:rPr>
-      </w:pPr>
-      <w:r>
-        <w:rPr>
-          <w:rFonts w:ascii="Arial" w:hAnsi="Arial" w:cs="Arial"/>
-          <w:sz w:val="18"/>
-        </w:rPr>
-        <w:t xml:space="preserve">Led modernization from a legacy backend into </w:t>
+          <w:sz w:val="20"/>
+        </w:rPr>
+      </w:pPr>
+      <w:r>
+        <w:rPr>
+          <w:sz w:val="20"/>
+        </w:rPr>
+        <w:t xml:space="preserve">Architected and delivered customer-facing web platforms using </w:t>
       </w:r>
       <w:r>
         <w:rPr>
           <w:rStyle w:val="Strong"/>
-          <w:rFonts w:ascii="Arial" w:hAnsi="Arial" w:cs="Arial"/>
-          <w:sz w:val="18"/>
-        </w:rPr>
-        <w:t>PHP domain services</w:t>
-      </w:r>
-      <w:r>
-        <w:rPr>
-          <w:rFonts w:ascii="Arial" w:hAnsi="Arial" w:cs="Arial"/>
-          <w:sz w:val="18"/>
-        </w:rPr>
-        <w:t xml:space="preserve"> with clear boundaries, reducing cross-team coupling and improving ownership.</w:t>
+          <w:sz w:val="20"/>
+        </w:rPr>
+        <w:t>PHP 8.0–8.3</w:t>
+      </w:r>
+      <w:r>
+        <w:rPr>
+          <w:sz w:val="20"/>
+        </w:rPr>
+        <w:t xml:space="preserve">, </w:t>
+      </w:r>
+      <w:proofErr w:type="spellStart"/>
+      <w:r>
+        <w:rPr>
+          <w:rStyle w:val="Strong"/>
+          <w:sz w:val="20"/>
+        </w:rPr>
+        <w:t>Laravel</w:t>
+      </w:r>
+      <w:proofErr w:type="spellEnd"/>
+      <w:r>
+        <w:rPr>
+          <w:rStyle w:val="Strong"/>
+          <w:sz w:val="20"/>
+        </w:rPr>
+        <w:t xml:space="preserve"> 8–10</w:t>
+      </w:r>
+      <w:r>
+        <w:rPr>
+          <w:sz w:val="20"/>
+        </w:rPr>
+        <w:t xml:space="preserve">, and </w:t>
+      </w:r>
+      <w:r>
+        <w:rPr>
+          <w:rStyle w:val="Strong"/>
+          <w:sz w:val="20"/>
+        </w:rPr>
+        <w:t>React 17–18</w:t>
+      </w:r>
+      <w:r>
+        <w:rPr>
+          <w:sz w:val="20"/>
+        </w:rPr>
+        <w:t>, establishing a cleaner separation between frontend presentation and backend domain services for faster product iteration.</w:t>
       </w:r>
     </w:p>
     <w:p>
@@ -2200,35 +968,73 @@
         <w:pStyle w:val="NormalWeb"/>
         <w:numPr>
           <w:ilvl w:val="0"/>
-          <w:numId w:val="38"/>
+          <w:numId w:val="45"/>
         </w:numPr>
         <w:jc w:val="both"/>
         <w:rPr>
-          <w:rFonts w:ascii="Arial" w:hAnsi="Arial" w:cs="Arial"/>
-          <w:sz w:val="18"/>
-        </w:rPr>
-      </w:pPr>
-      <w:r>
-        <w:rPr>
-          <w:rFonts w:ascii="Arial" w:hAnsi="Arial" w:cs="Arial"/>
-          <w:sz w:val="18"/>
-        </w:rPr>
-        <w:t xml:space="preserve">Built </w:t>
+          <w:sz w:val="20"/>
+        </w:rPr>
+      </w:pPr>
+      <w:r>
+        <w:rPr>
+          <w:sz w:val="20"/>
+        </w:rPr>
+        <w:t xml:space="preserve">Led a modernization effort that </w:t>
+      </w:r>
+      <w:proofErr w:type="gramStart"/>
+      <w:r>
+        <w:rPr>
+          <w:sz w:val="20"/>
+        </w:rPr>
+        <w:t>migrated</w:t>
+      </w:r>
+      <w:proofErr w:type="gramEnd"/>
+      <w:r>
+        <w:rPr>
+          <w:sz w:val="20"/>
+        </w:rPr>
+        <w:t xml:space="preserve"> a large legacy PHP module into reusable </w:t>
       </w:r>
       <w:r>
         <w:rPr>
           <w:rStyle w:val="Strong"/>
-          <w:rFonts w:ascii="Arial" w:hAnsi="Arial" w:cs="Arial"/>
-          <w:sz w:val="18"/>
-        </w:rPr>
-        <w:t>REST APIs</w:t>
-      </w:r>
-      <w:r>
-        <w:rPr>
-          <w:rFonts w:ascii="Arial" w:hAnsi="Arial" w:cs="Arial"/>
-          <w:sz w:val="18"/>
-        </w:rPr>
-        <w:t xml:space="preserve"> with consistent pagination, validation, and error contracts, making client integrations predictable and easier to troubleshoot.</w:t>
+          <w:sz w:val="20"/>
+        </w:rPr>
+        <w:t>React</w:t>
+      </w:r>
+      <w:r>
+        <w:rPr>
+          <w:sz w:val="20"/>
+        </w:rPr>
+        <w:t xml:space="preserve"> components and </w:t>
+      </w:r>
+      <w:proofErr w:type="spellStart"/>
+      <w:r>
+        <w:rPr>
+          <w:b/>
+          <w:sz w:val="20"/>
+        </w:rPr>
+        <w:t>Laravel</w:t>
+      </w:r>
+      <w:proofErr w:type="spellEnd"/>
+      <w:r>
+        <w:rPr>
+          <w:sz w:val="20"/>
+        </w:rPr>
+        <w:t xml:space="preserve"> API endpoints, which reduced average page interaction latency by </w:t>
+      </w:r>
+      <w:r>
+        <w:rPr>
+          <w:rStyle w:val="Strong"/>
+          <w:sz w:val="20"/>
+        </w:rPr>
+        <w:t>32%</w:t>
+      </w:r>
+      <w:r>
+        <w:rPr>
+          <w:sz w:val="20"/>
+        </w:rPr>
+        <w:t xml:space="preserve"> and improved maintainability across multiple teams.</w:t>
       </w:r>
     </w:p>
     <w:p>
@@ -2236,35 +1042,33 @@
         <w:pStyle w:val="NormalWeb"/>
         <w:numPr>
           <w:ilvl w:val="0"/>
-          <w:numId w:val="38"/>
+          <w:numId w:val="45"/>
         </w:numPr>
         <w:jc w:val="both"/>
         <w:rPr>
-          <w:rFonts w:ascii="Arial" w:hAnsi="Arial" w:cs="Arial"/>
-          <w:sz w:val="18"/>
-        </w:rPr>
-      </w:pPr>
-      <w:r>
-        <w:rPr>
-          <w:rFonts w:ascii="Arial" w:hAnsi="Arial" w:cs="Arial"/>
-          <w:sz w:val="18"/>
-        </w:rPr>
-        <w:t xml:space="preserve">Delivered a </w:t>
-      </w:r>
-      <w:r>
-        <w:rPr>
-          <w:rStyle w:val="Strong"/>
-          <w:rFonts w:ascii="Arial" w:hAnsi="Arial" w:cs="Arial"/>
-          <w:sz w:val="18"/>
-        </w:rPr>
-        <w:t>React</w:t>
-      </w:r>
-      <w:r>
-        <w:rPr>
-          <w:rFonts w:ascii="Arial" w:hAnsi="Arial" w:cs="Arial"/>
-          <w:sz w:val="18"/>
-        </w:rPr>
-        <w:t xml:space="preserve"> operations console for admin workflows, using typed UI models and guarded routes to reduce authorization mistakes.</w:t>
+          <w:sz w:val="20"/>
+        </w:rPr>
+      </w:pPr>
+      <w:r>
+        <w:rPr>
+          <w:sz w:val="20"/>
+        </w:rPr>
+        <w:t xml:space="preserve">Designed secure </w:t>
+      </w:r>
+      <w:proofErr w:type="spellStart"/>
+      <w:r>
+        <w:rPr>
+          <w:b/>
+          <w:sz w:val="20"/>
+        </w:rPr>
+        <w:t>RESTful</w:t>
+      </w:r>
+      <w:proofErr w:type="spellEnd"/>
+      <w:r>
+        <w:rPr>
+          <w:sz w:val="20"/>
+        </w:rPr>
+        <w:t xml:space="preserve"> services for account workflows, payment-related integrations, internal dashboards, and admin controls, allowing new product capabilities to be released without tightly coupling business logic to blade-rendered templates.</w:t>
       </w:r>
     </w:p>
     <w:p>
@@ -2272,50 +1076,59 @@
         <w:pStyle w:val="NormalWeb"/>
         <w:numPr>
           <w:ilvl w:val="0"/>
-          <w:numId w:val="38"/>
+          <w:numId w:val="45"/>
         </w:numPr>
         <w:jc w:val="both"/>
         <w:rPr>
-          <w:rFonts w:ascii="Arial" w:hAnsi="Arial" w:cs="Arial"/>
-          <w:sz w:val="18"/>
-        </w:rPr>
-      </w:pPr>
-      <w:r>
-        <w:rPr>
-          <w:rFonts w:ascii="Arial" w:hAnsi="Arial" w:cs="Arial"/>
-          <w:sz w:val="18"/>
-        </w:rPr>
-        <w:t xml:space="preserve">Implemented </w:t>
+          <w:sz w:val="20"/>
+        </w:rPr>
+      </w:pPr>
+      <w:r>
+        <w:rPr>
+          <w:sz w:val="20"/>
+        </w:rPr>
+        <w:t xml:space="preserve">Resolved a recurring production issue caused by inefficient database joins and repeated server-side rendering </w:t>
+      </w:r>
+      <w:proofErr w:type="gramStart"/>
+      <w:r>
+        <w:rPr>
+          <w:sz w:val="20"/>
+        </w:rPr>
+        <w:t>calls,</w:t>
+      </w:r>
+      <w:proofErr w:type="gramEnd"/>
+      <w:r>
+        <w:rPr>
+          <w:sz w:val="20"/>
+        </w:rPr>
+        <w:t xml:space="preserve"> then introduced </w:t>
+      </w:r>
+      <w:proofErr w:type="spellStart"/>
+      <w:r>
+        <w:rPr>
+          <w:sz w:val="20"/>
+        </w:rPr>
+        <w:t>Redis</w:t>
+      </w:r>
+      <w:proofErr w:type="spellEnd"/>
+      <w:r>
+        <w:rPr>
+          <w:sz w:val="20"/>
+        </w:rPr>
+        <w:t xml:space="preserve">-backed caching and optimized SQL execution paths that lowered peak load failures by </w:t>
       </w:r>
       <w:r>
         <w:rPr>
           <w:rStyle w:val="Strong"/>
-          <w:rFonts w:ascii="Arial" w:hAnsi="Arial" w:cs="Arial"/>
-          <w:sz w:val="18"/>
-        </w:rPr>
-        <w:t>API gateway/BFF</w:t>
-      </w:r>
-      <w:r>
-        <w:rPr>
-          <w:rFonts w:ascii="Arial" w:hAnsi="Arial" w:cs="Arial"/>
-          <w:sz w:val="18"/>
-        </w:rPr>
-        <w:t xml:space="preserve"> patterns to keep the </w:t>
-      </w:r>
-      <w:r>
-        <w:rPr>
-          <w:rStyle w:val="Strong"/>
-          <w:rFonts w:ascii="Arial" w:hAnsi="Arial" w:cs="Arial"/>
-          <w:sz w:val="18"/>
-        </w:rPr>
-        <w:t>React</w:t>
-      </w:r>
-      <w:r>
-        <w:rPr>
-          <w:rFonts w:ascii="Arial" w:hAnsi="Arial" w:cs="Arial"/>
-          <w:sz w:val="18"/>
-        </w:rPr>
-        <w:t xml:space="preserve"> UI stable while services evolved, including request shaping and response normalization.</w:t>
+          <w:sz w:val="20"/>
+        </w:rPr>
+        <w:t>41%</w:t>
+      </w:r>
+      <w:r>
+        <w:rPr>
+          <w:sz w:val="20"/>
+        </w:rPr>
+        <w:t>.</w:t>
       </w:r>
     </w:p>
     <w:p>
@@ -2323,66 +1136,44 @@
         <w:pStyle w:val="NormalWeb"/>
         <w:numPr>
           <w:ilvl w:val="0"/>
-          <w:numId w:val="38"/>
+          <w:numId w:val="45"/>
         </w:numPr>
         <w:jc w:val="both"/>
         <w:rPr>
-          <w:rFonts w:ascii="Arial" w:hAnsi="Arial" w:cs="Arial"/>
-          <w:sz w:val="18"/>
-        </w:rPr>
-      </w:pPr>
-      <w:r>
-        <w:rPr>
-          <w:rFonts w:ascii="Arial" w:hAnsi="Arial" w:cs="Arial"/>
-          <w:sz w:val="18"/>
-        </w:rPr>
-        <w:t xml:space="preserve">Designed asynchronous workflows using </w:t>
+          <w:sz w:val="20"/>
+        </w:rPr>
+      </w:pPr>
+      <w:r>
+        <w:rPr>
+          <w:sz w:val="20"/>
+        </w:rPr>
+        <w:t xml:space="preserve">Implemented a shared frontend component model with </w:t>
       </w:r>
       <w:r>
         <w:rPr>
           <w:rStyle w:val="Strong"/>
-          <w:rFonts w:ascii="Arial" w:hAnsi="Arial" w:cs="Arial"/>
-          <w:sz w:val="18"/>
-        </w:rPr>
-        <w:t>AWS SQS/SNS</w:t>
-      </w:r>
-      <w:r>
-        <w:rPr>
-          <w:rFonts w:ascii="Arial" w:hAnsi="Arial" w:cs="Arial"/>
-          <w:sz w:val="18"/>
-        </w:rPr>
-        <w:t xml:space="preserve"> with retries and </w:t>
+          <w:sz w:val="20"/>
+        </w:rPr>
+        <w:t>React</w:t>
+      </w:r>
+      <w:r>
+        <w:rPr>
+          <w:sz w:val="20"/>
+        </w:rPr>
+        <w:t xml:space="preserve">, form validation standards, and state-handling patterns that improved development consistency and shortened UI delivery cycles by </w:t>
       </w:r>
       <w:r>
         <w:rPr>
           <w:rStyle w:val="Strong"/>
-          <w:rFonts w:ascii="Arial" w:hAnsi="Arial" w:cs="Arial"/>
-          <w:sz w:val="18"/>
-        </w:rPr>
-        <w:t>DLQs</w:t>
-      </w:r>
-      <w:r>
-        <w:rPr>
-          <w:rFonts w:ascii="Arial" w:hAnsi="Arial" w:cs="Arial"/>
-          <w:sz w:val="18"/>
-        </w:rPr>
-        <w:t xml:space="preserve">, enabling long-running jobs, safe backfills, and </w:t>
-      </w:r>
-      <w:proofErr w:type="spellStart"/>
-      <w:r>
-        <w:rPr>
-          <w:rFonts w:ascii="Arial" w:hAnsi="Arial" w:cs="Arial"/>
-          <w:sz w:val="18"/>
-        </w:rPr>
-        <w:t>replayable</w:t>
-      </w:r>
-      <w:proofErr w:type="spellEnd"/>
-      <w:r>
-        <w:rPr>
-          <w:rFonts w:ascii="Arial" w:hAnsi="Arial" w:cs="Arial"/>
-          <w:sz w:val="18"/>
-        </w:rPr>
-        <w:t xml:space="preserve"> processing.</w:t>
+          <w:sz w:val="20"/>
+        </w:rPr>
+        <w:t>38%</w:t>
+      </w:r>
+      <w:r>
+        <w:rPr>
+          <w:sz w:val="20"/>
+        </w:rPr>
+        <w:t xml:space="preserve"> across active roadmap items.</w:t>
       </w:r>
     </w:p>
     <w:p>
@@ -2390,52 +1181,60 @@
         <w:pStyle w:val="NormalWeb"/>
         <w:numPr>
           <w:ilvl w:val="0"/>
-          <w:numId w:val="38"/>
+          <w:numId w:val="45"/>
         </w:numPr>
         <w:jc w:val="both"/>
         <w:rPr>
-          <w:rFonts w:ascii="Arial" w:hAnsi="Arial" w:cs="Arial"/>
-          <w:sz w:val="18"/>
-        </w:rPr>
-      </w:pPr>
-      <w:r>
-        <w:rPr>
-          <w:rFonts w:ascii="Arial" w:hAnsi="Arial" w:cs="Arial"/>
-          <w:sz w:val="18"/>
-        </w:rPr>
-        <w:t xml:space="preserve">Added stream processing with </w:t>
-      </w:r>
+          <w:sz w:val="20"/>
+        </w:rPr>
+      </w:pPr>
+      <w:r>
+        <w:rPr>
+          <w:sz w:val="20"/>
+        </w:rPr>
+        <w:t xml:space="preserve">Reworked the release pipeline using </w:t>
+      </w:r>
+      <w:proofErr w:type="spellStart"/>
       <w:r>
         <w:rPr>
           <w:rStyle w:val="Strong"/>
-          <w:rFonts w:ascii="Arial" w:hAnsi="Arial" w:cs="Arial"/>
-          <w:sz w:val="18"/>
-        </w:rPr>
-        <w:t>Kafka</w:t>
-      </w:r>
-      <w:r>
-        <w:rPr>
-          <w:rFonts w:ascii="Arial" w:hAnsi="Arial" w:cs="Arial"/>
-          <w:sz w:val="18"/>
-        </w:rPr>
-        <w:t xml:space="preserve"> for high-volume events, enforcing </w:t>
+          <w:sz w:val="20"/>
+        </w:rPr>
+        <w:t>Docker</w:t>
+      </w:r>
+      <w:proofErr w:type="spellEnd"/>
+      <w:r>
+        <w:rPr>
+          <w:sz w:val="20"/>
+        </w:rPr>
+        <w:t xml:space="preserve">, </w:t>
       </w:r>
       <w:proofErr w:type="spellStart"/>
       <w:r>
         <w:rPr>
+          <w:sz w:val="20"/>
+        </w:rPr>
+        <w:t>GitHub</w:t>
+      </w:r>
+      <w:proofErr w:type="spellEnd"/>
+      <w:r>
+        <w:rPr>
+          <w:sz w:val="20"/>
+        </w:rPr>
+        <w:t xml:space="preserve"> Actions, and controlled deployment validation, which reduced rollback incidents by </w:t>
+      </w:r>
+      <w:r>
+        <w:rPr>
           <w:rStyle w:val="Strong"/>
-          <w:rFonts w:ascii="Arial" w:hAnsi="Arial" w:cs="Arial"/>
-          <w:sz w:val="18"/>
-        </w:rPr>
-        <w:t>idempotency</w:t>
-      </w:r>
-      <w:proofErr w:type="spellEnd"/>
-      <w:r>
-        <w:rPr>
-          <w:rFonts w:ascii="Arial" w:hAnsi="Arial" w:cs="Arial"/>
-          <w:sz w:val="18"/>
-        </w:rPr>
-        <w:t xml:space="preserve"> and replay-safe consumers to prevent duplicates.</w:t>
+          <w:sz w:val="20"/>
+        </w:rPr>
+        <w:t>27%</w:t>
+      </w:r>
+      <w:r>
+        <w:rPr>
+          <w:sz w:val="20"/>
+        </w:rPr>
+        <w:t xml:space="preserve"> and gave engineering clearer visibility into environment-specific failures.</w:t>
       </w:r>
     </w:p>
     <w:p>
@@ -2443,37 +1242,32 @@
         <w:pStyle w:val="NormalWeb"/>
         <w:numPr>
           <w:ilvl w:val="0"/>
-          <w:numId w:val="38"/>
+          <w:numId w:val="45"/>
         </w:numPr>
         <w:jc w:val="both"/>
         <w:rPr>
-          <w:rFonts w:ascii="Arial" w:hAnsi="Arial" w:cs="Arial"/>
-          <w:sz w:val="18"/>
-        </w:rPr>
-      </w:pPr>
-      <w:r>
-        <w:rPr>
-          <w:rFonts w:ascii="Arial" w:hAnsi="Arial" w:cs="Arial"/>
-          <w:sz w:val="18"/>
-        </w:rPr>
-        <w:t xml:space="preserve">Tuned persistence in </w:t>
-      </w:r>
-      <w:proofErr w:type="spellStart"/>
-      <w:r>
-        <w:rPr>
-          <w:rStyle w:val="Strong"/>
-          <w:rFonts w:ascii="Arial" w:hAnsi="Arial" w:cs="Arial"/>
-          <w:sz w:val="18"/>
-        </w:rPr>
-        <w:t>PostgreSQL</w:t>
-      </w:r>
-      <w:proofErr w:type="spellEnd"/>
-      <w:r>
-        <w:rPr>
-          <w:rFonts w:ascii="Arial" w:hAnsi="Arial" w:cs="Arial"/>
-          <w:sz w:val="18"/>
-        </w:rPr>
-        <w:t xml:space="preserve"> using index strategy and query-plan analysis, improving p95 latency for critical endpoints.</w:t>
+          <w:sz w:val="20"/>
+        </w:rPr>
+      </w:pPr>
+      <w:r>
+        <w:rPr>
+          <w:sz w:val="20"/>
+        </w:rPr>
+        <w:t xml:space="preserve">Investigated intermittent authentication defects related to token refresh timing and stale session state, </w:t>
+      </w:r>
+      <w:proofErr w:type="gramStart"/>
+      <w:r>
+        <w:rPr>
+          <w:sz w:val="20"/>
+        </w:rPr>
+        <w:t>then</w:t>
+      </w:r>
+      <w:proofErr w:type="gramEnd"/>
+      <w:r>
+        <w:rPr>
+          <w:sz w:val="20"/>
+        </w:rPr>
+        <w:t xml:space="preserve"> redesigned session handling and API retry logic to eliminate a class of user-facing login interruptions.</w:t>
       </w:r>
     </w:p>
     <w:p>
@@ -2481,50 +1275,32 @@
         <w:pStyle w:val="NormalWeb"/>
         <w:numPr>
           <w:ilvl w:val="0"/>
-          <w:numId w:val="38"/>
+          <w:numId w:val="45"/>
         </w:numPr>
         <w:jc w:val="both"/>
         <w:rPr>
-          <w:rFonts w:ascii="Arial" w:hAnsi="Arial" w:cs="Arial"/>
-          <w:sz w:val="18"/>
-        </w:rPr>
-      </w:pPr>
-      <w:r>
-        <w:rPr>
-          <w:rFonts w:ascii="Arial" w:hAnsi="Arial" w:cs="Arial"/>
-          <w:sz w:val="18"/>
-        </w:rPr>
-        <w:t xml:space="preserve">Maintained compatibility across </w:t>
-      </w:r>
-      <w:r>
-        <w:rPr>
-          <w:rStyle w:val="Strong"/>
-          <w:rFonts w:ascii="Arial" w:hAnsi="Arial" w:cs="Arial"/>
-          <w:sz w:val="18"/>
-        </w:rPr>
-        <w:t>MySQL</w:t>
-      </w:r>
-      <w:r>
-        <w:rPr>
-          <w:rFonts w:ascii="Arial" w:hAnsi="Arial" w:cs="Arial"/>
-          <w:sz w:val="18"/>
-        </w:rPr>
-        <w:t xml:space="preserve"> and </w:t>
-      </w:r>
-      <w:r>
-        <w:rPr>
-          <w:rStyle w:val="Strong"/>
-          <w:rFonts w:ascii="Arial" w:hAnsi="Arial" w:cs="Arial"/>
-          <w:sz w:val="18"/>
-        </w:rPr>
-        <w:t>SQL Server</w:t>
-      </w:r>
-      <w:r>
-        <w:rPr>
-          <w:rFonts w:ascii="Arial" w:hAnsi="Arial" w:cs="Arial"/>
-          <w:sz w:val="18"/>
-        </w:rPr>
-        <w:t xml:space="preserve"> for acquired modules, standardizing migrations and rollback routines.</w:t>
+          <w:sz w:val="20"/>
+        </w:rPr>
+      </w:pPr>
+      <w:r>
+        <w:rPr>
+          <w:sz w:val="20"/>
+        </w:rPr>
+        <w:t xml:space="preserve">Built background job processing for notification, reporting, and data synchronization tasks using </w:t>
+      </w:r>
+      <w:proofErr w:type="spellStart"/>
+      <w:r>
+        <w:rPr>
+          <w:sz w:val="20"/>
+        </w:rPr>
+        <w:t>Laravel</w:t>
+      </w:r>
+      <w:proofErr w:type="spellEnd"/>
+      <w:r>
+        <w:rPr>
+          <w:sz w:val="20"/>
+        </w:rPr>
+        <w:t xml:space="preserve"> queue patterns, removing expensive synchronous operations from request flows and stabilizing response times during peak traffic.</w:t>
       </w:r>
     </w:p>
     <w:p>
@@ -2532,54 +1308,31 @@
         <w:pStyle w:val="NormalWeb"/>
         <w:numPr>
           <w:ilvl w:val="0"/>
-          <w:numId w:val="38"/>
+          <w:numId w:val="45"/>
         </w:numPr>
         <w:jc w:val="both"/>
         <w:rPr>
-          <w:rFonts w:ascii="Arial" w:hAnsi="Arial" w:cs="Arial"/>
-          <w:sz w:val="18"/>
-        </w:rPr>
-      </w:pPr>
-      <w:r>
-        <w:rPr>
-          <w:rFonts w:ascii="Arial" w:hAnsi="Arial" w:cs="Arial"/>
-          <w:sz w:val="18"/>
-        </w:rPr>
-        <w:t xml:space="preserve">Introduced caching with </w:t>
-      </w:r>
-      <w:proofErr w:type="spellStart"/>
+          <w:sz w:val="20"/>
+        </w:rPr>
+      </w:pPr>
+      <w:r>
+        <w:rPr>
+          <w:sz w:val="20"/>
+        </w:rPr>
+        <w:t xml:space="preserve">Partnered with product and design teams to implement new customer workflows in </w:t>
+      </w:r>
       <w:r>
         <w:rPr>
           <w:rStyle w:val="Strong"/>
-          <w:rFonts w:ascii="Arial" w:hAnsi="Arial" w:cs="Arial"/>
-          <w:sz w:val="18"/>
-        </w:rPr>
-        <w:t>Redis</w:t>
-      </w:r>
-      <w:proofErr w:type="spellEnd"/>
-      <w:r>
-        <w:rPr>
-          <w:rFonts w:ascii="Arial" w:hAnsi="Arial" w:cs="Arial"/>
-          <w:sz w:val="18"/>
-        </w:rPr>
-        <w:t xml:space="preserve"> via </w:t>
-      </w:r>
-      <w:proofErr w:type="spellStart"/>
-      <w:r>
-        <w:rPr>
-          <w:rStyle w:val="Strong"/>
-          <w:rFonts w:ascii="Arial" w:hAnsi="Arial" w:cs="Arial"/>
-          <w:sz w:val="18"/>
-        </w:rPr>
-        <w:t>ElastiCache</w:t>
-      </w:r>
-      <w:proofErr w:type="spellEnd"/>
-      <w:r>
-        <w:rPr>
-          <w:rFonts w:ascii="Arial" w:hAnsi="Arial" w:cs="Arial"/>
-          <w:sz w:val="18"/>
-        </w:rPr>
-        <w:t>, reducing database pressure during peak traffic and stabilizing hot endpoints.</w:t>
+          <w:sz w:val="20"/>
+        </w:rPr>
+        <w:t>React</w:t>
+      </w:r>
+      <w:r>
+        <w:rPr>
+          <w:sz w:val="20"/>
+        </w:rPr>
+        <w:t>, translating complex requirements into reusable frontend modules while preserving accessibility, responsiveness, and business-rule accuracy.</w:t>
       </w:r>
     </w:p>
     <w:p>
@@ -2587,54 +1340,18 @@
         <w:pStyle w:val="NormalWeb"/>
         <w:numPr>
           <w:ilvl w:val="0"/>
-          <w:numId w:val="38"/>
+          <w:numId w:val="45"/>
         </w:numPr>
         <w:jc w:val="both"/>
         <w:rPr>
-          <w:rFonts w:ascii="Arial" w:hAnsi="Arial" w:cs="Arial"/>
-          <w:sz w:val="18"/>
-        </w:rPr>
-      </w:pPr>
-      <w:r>
-        <w:rPr>
-          <w:rFonts w:ascii="Arial" w:hAnsi="Arial" w:cs="Arial"/>
-          <w:sz w:val="18"/>
-        </w:rPr>
-        <w:t xml:space="preserve">Implemented flexible payload storage using </w:t>
-      </w:r>
-      <w:proofErr w:type="spellStart"/>
-      <w:r>
-        <w:rPr>
-          <w:rStyle w:val="Strong"/>
-          <w:rFonts w:ascii="Arial" w:hAnsi="Arial" w:cs="Arial"/>
-          <w:sz w:val="18"/>
-        </w:rPr>
-        <w:t>MongoDB</w:t>
-      </w:r>
-      <w:proofErr w:type="spellEnd"/>
-      <w:r>
-        <w:rPr>
-          <w:rFonts w:ascii="Arial" w:hAnsi="Arial" w:cs="Arial"/>
-          <w:sz w:val="18"/>
-        </w:rPr>
-        <w:t xml:space="preserve">, plus selective workloads in </w:t>
-      </w:r>
-      <w:proofErr w:type="spellStart"/>
-      <w:r>
-        <w:rPr>
-          <w:rStyle w:val="Strong"/>
-          <w:rFonts w:ascii="Arial" w:hAnsi="Arial" w:cs="Arial"/>
-          <w:sz w:val="18"/>
-        </w:rPr>
-        <w:t>DynamoDB</w:t>
-      </w:r>
-      <w:proofErr w:type="spellEnd"/>
-      <w:r>
-        <w:rPr>
-          <w:rFonts w:ascii="Arial" w:hAnsi="Arial" w:cs="Arial"/>
-          <w:sz w:val="18"/>
-        </w:rPr>
-        <w:t xml:space="preserve"> for low-latency access patterns.</w:t>
+          <w:sz w:val="20"/>
+        </w:rPr>
+      </w:pPr>
+      <w:r>
+        <w:rPr>
+          <w:sz w:val="20"/>
+        </w:rPr>
+        <w:t>Strengthened application security by tightening validation rules, standardizing role-based access logic, and closing several request-forgery and authorization edge cases discovered during internal release reviews.</w:t>
       </w:r>
     </w:p>
     <w:p>
@@ -2642,52 +1359,46 @@
         <w:pStyle w:val="NormalWeb"/>
         <w:numPr>
           <w:ilvl w:val="0"/>
-          <w:numId w:val="38"/>
+          <w:numId w:val="45"/>
         </w:numPr>
         <w:jc w:val="both"/>
         <w:rPr>
-          <w:rFonts w:ascii="Arial" w:hAnsi="Arial" w:cs="Arial"/>
-          <w:sz w:val="18"/>
-        </w:rPr>
-      </w:pPr>
-      <w:r>
-        <w:rPr>
-          <w:rFonts w:ascii="Arial" w:hAnsi="Arial" w:cs="Arial"/>
-          <w:sz w:val="18"/>
-        </w:rPr>
-        <w:t xml:space="preserve">Delivered discovery features by indexing entities into </w:t>
+          <w:sz w:val="20"/>
+        </w:rPr>
+      </w:pPr>
+      <w:r>
+        <w:rPr>
+          <w:sz w:val="20"/>
+        </w:rPr>
+        <w:t xml:space="preserve">Mentored engineers on flexible use of </w:t>
       </w:r>
       <w:proofErr w:type="spellStart"/>
       <w:r>
         <w:rPr>
           <w:rStyle w:val="Strong"/>
-          <w:rFonts w:ascii="Arial" w:hAnsi="Arial" w:cs="Arial"/>
-          <w:sz w:val="18"/>
-        </w:rPr>
-        <w:t>Elasticsearch</w:t>
+          <w:sz w:val="20"/>
+        </w:rPr>
+        <w:t>Laravel</w:t>
       </w:r>
       <w:proofErr w:type="spellEnd"/>
       <w:r>
         <w:rPr>
-          <w:rFonts w:ascii="Arial" w:hAnsi="Arial" w:cs="Arial"/>
-          <w:sz w:val="18"/>
-        </w:rPr>
-        <w:t xml:space="preserve"> and </w:t>
+          <w:sz w:val="20"/>
+        </w:rPr>
+        <w:t xml:space="preserve"> service containers, repository patterns, and </w:t>
       </w:r>
       <w:r>
         <w:rPr>
           <w:rStyle w:val="Strong"/>
-          <w:rFonts w:ascii="Arial" w:hAnsi="Arial" w:cs="Arial"/>
-          <w:sz w:val="18"/>
-        </w:rPr>
-        <w:t>OpenSearch</w:t>
-      </w:r>
-      <w:r>
-        <w:rPr>
-          <w:rFonts w:ascii="Arial" w:hAnsi="Arial" w:cs="Arial"/>
-          <w:sz w:val="18"/>
-        </w:rPr>
-        <w:t>, enabling fast filtering and audit-friendly search.</w:t>
+          <w:sz w:val="20"/>
+        </w:rPr>
+        <w:t>React</w:t>
+      </w:r>
+      <w:r>
+        <w:rPr>
+          <w:sz w:val="20"/>
+        </w:rPr>
+        <w:t xml:space="preserve"> composition practices so teams could extend features more safely without introducing duplicate logic or brittle dependencies.</w:t>
       </w:r>
     </w:p>
     <w:p>
@@ -2695,423 +1406,30 @@
         <w:pStyle w:val="NormalWeb"/>
         <w:numPr>
           <w:ilvl w:val="0"/>
-          <w:numId w:val="38"/>
+          <w:numId w:val="45"/>
         </w:numPr>
         <w:jc w:val="both"/>
-        <w:rPr>
-          <w:rFonts w:ascii="Arial" w:hAnsi="Arial" w:cs="Arial"/>
-          <w:sz w:val="18"/>
-        </w:rPr>
-      </w:pPr>
-      <w:r>
-        <w:rPr>
-          <w:rFonts w:ascii="Arial" w:hAnsi="Arial" w:cs="Arial"/>
-          <w:sz w:val="18"/>
-        </w:rPr>
-        <w:t xml:space="preserve">Orchestrated complex workflows with </w:t>
+      </w:pPr>
+      <w:r>
+        <w:rPr>
+          <w:sz w:val="20"/>
+        </w:rPr>
+        <w:t xml:space="preserve">Supported cloud-hosted workloads on AWS infrastructure with improved logging, error tracing, and operational </w:t>
       </w:r>
       <w:proofErr w:type="spellStart"/>
       <w:r>
         <w:rPr>
-          <w:rStyle w:val="Strong"/>
-          <w:rFonts w:ascii="Arial" w:hAnsi="Arial" w:cs="Arial"/>
-          <w:sz w:val="18"/>
-        </w:rPr>
-        <w:t>EventBridge</w:t>
+          <w:sz w:val="20"/>
+        </w:rPr>
+        <w:t>runbooks</w:t>
       </w:r>
       <w:proofErr w:type="spellEnd"/>
       <w:r>
         <w:rPr>
-          <w:rFonts w:ascii="Arial" w:hAnsi="Arial" w:cs="Arial"/>
-          <w:sz w:val="18"/>
-        </w:rPr>
-        <w:t xml:space="preserve"> and </w:t>
-      </w:r>
-      <w:r>
-        <w:rPr>
-          <w:rStyle w:val="Strong"/>
-          <w:rFonts w:ascii="Arial" w:hAnsi="Arial" w:cs="Arial"/>
-          <w:sz w:val="18"/>
-        </w:rPr>
-        <w:t>Step Functions</w:t>
-      </w:r>
-      <w:r>
-        <w:rPr>
-          <w:rFonts w:ascii="Arial" w:hAnsi="Arial" w:cs="Arial"/>
-          <w:sz w:val="18"/>
-        </w:rPr>
-        <w:t>, separating orchestration concerns from business logic.</w:t>
-      </w:r>
-    </w:p>
-    <w:p>
-      <w:pPr>
-        <w:pStyle w:val="NormalWeb"/>
-        <w:numPr>
-          <w:ilvl w:val="0"/>
-          <w:numId w:val="38"/>
-        </w:numPr>
-        <w:jc w:val="both"/>
-        <w:rPr>
-          <w:rFonts w:ascii="Arial" w:hAnsi="Arial" w:cs="Arial"/>
-          <w:sz w:val="18"/>
-        </w:rPr>
-      </w:pPr>
-      <w:r>
-        <w:rPr>
-          <w:rFonts w:ascii="Arial" w:hAnsi="Arial" w:cs="Arial"/>
-          <w:sz w:val="18"/>
-        </w:rPr>
-        <w:t xml:space="preserve">Hardened </w:t>
-      </w:r>
-      <w:proofErr w:type="spellStart"/>
-      <w:r>
-        <w:rPr>
-          <w:rFonts w:ascii="Arial" w:hAnsi="Arial" w:cs="Arial"/>
-          <w:sz w:val="18"/>
-        </w:rPr>
-        <w:t>auth</w:t>
-      </w:r>
-      <w:proofErr w:type="spellEnd"/>
-      <w:r>
-        <w:rPr>
-          <w:rFonts w:ascii="Arial" w:hAnsi="Arial" w:cs="Arial"/>
-          <w:sz w:val="18"/>
-        </w:rPr>
-        <w:t xml:space="preserve"> with </w:t>
-      </w:r>
-      <w:r>
-        <w:rPr>
-          <w:rStyle w:val="Strong"/>
-          <w:rFonts w:ascii="Arial" w:hAnsi="Arial" w:cs="Arial"/>
-          <w:sz w:val="18"/>
-        </w:rPr>
-        <w:t>OAuth2</w:t>
-      </w:r>
-      <w:r>
-        <w:rPr>
-          <w:rFonts w:ascii="Arial" w:hAnsi="Arial" w:cs="Arial"/>
-          <w:sz w:val="18"/>
-        </w:rPr>
-        <w:t xml:space="preserve">, </w:t>
-      </w:r>
-      <w:proofErr w:type="spellStart"/>
-      <w:r>
-        <w:rPr>
-          <w:rStyle w:val="Strong"/>
-          <w:rFonts w:ascii="Arial" w:hAnsi="Arial" w:cs="Arial"/>
-          <w:sz w:val="18"/>
-        </w:rPr>
-        <w:t>OpenID</w:t>
-      </w:r>
-      <w:proofErr w:type="spellEnd"/>
-      <w:r>
-        <w:rPr>
-          <w:rStyle w:val="Strong"/>
-          <w:rFonts w:ascii="Arial" w:hAnsi="Arial" w:cs="Arial"/>
-          <w:sz w:val="18"/>
-        </w:rPr>
-        <w:t xml:space="preserve"> Connect</w:t>
-      </w:r>
-      <w:r>
-        <w:rPr>
-          <w:rFonts w:ascii="Arial" w:hAnsi="Arial" w:cs="Arial"/>
-          <w:sz w:val="18"/>
-        </w:rPr>
-        <w:t xml:space="preserve">, </w:t>
-      </w:r>
-      <w:r>
-        <w:rPr>
-          <w:rStyle w:val="Strong"/>
-          <w:rFonts w:ascii="Arial" w:hAnsi="Arial" w:cs="Arial"/>
-          <w:sz w:val="18"/>
-        </w:rPr>
-        <w:t>JWT</w:t>
-      </w:r>
-      <w:r>
-        <w:rPr>
-          <w:rFonts w:ascii="Arial" w:hAnsi="Arial" w:cs="Arial"/>
-          <w:sz w:val="18"/>
-        </w:rPr>
-        <w:t xml:space="preserve">, and </w:t>
-      </w:r>
-      <w:r>
-        <w:rPr>
-          <w:rStyle w:val="Strong"/>
-          <w:rFonts w:ascii="Arial" w:hAnsi="Arial" w:cs="Arial"/>
-          <w:sz w:val="18"/>
-        </w:rPr>
-        <w:t>RBAC/ABAC</w:t>
-      </w:r>
-      <w:r>
-        <w:rPr>
-          <w:rFonts w:ascii="Arial" w:hAnsi="Arial" w:cs="Arial"/>
-          <w:sz w:val="18"/>
-        </w:rPr>
-        <w:t xml:space="preserve">, enforcing consistent policy gates and </w:t>
-      </w:r>
-      <w:r>
-        <w:rPr>
-          <w:rStyle w:val="Strong"/>
-          <w:rFonts w:ascii="Arial" w:hAnsi="Arial" w:cs="Arial"/>
-          <w:sz w:val="18"/>
-        </w:rPr>
-        <w:t>audit logging</w:t>
-      </w:r>
-      <w:r>
-        <w:rPr>
-          <w:rFonts w:ascii="Arial" w:hAnsi="Arial" w:cs="Arial"/>
-          <w:sz w:val="18"/>
-        </w:rPr>
-        <w:t xml:space="preserve"> across services.</w:t>
-      </w:r>
-    </w:p>
-    <w:p>
-      <w:pPr>
-        <w:pStyle w:val="NormalWeb"/>
-        <w:numPr>
-          <w:ilvl w:val="0"/>
-          <w:numId w:val="38"/>
-        </w:numPr>
-        <w:jc w:val="both"/>
-        <w:rPr>
-          <w:rFonts w:ascii="Arial" w:hAnsi="Arial" w:cs="Arial"/>
-          <w:sz w:val="18"/>
-        </w:rPr>
-      </w:pPr>
-      <w:r>
-        <w:rPr>
-          <w:rFonts w:ascii="Arial" w:hAnsi="Arial" w:cs="Arial"/>
-          <w:sz w:val="18"/>
-        </w:rPr>
-        <w:t xml:space="preserve">Rolled out end-to-end tracing with </w:t>
-      </w:r>
-      <w:proofErr w:type="spellStart"/>
-      <w:r>
-        <w:rPr>
-          <w:rStyle w:val="Strong"/>
-          <w:rFonts w:ascii="Arial" w:hAnsi="Arial" w:cs="Arial"/>
-          <w:sz w:val="18"/>
-        </w:rPr>
-        <w:t>OpenTelemetry</w:t>
-      </w:r>
-      <w:proofErr w:type="spellEnd"/>
-      <w:r>
-        <w:rPr>
-          <w:rFonts w:ascii="Arial" w:hAnsi="Arial" w:cs="Arial"/>
-          <w:sz w:val="18"/>
-        </w:rPr>
-        <w:t xml:space="preserve">, exporting to </w:t>
-      </w:r>
-      <w:proofErr w:type="spellStart"/>
-      <w:r>
-        <w:rPr>
-          <w:rStyle w:val="Strong"/>
-          <w:rFonts w:ascii="Arial" w:hAnsi="Arial" w:cs="Arial"/>
-          <w:sz w:val="18"/>
-        </w:rPr>
-        <w:t>Datadog</w:t>
-      </w:r>
-      <w:proofErr w:type="spellEnd"/>
-      <w:r>
-        <w:rPr>
-          <w:rFonts w:ascii="Arial" w:hAnsi="Arial" w:cs="Arial"/>
-          <w:sz w:val="18"/>
-        </w:rPr>
-        <w:t xml:space="preserve"> and visualizing service health in </w:t>
-      </w:r>
-      <w:proofErr w:type="spellStart"/>
-      <w:r>
-        <w:rPr>
-          <w:rStyle w:val="Strong"/>
-          <w:rFonts w:ascii="Arial" w:hAnsi="Arial" w:cs="Arial"/>
-          <w:sz w:val="18"/>
-        </w:rPr>
-        <w:t>Grafana</w:t>
-      </w:r>
-      <w:proofErr w:type="spellEnd"/>
-      <w:r>
-        <w:rPr>
-          <w:rFonts w:ascii="Arial" w:hAnsi="Arial" w:cs="Arial"/>
-          <w:sz w:val="18"/>
-        </w:rPr>
-        <w:t xml:space="preserve"> with actionable alerts.</w:t>
-      </w:r>
-    </w:p>
-    <w:p>
-      <w:pPr>
-        <w:pStyle w:val="NormalWeb"/>
-        <w:numPr>
-          <w:ilvl w:val="0"/>
-          <w:numId w:val="38"/>
-        </w:numPr>
-        <w:jc w:val="both"/>
-        <w:rPr>
-          <w:rFonts w:ascii="Arial" w:hAnsi="Arial" w:cs="Arial"/>
-          <w:sz w:val="18"/>
-        </w:rPr>
-      </w:pPr>
-      <w:r>
-        <w:rPr>
-          <w:rFonts w:ascii="Arial" w:hAnsi="Arial" w:cs="Arial"/>
-          <w:sz w:val="18"/>
-        </w:rPr>
-        <w:t xml:space="preserve">Deployed with </w:t>
-      </w:r>
-      <w:proofErr w:type="spellStart"/>
-      <w:r>
-        <w:rPr>
-          <w:rStyle w:val="Strong"/>
-          <w:rFonts w:ascii="Arial" w:hAnsi="Arial" w:cs="Arial"/>
-          <w:sz w:val="18"/>
-        </w:rPr>
-        <w:t>Docker</w:t>
-      </w:r>
-      <w:proofErr w:type="spellEnd"/>
-      <w:r>
-        <w:rPr>
-          <w:rFonts w:ascii="Arial" w:hAnsi="Arial" w:cs="Arial"/>
-          <w:sz w:val="18"/>
-        </w:rPr>
-        <w:t xml:space="preserve"> on </w:t>
-      </w:r>
-      <w:proofErr w:type="spellStart"/>
-      <w:r>
-        <w:rPr>
-          <w:rStyle w:val="Strong"/>
-          <w:rFonts w:ascii="Arial" w:hAnsi="Arial" w:cs="Arial"/>
-          <w:sz w:val="18"/>
-        </w:rPr>
-        <w:t>Kubernetes</w:t>
-      </w:r>
-      <w:proofErr w:type="spellEnd"/>
-      <w:r>
-        <w:rPr>
-          <w:rFonts w:ascii="Arial" w:hAnsi="Arial" w:cs="Arial"/>
-          <w:sz w:val="18"/>
-        </w:rPr>
-        <w:t xml:space="preserve"> using </w:t>
-      </w:r>
-      <w:r>
-        <w:rPr>
-          <w:rStyle w:val="Strong"/>
-          <w:rFonts w:ascii="Arial" w:hAnsi="Arial" w:cs="Arial"/>
-          <w:sz w:val="18"/>
-        </w:rPr>
-        <w:t>EKS/ECS/EC2</w:t>
-      </w:r>
-      <w:r>
-        <w:rPr>
-          <w:rFonts w:ascii="Arial" w:hAnsi="Arial" w:cs="Arial"/>
-          <w:sz w:val="18"/>
-        </w:rPr>
-        <w:t xml:space="preserve">, managed releases via </w:t>
-      </w:r>
-      <w:r>
-        <w:rPr>
-          <w:rStyle w:val="Strong"/>
-          <w:rFonts w:ascii="Arial" w:hAnsi="Arial" w:cs="Arial"/>
-          <w:sz w:val="18"/>
-        </w:rPr>
-        <w:t>Helm</w:t>
-      </w:r>
-      <w:r>
-        <w:rPr>
-          <w:rFonts w:ascii="Arial" w:hAnsi="Arial" w:cs="Arial"/>
-          <w:sz w:val="18"/>
-        </w:rPr>
-        <w:t xml:space="preserve">, </w:t>
-      </w:r>
-      <w:r>
-        <w:rPr>
-          <w:rStyle w:val="Strong"/>
-          <w:rFonts w:ascii="Arial" w:hAnsi="Arial" w:cs="Arial"/>
-          <w:sz w:val="18"/>
-        </w:rPr>
-        <w:t>Argo CD</w:t>
-      </w:r>
-      <w:r>
-        <w:rPr>
-          <w:rFonts w:ascii="Arial" w:hAnsi="Arial" w:cs="Arial"/>
-          <w:sz w:val="18"/>
-        </w:rPr>
-        <w:t xml:space="preserve">, </w:t>
-      </w:r>
-      <w:proofErr w:type="spellStart"/>
-      <w:r>
-        <w:rPr>
-          <w:rStyle w:val="Strong"/>
-          <w:rFonts w:ascii="Arial" w:hAnsi="Arial" w:cs="Arial"/>
-          <w:sz w:val="18"/>
-        </w:rPr>
-        <w:t>GitOps</w:t>
-      </w:r>
-      <w:proofErr w:type="spellEnd"/>
-      <w:r>
-        <w:rPr>
-          <w:rFonts w:ascii="Arial" w:hAnsi="Arial" w:cs="Arial"/>
-          <w:sz w:val="18"/>
-        </w:rPr>
-        <w:t xml:space="preserve">, </w:t>
-      </w:r>
-      <w:proofErr w:type="spellStart"/>
-      <w:r>
-        <w:rPr>
-          <w:rStyle w:val="Strong"/>
-          <w:rFonts w:ascii="Arial" w:hAnsi="Arial" w:cs="Arial"/>
-          <w:sz w:val="18"/>
-        </w:rPr>
-        <w:t>Terraform</w:t>
-      </w:r>
-      <w:proofErr w:type="spellEnd"/>
-      <w:r>
-        <w:rPr>
-          <w:rFonts w:ascii="Arial" w:hAnsi="Arial" w:cs="Arial"/>
-          <w:sz w:val="18"/>
-        </w:rPr>
-        <w:t xml:space="preserve">, and </w:t>
-      </w:r>
-      <w:proofErr w:type="spellStart"/>
-      <w:r>
-        <w:rPr>
-          <w:rStyle w:val="Strong"/>
-          <w:rFonts w:ascii="Arial" w:hAnsi="Arial" w:cs="Arial"/>
-          <w:sz w:val="18"/>
-        </w:rPr>
-        <w:t>CloudFormation</w:t>
-      </w:r>
-      <w:proofErr w:type="spellEnd"/>
-      <w:r>
-        <w:rPr>
-          <w:rFonts w:ascii="Arial" w:hAnsi="Arial" w:cs="Arial"/>
-          <w:sz w:val="18"/>
-        </w:rPr>
-        <w:t xml:space="preserve"> under least-privilege </w:t>
-      </w:r>
-      <w:r>
-        <w:rPr>
-          <w:rStyle w:val="Strong"/>
-          <w:rFonts w:ascii="Arial" w:hAnsi="Arial" w:cs="Arial"/>
-          <w:sz w:val="18"/>
-        </w:rPr>
-        <w:t>IAM</w:t>
-      </w:r>
-      <w:r>
-        <w:rPr>
-          <w:rFonts w:ascii="Arial" w:hAnsi="Arial" w:cs="Arial"/>
-          <w:sz w:val="18"/>
-        </w:rPr>
-        <w:t>.</w:t>
-      </w:r>
-    </w:p>
-    <w:p>
-      <w:pPr>
-        <w:pStyle w:val="NormalWeb"/>
-        <w:jc w:val="both"/>
-        <w:rPr>
-          <w:rFonts w:ascii="Arial" w:hAnsi="Arial" w:cs="Arial"/>
-          <w:sz w:val="18"/>
-        </w:rPr>
-      </w:pPr>
+          <w:sz w:val="20"/>
+        </w:rPr>
+        <w:t>, enabling faster root-cause analysis for production bugs and more predictable recovery handling.</w:t>
+      </w:r>
     </w:p>
     <w:tbl>
       <w:tblPr>
@@ -3155,7 +1473,6 @@
                 <w:sz w:val="19"/>
                 <w:szCs w:val="19"/>
               </w:rPr>
-              <w:lastRenderedPageBreak/>
               <w:t>Software Engineer</w:t>
             </w:r>
           </w:p>
@@ -3218,35 +1535,80 @@
         <w:pStyle w:val="NormalWeb"/>
         <w:numPr>
           <w:ilvl w:val="0"/>
-          <w:numId w:val="28"/>
+          <w:numId w:val="46"/>
         </w:numPr>
         <w:jc w:val="both"/>
         <w:rPr>
-          <w:rFonts w:ascii="Arial" w:hAnsi="Arial" w:cs="Arial"/>
-          <w:sz w:val="18"/>
-        </w:rPr>
-      </w:pPr>
-      <w:r>
-        <w:rPr>
-          <w:rFonts w:ascii="Arial" w:hAnsi="Arial" w:cs="Arial"/>
-          <w:sz w:val="18"/>
-        </w:rPr>
-        <w:t xml:space="preserve">Developed </w:t>
+          <w:sz w:val="20"/>
+        </w:rPr>
+      </w:pPr>
+      <w:r>
+        <w:rPr>
+          <w:sz w:val="20"/>
+        </w:rPr>
+        <w:t xml:space="preserve">Built and enhanced internal and customer-facing applications using </w:t>
       </w:r>
       <w:r>
         <w:rPr>
           <w:rStyle w:val="Strong"/>
-          <w:rFonts w:ascii="Arial" w:hAnsi="Arial" w:cs="Arial"/>
-          <w:sz w:val="18"/>
-        </w:rPr>
-        <w:t>PHP</w:t>
-      </w:r>
-      <w:r>
-        <w:rPr>
-          <w:rFonts w:ascii="Arial" w:hAnsi="Arial" w:cs="Arial"/>
-          <w:sz w:val="18"/>
-        </w:rPr>
-        <w:t xml:space="preserve"> services for operational workflows, focusing on durable data writes, safe retries, and predictable failure behavior.</w:t>
+          <w:sz w:val="20"/>
+        </w:rPr>
+        <w:t>PHP 7.2–7.4</w:t>
+      </w:r>
+      <w:r>
+        <w:rPr>
+          <w:sz w:val="20"/>
+        </w:rPr>
+        <w:t xml:space="preserve">, </w:t>
+      </w:r>
+      <w:proofErr w:type="spellStart"/>
+      <w:r>
+        <w:rPr>
+          <w:rStyle w:val="Strong"/>
+          <w:sz w:val="20"/>
+        </w:rPr>
+        <w:t>Laravel</w:t>
+      </w:r>
+      <w:proofErr w:type="spellEnd"/>
+      <w:r>
+        <w:rPr>
+          <w:rStyle w:val="Strong"/>
+          <w:sz w:val="20"/>
+        </w:rPr>
+        <w:t xml:space="preserve"> 5.8–8</w:t>
+      </w:r>
+      <w:r>
+        <w:rPr>
+          <w:sz w:val="20"/>
+        </w:rPr>
+        <w:t xml:space="preserve">, and </w:t>
+      </w:r>
+      <w:r>
+        <w:rPr>
+          <w:rStyle w:val="Strong"/>
+          <w:sz w:val="20"/>
+        </w:rPr>
+        <w:t>React 16–17</w:t>
+      </w:r>
+      <w:r>
+        <w:rPr>
+          <w:sz w:val="20"/>
+        </w:rPr>
+        <w:t xml:space="preserve">, helping the company transition from heavily template-driven pages toward </w:t>
+      </w:r>
+      <w:proofErr w:type="gramStart"/>
+      <w:r>
+        <w:rPr>
+          <w:sz w:val="20"/>
+        </w:rPr>
+        <w:t>a more</w:t>
+      </w:r>
+      <w:proofErr w:type="gramEnd"/>
+      <w:r>
+        <w:rPr>
+          <w:sz w:val="20"/>
+        </w:rPr>
+        <w:t xml:space="preserve"> modular frontend architecture.</w:t>
       </w:r>
     </w:p>
     <w:p>
@@ -3254,20 +1616,32 @@
         <w:pStyle w:val="NormalWeb"/>
         <w:numPr>
           <w:ilvl w:val="0"/>
-          <w:numId w:val="28"/>
+          <w:numId w:val="46"/>
         </w:numPr>
         <w:jc w:val="both"/>
         <w:rPr>
-          <w:rFonts w:ascii="Arial" w:hAnsi="Arial" w:cs="Arial"/>
-          <w:sz w:val="18"/>
-        </w:rPr>
-      </w:pPr>
-      <w:r>
-        <w:rPr>
-          <w:rFonts w:ascii="Arial" w:hAnsi="Arial" w:cs="Arial"/>
-          <w:sz w:val="18"/>
-        </w:rPr>
-        <w:t>Implemented REST endpoints with stable payload shapes and consistent semantics to reduce integration bugs and support load.</w:t>
+          <w:sz w:val="20"/>
+        </w:rPr>
+      </w:pPr>
+      <w:r>
+        <w:rPr>
+          <w:sz w:val="20"/>
+        </w:rPr>
+        <w:lastRenderedPageBreak/>
+        <w:t xml:space="preserve">Delivered reusable REST APIs for account management, reporting, and operational workflows so frontend teams could move faster with </w:t>
+      </w:r>
+      <w:r>
+        <w:rPr>
+          <w:rStyle w:val="Strong"/>
+          <w:sz w:val="20"/>
+        </w:rPr>
+        <w:t>React</w:t>
+      </w:r>
+      <w:r>
+        <w:rPr>
+          <w:sz w:val="20"/>
+        </w:rPr>
+        <w:t xml:space="preserve"> while backend logic remained centralized, testable, and easier to version.</w:t>
       </w:r>
     </w:p>
     <w:p>
@@ -3275,37 +1649,31 @@
         <w:pStyle w:val="NormalWeb"/>
         <w:numPr>
           <w:ilvl w:val="0"/>
-          <w:numId w:val="28"/>
+          <w:numId w:val="46"/>
         </w:numPr>
         <w:jc w:val="both"/>
         <w:rPr>
-          <w:rFonts w:ascii="Arial" w:hAnsi="Arial" w:cs="Arial"/>
-          <w:sz w:val="18"/>
-        </w:rPr>
-      </w:pPr>
-      <w:r>
-        <w:rPr>
-          <w:rFonts w:ascii="Arial" w:hAnsi="Arial" w:cs="Arial"/>
-          <w:sz w:val="18"/>
-        </w:rPr>
-        <w:t xml:space="preserve">Built background processing pipelines using queue-driven execution with </w:t>
-      </w:r>
-      <w:proofErr w:type="spellStart"/>
+          <w:sz w:val="20"/>
+        </w:rPr>
+      </w:pPr>
+      <w:r>
+        <w:rPr>
+          <w:sz w:val="20"/>
+        </w:rPr>
+        <w:t xml:space="preserve">Improved a slow reporting feature by rewriting N+1-heavy ORM queries, restructuring indexes, and introducing targeted response caching, which reduced report generation time by </w:t>
+      </w:r>
       <w:r>
         <w:rPr>
           <w:rStyle w:val="Strong"/>
-          <w:rFonts w:ascii="Arial" w:hAnsi="Arial" w:cs="Arial"/>
-          <w:sz w:val="18"/>
-        </w:rPr>
-        <w:t>RabbitMQ</w:t>
-      </w:r>
-      <w:proofErr w:type="spellEnd"/>
-      <w:r>
-        <w:rPr>
-          <w:rFonts w:ascii="Arial" w:hAnsi="Arial" w:cs="Arial"/>
-          <w:sz w:val="18"/>
-        </w:rPr>
-        <w:t xml:space="preserve"> patterns for retries, DLQs, and poisoned-message handling.</w:t>
+          <w:sz w:val="20"/>
+        </w:rPr>
+        <w:t>46%</w:t>
+      </w:r>
+      <w:r>
+        <w:rPr>
+          <w:sz w:val="20"/>
+        </w:rPr>
+        <w:t xml:space="preserve"> for common business scenarios.</w:t>
       </w:r>
     </w:p>
     <w:p>
@@ -3313,35 +1681,45 @@
         <w:pStyle w:val="NormalWeb"/>
         <w:numPr>
           <w:ilvl w:val="0"/>
-          <w:numId w:val="28"/>
+          <w:numId w:val="46"/>
         </w:numPr>
         <w:jc w:val="both"/>
         <w:rPr>
-          <w:rFonts w:ascii="Arial" w:hAnsi="Arial" w:cs="Arial"/>
-          <w:sz w:val="18"/>
-        </w:rPr>
-      </w:pPr>
-      <w:r>
-        <w:rPr>
-          <w:rFonts w:ascii="Arial" w:hAnsi="Arial" w:cs="Arial"/>
-          <w:sz w:val="18"/>
-        </w:rPr>
-        <w:t xml:space="preserve">Expanded event-driven integrations using </w:t>
+          <w:sz w:val="20"/>
+        </w:rPr>
+      </w:pPr>
+      <w:r>
+        <w:rPr>
+          <w:sz w:val="20"/>
+        </w:rPr>
+        <w:t xml:space="preserve">Modernized legacy </w:t>
+      </w:r>
+      <w:proofErr w:type="spellStart"/>
+      <w:r>
+        <w:rPr>
+          <w:sz w:val="20"/>
+        </w:rPr>
+        <w:t>jQuery</w:t>
+      </w:r>
+      <w:proofErr w:type="spellEnd"/>
+      <w:r>
+        <w:rPr>
+          <w:sz w:val="20"/>
+        </w:rPr>
+        <w:t xml:space="preserve">-based screens into structured </w:t>
       </w:r>
       <w:r>
         <w:rPr>
           <w:rStyle w:val="Strong"/>
-          <w:rFonts w:ascii="Arial" w:hAnsi="Arial" w:cs="Arial"/>
-          <w:sz w:val="18"/>
-        </w:rPr>
-        <w:t>Kafka</w:t>
-      </w:r>
-      <w:r>
-        <w:rPr>
-          <w:rFonts w:ascii="Arial" w:hAnsi="Arial" w:cs="Arial"/>
-          <w:sz w:val="18"/>
-        </w:rPr>
-        <w:t xml:space="preserve"> to fan out domain events to analytics, billing, and notification consumers.</w:t>
+          <w:sz w:val="20"/>
+        </w:rPr>
+        <w:t>React</w:t>
+      </w:r>
+      <w:r>
+        <w:rPr>
+          <w:sz w:val="20"/>
+        </w:rPr>
+        <w:t xml:space="preserve"> interfaces with predictable component behavior, better form handling, and clearer state boundaries, significantly reducing frontend regression frequency during releases.</w:t>
       </w:r>
     </w:p>
     <w:p>
@@ -3349,67 +1727,45 @@
         <w:pStyle w:val="NormalWeb"/>
         <w:numPr>
           <w:ilvl w:val="0"/>
-          <w:numId w:val="28"/>
+          <w:numId w:val="46"/>
         </w:numPr>
         <w:jc w:val="both"/>
         <w:rPr>
-          <w:rFonts w:ascii="Arial" w:hAnsi="Arial" w:cs="Arial"/>
-          <w:sz w:val="18"/>
-        </w:rPr>
-      </w:pPr>
-      <w:r>
-        <w:rPr>
-          <w:rFonts w:ascii="Arial" w:hAnsi="Arial" w:cs="Arial"/>
-          <w:sz w:val="18"/>
-        </w:rPr>
-        <w:t xml:space="preserve">Strengthened persistence across </w:t>
-      </w:r>
-      <w:proofErr w:type="spellStart"/>
+          <w:sz w:val="20"/>
+        </w:rPr>
+      </w:pPr>
+      <w:r>
+        <w:rPr>
+          <w:sz w:val="20"/>
+        </w:rPr>
+        <w:t xml:space="preserve">Solved an issue where long-running import jobs caused timeout failures and duplicate writes, </w:t>
+      </w:r>
+      <w:proofErr w:type="gramStart"/>
+      <w:r>
+        <w:rPr>
+          <w:sz w:val="20"/>
+        </w:rPr>
+        <w:t>then</w:t>
+      </w:r>
+      <w:proofErr w:type="gramEnd"/>
+      <w:r>
+        <w:rPr>
+          <w:sz w:val="20"/>
+        </w:rPr>
+        <w:t xml:space="preserve"> introduced queue-based processing and idempotent retry handling that improved job completion reliability by </w:t>
+      </w:r>
       <w:r>
         <w:rPr>
           <w:rStyle w:val="Strong"/>
-          <w:rFonts w:ascii="Arial" w:hAnsi="Arial" w:cs="Arial"/>
-          <w:sz w:val="18"/>
-        </w:rPr>
-        <w:t>PostgreSQL</w:t>
-      </w:r>
-      <w:proofErr w:type="spellEnd"/>
-      <w:r>
-        <w:rPr>
-          <w:rFonts w:ascii="Arial" w:hAnsi="Arial" w:cs="Arial"/>
-          <w:sz w:val="18"/>
-        </w:rPr>
-        <w:t xml:space="preserve">, </w:t>
-      </w:r>
-      <w:r>
-        <w:rPr>
-          <w:rStyle w:val="Strong"/>
-          <w:rFonts w:ascii="Arial" w:hAnsi="Arial" w:cs="Arial"/>
-          <w:sz w:val="18"/>
-        </w:rPr>
-        <w:t>MySQL</w:t>
-      </w:r>
-      <w:r>
-        <w:rPr>
-          <w:rFonts w:ascii="Arial" w:hAnsi="Arial" w:cs="Arial"/>
-          <w:sz w:val="18"/>
-        </w:rPr>
-        <w:t xml:space="preserve">, and </w:t>
-      </w:r>
-      <w:r>
-        <w:rPr>
-          <w:rStyle w:val="Strong"/>
-          <w:rFonts w:ascii="Arial" w:hAnsi="Arial" w:cs="Arial"/>
-          <w:sz w:val="18"/>
-        </w:rPr>
-        <w:t>SQL Server</w:t>
-      </w:r>
-      <w:r>
-        <w:rPr>
-          <w:rFonts w:ascii="Arial" w:hAnsi="Arial" w:cs="Arial"/>
-          <w:sz w:val="18"/>
-        </w:rPr>
-        <w:t xml:space="preserve"> with index audits, migration discipline, and slow-query remediation.</w:t>
+          <w:sz w:val="20"/>
+        </w:rPr>
+        <w:t>34%</w:t>
+      </w:r>
+      <w:r>
+        <w:rPr>
+          <w:sz w:val="20"/>
+        </w:rPr>
+        <w:t>.</w:t>
       </w:r>
     </w:p>
     <w:p>
@@ -3417,37 +1773,18 @@
         <w:pStyle w:val="NormalWeb"/>
         <w:numPr>
           <w:ilvl w:val="0"/>
-          <w:numId w:val="28"/>
+          <w:numId w:val="46"/>
         </w:numPr>
         <w:jc w:val="both"/>
         <w:rPr>
-          <w:rFonts w:ascii="Arial" w:hAnsi="Arial" w:cs="Arial"/>
-          <w:sz w:val="18"/>
-        </w:rPr>
-      </w:pPr>
-      <w:r>
-        <w:rPr>
-          <w:rFonts w:ascii="Arial" w:hAnsi="Arial" w:cs="Arial"/>
-          <w:sz w:val="18"/>
-        </w:rPr>
-        <w:t xml:space="preserve">Added caching for hot lookups with </w:t>
-      </w:r>
-      <w:proofErr w:type="spellStart"/>
-      <w:r>
-        <w:rPr>
-          <w:rStyle w:val="Strong"/>
-          <w:rFonts w:ascii="Arial" w:hAnsi="Arial" w:cs="Arial"/>
-          <w:sz w:val="18"/>
-        </w:rPr>
-        <w:t>Redis</w:t>
-      </w:r>
-      <w:proofErr w:type="spellEnd"/>
-      <w:r>
-        <w:rPr>
-          <w:rFonts w:ascii="Arial" w:hAnsi="Arial" w:cs="Arial"/>
-          <w:sz w:val="18"/>
-        </w:rPr>
-        <w:t>, standardizing TTLs, invalidation rules, and cache-key naming to prevent collisions.</w:t>
+          <w:sz w:val="20"/>
+        </w:rPr>
+      </w:pPr>
+      <w:r>
+        <w:rPr>
+          <w:sz w:val="20"/>
+        </w:rPr>
+        <w:t>Integrated third-party APIs for payments, document services, and user notifications while creating error-handling layers that gracefully managed partial failures instead of exposing raw exceptions to end users.</w:t>
       </w:r>
     </w:p>
     <w:p>
@@ -3455,37 +1792,32 @@
         <w:pStyle w:val="NormalWeb"/>
         <w:numPr>
           <w:ilvl w:val="0"/>
-          <w:numId w:val="28"/>
+          <w:numId w:val="46"/>
         </w:numPr>
         <w:jc w:val="both"/>
         <w:rPr>
-          <w:rFonts w:ascii="Arial" w:hAnsi="Arial" w:cs="Arial"/>
-          <w:sz w:val="18"/>
-        </w:rPr>
-      </w:pPr>
-      <w:r>
-        <w:rPr>
-          <w:rFonts w:ascii="Arial" w:hAnsi="Arial" w:cs="Arial"/>
-          <w:sz w:val="18"/>
-        </w:rPr>
-        <w:t xml:space="preserve">Delivered search-based triage using </w:t>
+          <w:sz w:val="20"/>
+        </w:rPr>
+      </w:pPr>
+      <w:r>
+        <w:rPr>
+          <w:sz w:val="20"/>
+        </w:rPr>
+        <w:t xml:space="preserve">Contributed to a migration path from older PHP service patterns to more maintainable </w:t>
       </w:r>
       <w:proofErr w:type="spellStart"/>
       <w:r>
         <w:rPr>
-          <w:rStyle w:val="Strong"/>
-          <w:rFonts w:ascii="Arial" w:hAnsi="Arial" w:cs="Arial"/>
-          <w:sz w:val="18"/>
-        </w:rPr>
-        <w:t>Elasticsearch</w:t>
+          <w:sz w:val="20"/>
+        </w:rPr>
+        <w:t>Laravel</w:t>
       </w:r>
       <w:proofErr w:type="spellEnd"/>
       <w:r>
         <w:rPr>
-          <w:rFonts w:ascii="Arial" w:hAnsi="Arial" w:cs="Arial"/>
-          <w:sz w:val="18"/>
-        </w:rPr>
-        <w:t>, enabling fast investigation paths without overloading transactional queries.</w:t>
+          <w:sz w:val="20"/>
+        </w:rPr>
+        <w:t xml:space="preserve"> conventions, including improved dependency injection, cleaner validation flow, and clearer boundaries between controllers and business logic.</w:t>
       </w:r>
     </w:p>
     <w:p>
@@ -3493,35 +1825,33 @@
         <w:pStyle w:val="NormalWeb"/>
         <w:numPr>
           <w:ilvl w:val="0"/>
-          <w:numId w:val="28"/>
+          <w:numId w:val="46"/>
         </w:numPr>
         <w:jc w:val="both"/>
         <w:rPr>
-          <w:rFonts w:ascii="Arial" w:hAnsi="Arial" w:cs="Arial"/>
-          <w:sz w:val="18"/>
-        </w:rPr>
-      </w:pPr>
-      <w:r>
-        <w:rPr>
-          <w:rFonts w:ascii="Arial" w:hAnsi="Arial" w:cs="Arial"/>
-          <w:sz w:val="18"/>
-        </w:rPr>
-        <w:t xml:space="preserve">Implemented secure access using </w:t>
-      </w:r>
+          <w:sz w:val="20"/>
+        </w:rPr>
+      </w:pPr>
+      <w:r>
+        <w:rPr>
+          <w:sz w:val="20"/>
+        </w:rPr>
+        <w:t xml:space="preserve">Worked closely with QA to strengthen test coverage using </w:t>
+      </w:r>
+      <w:proofErr w:type="spellStart"/>
       <w:r>
         <w:rPr>
           <w:rStyle w:val="Strong"/>
-          <w:rFonts w:ascii="Arial" w:hAnsi="Arial" w:cs="Arial"/>
-          <w:sz w:val="18"/>
-        </w:rPr>
-        <w:t>OAuth2/JWT</w:t>
-      </w:r>
-      <w:r>
-        <w:rPr>
-          <w:rFonts w:ascii="Arial" w:hAnsi="Arial" w:cs="Arial"/>
-          <w:sz w:val="18"/>
-        </w:rPr>
-        <w:t xml:space="preserve"> and role checks, enforcing consistent policy gates at the API layer.</w:t>
+          <w:sz w:val="20"/>
+        </w:rPr>
+        <w:t>PHPUnit</w:t>
+      </w:r>
+      <w:proofErr w:type="spellEnd"/>
+      <w:r>
+        <w:rPr>
+          <w:sz w:val="20"/>
+        </w:rPr>
+        <w:t xml:space="preserve"> and frontend validation checks, making new feature delivery safer and improving confidence in deployments involving high-traffic modules.</w:t>
       </w:r>
     </w:p>
     <w:p>
@@ -3529,71 +1859,32 @@
         <w:pStyle w:val="NormalWeb"/>
         <w:numPr>
           <w:ilvl w:val="0"/>
-          <w:numId w:val="28"/>
+          <w:numId w:val="46"/>
         </w:numPr>
         <w:jc w:val="both"/>
         <w:rPr>
-          <w:rFonts w:ascii="Arial" w:hAnsi="Arial" w:cs="Arial"/>
-          <w:sz w:val="18"/>
-        </w:rPr>
-      </w:pPr>
-      <w:r>
-        <w:rPr>
-          <w:rFonts w:ascii="Arial" w:hAnsi="Arial" w:cs="Arial"/>
-          <w:sz w:val="18"/>
-        </w:rPr>
-        <w:t xml:space="preserve">Instrumented structured logging, metrics, and traces using </w:t>
-      </w:r>
-      <w:proofErr w:type="spellStart"/>
-      <w:r>
-        <w:rPr>
-          <w:rStyle w:val="Strong"/>
-          <w:rFonts w:ascii="Arial" w:hAnsi="Arial" w:cs="Arial"/>
-          <w:sz w:val="18"/>
-        </w:rPr>
-        <w:t>OpenTelemetry</w:t>
-      </w:r>
-      <w:proofErr w:type="spellEnd"/>
-      <w:r>
-        <w:rPr>
-          <w:rFonts w:ascii="Arial" w:hAnsi="Arial" w:cs="Arial"/>
-          <w:sz w:val="18"/>
-        </w:rPr>
-        <w:t xml:space="preserve">, shipping signals to </w:t>
-      </w:r>
-      <w:proofErr w:type="spellStart"/>
-      <w:r>
-        <w:rPr>
-          <w:rStyle w:val="Strong"/>
-          <w:rFonts w:ascii="Arial" w:hAnsi="Arial" w:cs="Arial"/>
-          <w:sz w:val="18"/>
-        </w:rPr>
-        <w:t>Datadog</w:t>
-      </w:r>
-      <w:proofErr w:type="spellEnd"/>
-      <w:r>
-        <w:rPr>
-          <w:rFonts w:ascii="Arial" w:hAnsi="Arial" w:cs="Arial"/>
-          <w:sz w:val="18"/>
-        </w:rPr>
-        <w:t xml:space="preserve"> and visualizing in </w:t>
-      </w:r>
-      <w:proofErr w:type="spellStart"/>
-      <w:r>
-        <w:rPr>
-          <w:rStyle w:val="Strong"/>
-          <w:rFonts w:ascii="Arial" w:hAnsi="Arial" w:cs="Arial"/>
-          <w:sz w:val="18"/>
-        </w:rPr>
-        <w:t>Grafana</w:t>
-      </w:r>
-      <w:proofErr w:type="spellEnd"/>
-      <w:r>
-        <w:rPr>
-          <w:rFonts w:ascii="Arial" w:hAnsi="Arial" w:cs="Arial"/>
-          <w:sz w:val="18"/>
-        </w:rPr>
-        <w:t>.</w:t>
+          <w:sz w:val="20"/>
+        </w:rPr>
+      </w:pPr>
+      <w:r>
+        <w:rPr>
+          <w:sz w:val="20"/>
+        </w:rPr>
+        <w:t xml:space="preserve">Implemented role-aware admin tools and dashboard enhancements that gave operations </w:t>
+      </w:r>
+      <w:proofErr w:type="gramStart"/>
+      <w:r>
+        <w:rPr>
+          <w:sz w:val="20"/>
+        </w:rPr>
+        <w:t>teams</w:t>
+      </w:r>
+      <w:proofErr w:type="gramEnd"/>
+      <w:r>
+        <w:rPr>
+          <w:sz w:val="20"/>
+        </w:rPr>
+        <w:t xml:space="preserve"> better visibility into user activity, issue triage, and support actions without requiring direct database intervention.</w:t>
       </w:r>
     </w:p>
     <w:p>
@@ -3601,51 +1892,45 @@
         <w:pStyle w:val="NormalWeb"/>
         <w:numPr>
           <w:ilvl w:val="0"/>
-          <w:numId w:val="28"/>
+          <w:numId w:val="46"/>
         </w:numPr>
         <w:jc w:val="both"/>
         <w:rPr>
-          <w:rFonts w:ascii="Arial" w:hAnsi="Arial" w:cs="Arial"/>
-          <w:sz w:val="18"/>
-        </w:rPr>
-      </w:pPr>
-      <w:r>
-        <w:rPr>
-          <w:rFonts w:ascii="Arial" w:hAnsi="Arial" w:cs="Arial"/>
-          <w:sz w:val="18"/>
-        </w:rPr>
-        <w:t xml:space="preserve">Centralized logs into </w:t>
+          <w:sz w:val="20"/>
+        </w:rPr>
+      </w:pPr>
+      <w:r>
+        <w:rPr>
+          <w:sz w:val="20"/>
+        </w:rPr>
+        <w:t xml:space="preserve">Reduced release friction by standardizing </w:t>
+      </w:r>
+      <w:proofErr w:type="spellStart"/>
+      <w:r>
+        <w:rPr>
+          <w:sz w:val="20"/>
+        </w:rPr>
+        <w:t>Git</w:t>
+      </w:r>
+      <w:proofErr w:type="spellEnd"/>
+      <w:r>
+        <w:rPr>
+          <w:sz w:val="20"/>
+        </w:rPr>
+        <w:t xml:space="preserve"> workflows, environment configuration handling, and CI checks, which helped the team catch configuration drift earlier and improve deployment success rates by </w:t>
       </w:r>
       <w:r>
         <w:rPr>
           <w:rStyle w:val="Strong"/>
-          <w:rFonts w:ascii="Arial" w:hAnsi="Arial" w:cs="Arial"/>
-          <w:sz w:val="18"/>
-        </w:rPr>
-        <w:t>ELK/EFK</w:t>
-      </w:r>
-      <w:r>
-        <w:rPr>
-          <w:rFonts w:ascii="Arial" w:hAnsi="Arial" w:cs="Arial"/>
-          <w:sz w:val="18"/>
-        </w:rPr>
-        <w:t xml:space="preserve"> and connected alerts to </w:t>
-      </w:r>
-      <w:proofErr w:type="spellStart"/>
-      <w:r>
-        <w:rPr>
-          <w:rFonts w:ascii="Arial" w:hAnsi="Arial" w:cs="Arial"/>
-          <w:sz w:val="18"/>
-        </w:rPr>
-        <w:t>runbooks</w:t>
-      </w:r>
-      <w:proofErr w:type="spellEnd"/>
-      <w:r>
-        <w:rPr>
-          <w:rFonts w:ascii="Arial" w:hAnsi="Arial" w:cs="Arial"/>
-          <w:sz w:val="18"/>
-        </w:rPr>
-        <w:t>, improving on-call outcomes and reducing noisy pages.</w:t>
+          <w:sz w:val="20"/>
+        </w:rPr>
+        <w:t>23%</w:t>
+      </w:r>
+      <w:r>
+        <w:rPr>
+          <w:sz w:val="20"/>
+        </w:rPr>
+        <w:t>.</w:t>
       </w:r>
     </w:p>
     <w:p>
@@ -3653,140 +1938,43 @@
         <w:pStyle w:val="NormalWeb"/>
         <w:numPr>
           <w:ilvl w:val="0"/>
-          <w:numId w:val="28"/>
+          <w:numId w:val="46"/>
         </w:numPr>
         <w:jc w:val="both"/>
-        <w:rPr>
-          <w:rFonts w:ascii="Arial" w:hAnsi="Arial" w:cs="Arial"/>
-          <w:sz w:val="18"/>
-        </w:rPr>
-      </w:pPr>
-      <w:r>
-        <w:rPr>
-          <w:rFonts w:ascii="Arial" w:hAnsi="Arial" w:cs="Arial"/>
-          <w:sz w:val="18"/>
-        </w:rPr>
-        <w:t xml:space="preserve">Supported cloud workloads primarily on </w:t>
+      </w:pPr>
+      <w:r>
+        <w:rPr>
+          <w:sz w:val="20"/>
+        </w:rPr>
+        <w:t xml:space="preserve">Helped engineers use </w:t>
       </w:r>
       <w:r>
         <w:rPr>
           <w:rStyle w:val="Strong"/>
-          <w:rFonts w:ascii="Arial" w:hAnsi="Arial" w:cs="Arial"/>
-          <w:sz w:val="18"/>
-        </w:rPr>
-        <w:t>AWS</w:t>
-      </w:r>
-      <w:r>
-        <w:rPr>
-          <w:rFonts w:ascii="Arial" w:hAnsi="Arial" w:cs="Arial"/>
-          <w:sz w:val="18"/>
-        </w:rPr>
-        <w:t xml:space="preserve"> (S3, RDS, </w:t>
+          <w:sz w:val="20"/>
+        </w:rPr>
+        <w:t>React</w:t>
+      </w:r>
+      <w:r>
+        <w:rPr>
+          <w:sz w:val="20"/>
+        </w:rPr>
+        <w:t xml:space="preserve"> and </w:t>
       </w:r>
       <w:proofErr w:type="spellStart"/>
       <w:r>
         <w:rPr>
-          <w:rFonts w:ascii="Arial" w:hAnsi="Arial" w:cs="Arial"/>
-          <w:sz w:val="18"/>
-        </w:rPr>
-        <w:t>DynamoDB</w:t>
+          <w:rStyle w:val="Strong"/>
+          <w:sz w:val="20"/>
+        </w:rPr>
+        <w:t>Laravel</w:t>
       </w:r>
       <w:proofErr w:type="spellEnd"/>
       <w:r>
         <w:rPr>
-          <w:rFonts w:ascii="Arial" w:hAnsi="Arial" w:cs="Arial"/>
-          <w:sz w:val="18"/>
-        </w:rPr>
-        <w:t xml:space="preserve">, </w:t>
-      </w:r>
-      <w:proofErr w:type="spellStart"/>
-      <w:r>
-        <w:rPr>
-          <w:rFonts w:ascii="Arial" w:hAnsi="Arial" w:cs="Arial"/>
-          <w:sz w:val="18"/>
-        </w:rPr>
-        <w:t>ElastiCache</w:t>
-      </w:r>
-      <w:proofErr w:type="spellEnd"/>
-      <w:r>
-        <w:rPr>
-          <w:rFonts w:ascii="Arial" w:hAnsi="Arial" w:cs="Arial"/>
-          <w:sz w:val="18"/>
-        </w:rPr>
-        <w:t xml:space="preserve">) with targeted integrations into </w:t>
-      </w:r>
-      <w:r>
-        <w:rPr>
-          <w:rStyle w:val="Strong"/>
-          <w:rFonts w:ascii="Arial" w:hAnsi="Arial" w:cs="Arial"/>
-          <w:sz w:val="18"/>
-        </w:rPr>
-        <w:t>Azure</w:t>
-      </w:r>
-      <w:r>
-        <w:rPr>
-          <w:rFonts w:ascii="Arial" w:hAnsi="Arial" w:cs="Arial"/>
-          <w:sz w:val="18"/>
-        </w:rPr>
-        <w:t xml:space="preserve"> (Key Vault, Service Bus).</w:t>
-      </w:r>
-    </w:p>
-    <w:p>
-      <w:pPr>
-        <w:pStyle w:val="NormalWeb"/>
-        <w:numPr>
-          <w:ilvl w:val="0"/>
-          <w:numId w:val="28"/>
-        </w:numPr>
-        <w:jc w:val="both"/>
-        <w:rPr>
-          <w:rFonts w:ascii="Arial" w:hAnsi="Arial" w:cs="Arial"/>
-          <w:sz w:val="18"/>
-        </w:rPr>
-      </w:pPr>
-      <w:r>
-        <w:rPr>
-          <w:rFonts w:ascii="Arial" w:hAnsi="Arial" w:cs="Arial"/>
-          <w:sz w:val="18"/>
-        </w:rPr>
-        <w:t xml:space="preserve">Automated build/test/deploy using </w:t>
-      </w:r>
-      <w:proofErr w:type="spellStart"/>
-      <w:r>
-        <w:rPr>
-          <w:rFonts w:ascii="Arial" w:hAnsi="Arial" w:cs="Arial"/>
-          <w:sz w:val="18"/>
-        </w:rPr>
-        <w:t>GitLab</w:t>
-      </w:r>
-      <w:proofErr w:type="spellEnd"/>
-      <w:r>
-        <w:rPr>
-          <w:rFonts w:ascii="Arial" w:hAnsi="Arial" w:cs="Arial"/>
-          <w:sz w:val="18"/>
-        </w:rPr>
-        <w:t xml:space="preserve"> CI and Jenkins, improving release repeatability and reducing manual steps.</w:t>
-      </w:r>
-    </w:p>
-    <w:p>
-      <w:pPr>
-        <w:pStyle w:val="NormalWeb"/>
-        <w:numPr>
-          <w:ilvl w:val="0"/>
-          <w:numId w:val="28"/>
-        </w:numPr>
-        <w:jc w:val="both"/>
-        <w:rPr>
-          <w:rFonts w:ascii="Arial" w:hAnsi="Arial" w:cs="Arial"/>
-          <w:sz w:val="18"/>
-        </w:rPr>
-      </w:pPr>
-      <w:r>
-        <w:rPr>
-          <w:rFonts w:ascii="Arial" w:hAnsi="Arial" w:cs="Arial"/>
-          <w:sz w:val="18"/>
-        </w:rPr>
-        <w:t>Added automated coverage with Jest, Mocha, and Chai, focusing on regression-prone business rules and API contract stability.</w:t>
+          <w:sz w:val="20"/>
+        </w:rPr>
+        <w:t xml:space="preserve"> more flexibly by documenting practical patterns for component reuse, API pagination, validation consistency, and backend extension points that fit the product’s delivery model.</w:t>
       </w:r>
     </w:p>
     <w:tbl>
@@ -3893,35 +2081,66 @@
         <w:pStyle w:val="NormalWeb"/>
         <w:numPr>
           <w:ilvl w:val="0"/>
-          <w:numId w:val="40"/>
+          <w:numId w:val="47"/>
         </w:numPr>
         <w:jc w:val="both"/>
         <w:rPr>
-          <w:rFonts w:ascii="Arial" w:hAnsi="Arial" w:cs="Arial"/>
-          <w:sz w:val="18"/>
-        </w:rPr>
-      </w:pPr>
-      <w:r>
-        <w:rPr>
-          <w:rFonts w:ascii="Arial" w:hAnsi="Arial" w:cs="Arial"/>
-          <w:sz w:val="18"/>
-        </w:rPr>
-        <w:t xml:space="preserve">Built and maintained </w:t>
+          <w:sz w:val="20"/>
+        </w:rPr>
+      </w:pPr>
+      <w:r>
+        <w:rPr>
+          <w:sz w:val="20"/>
+        </w:rPr>
+        <w:t xml:space="preserve">Developed business web applications using </w:t>
       </w:r>
       <w:r>
         <w:rPr>
           <w:rStyle w:val="Strong"/>
-          <w:rFonts w:ascii="Arial" w:hAnsi="Arial" w:cs="Arial"/>
-          <w:sz w:val="18"/>
-        </w:rPr>
-        <w:t>PHP</w:t>
-      </w:r>
-      <w:r>
-        <w:rPr>
-          <w:rFonts w:ascii="Arial" w:hAnsi="Arial" w:cs="Arial"/>
-          <w:sz w:val="18"/>
-        </w:rPr>
-        <w:t xml:space="preserve"> backend modules, refactoring legacy code into testable service layers with clear boundaries.</w:t>
+          <w:sz w:val="20"/>
+        </w:rPr>
+        <w:t>PHP 7.0–7.2</w:t>
+      </w:r>
+      <w:r>
+        <w:rPr>
+          <w:sz w:val="20"/>
+        </w:rPr>
+        <w:t xml:space="preserve">, </w:t>
+      </w:r>
+      <w:proofErr w:type="spellStart"/>
+      <w:r>
+        <w:rPr>
+          <w:rStyle w:val="Strong"/>
+          <w:sz w:val="20"/>
+        </w:rPr>
+        <w:t>Laravel</w:t>
+      </w:r>
+      <w:proofErr w:type="spellEnd"/>
+      <w:r>
+        <w:rPr>
+          <w:rStyle w:val="Strong"/>
+          <w:sz w:val="20"/>
+        </w:rPr>
+        <w:t xml:space="preserve"> 5.1–5.6</w:t>
+      </w:r>
+      <w:r>
+        <w:rPr>
+          <w:sz w:val="20"/>
+        </w:rPr>
+        <w:t xml:space="preserve">, early </w:t>
+      </w:r>
+      <w:r>
+        <w:rPr>
+          <w:rStyle w:val="Strong"/>
+          <w:sz w:val="20"/>
+        </w:rPr>
+        <w:t>React 15–16</w:t>
+      </w:r>
+      <w:r>
+        <w:rPr>
+          <w:sz w:val="20"/>
+        </w:rPr>
+        <w:t>, JavaScript, and MySQL, supporting both customer workflows and internal operations features in a growing product environment.</w:t>
       </w:r>
     </w:p>
     <w:p>
@@ -3929,35 +2148,18 @@
         <w:pStyle w:val="NormalWeb"/>
         <w:numPr>
           <w:ilvl w:val="0"/>
-          <w:numId w:val="40"/>
+          <w:numId w:val="47"/>
         </w:numPr>
         <w:jc w:val="both"/>
         <w:rPr>
-          <w:rFonts w:ascii="Arial" w:hAnsi="Arial" w:cs="Arial"/>
-          <w:sz w:val="18"/>
-        </w:rPr>
-      </w:pPr>
-      <w:r>
-        <w:rPr>
-          <w:rFonts w:ascii="Arial" w:hAnsi="Arial" w:cs="Arial"/>
-          <w:sz w:val="18"/>
-        </w:rPr>
-        <w:t xml:space="preserve">Delivered internal admin tools with early </w:t>
-      </w:r>
-      <w:r>
-        <w:rPr>
-          <w:rStyle w:val="Strong"/>
-          <w:rFonts w:ascii="Arial" w:hAnsi="Arial" w:cs="Arial"/>
-          <w:sz w:val="18"/>
-        </w:rPr>
-        <w:t>React</w:t>
-      </w:r>
-      <w:r>
-        <w:rPr>
-          <w:rFonts w:ascii="Arial" w:hAnsi="Arial" w:cs="Arial"/>
-          <w:sz w:val="18"/>
-        </w:rPr>
-        <w:t xml:space="preserve"> UI components that consumed PHP APIs, reducing manual ops work and speeding up review cycles.</w:t>
+          <w:sz w:val="20"/>
+        </w:rPr>
+      </w:pPr>
+      <w:r>
+        <w:rPr>
+          <w:sz w:val="20"/>
+        </w:rPr>
+        <w:t>Built backend modules for user administration, form processing, reporting, and approval workflows, focusing on maintainable controller logic, reusable service code, and query patterns that performed reliably in production.</w:t>
       </w:r>
     </w:p>
     <w:p>
@@ -3965,52 +2167,31 @@
         <w:pStyle w:val="NormalWeb"/>
         <w:numPr>
           <w:ilvl w:val="0"/>
-          <w:numId w:val="40"/>
+          <w:numId w:val="47"/>
         </w:numPr>
         <w:jc w:val="both"/>
         <w:rPr>
-          <w:rFonts w:ascii="Arial" w:hAnsi="Arial" w:cs="Arial"/>
-          <w:sz w:val="18"/>
-        </w:rPr>
-      </w:pPr>
-      <w:r>
-        <w:rPr>
-          <w:rFonts w:ascii="Arial" w:hAnsi="Arial" w:cs="Arial"/>
-          <w:sz w:val="18"/>
-        </w:rPr>
-        <w:t xml:space="preserve">Designed transactional workflows in </w:t>
-      </w:r>
-      <w:proofErr w:type="spellStart"/>
+          <w:sz w:val="20"/>
+        </w:rPr>
+      </w:pPr>
+      <w:r>
+        <w:rPr>
+          <w:sz w:val="20"/>
+        </w:rPr>
+        <w:t xml:space="preserve">Participated in the introduction of </w:t>
+      </w:r>
       <w:r>
         <w:rPr>
           <w:rStyle w:val="Strong"/>
-          <w:rFonts w:ascii="Arial" w:hAnsi="Arial" w:cs="Arial"/>
-          <w:sz w:val="18"/>
-        </w:rPr>
-        <w:t>PostgreSQL</w:t>
-      </w:r>
-      <w:proofErr w:type="spellEnd"/>
-      <w:r>
-        <w:rPr>
-          <w:rFonts w:ascii="Arial" w:hAnsi="Arial" w:cs="Arial"/>
-          <w:sz w:val="18"/>
-        </w:rPr>
-        <w:t xml:space="preserve"> and </w:t>
-      </w:r>
-      <w:r>
-        <w:rPr>
-          <w:rStyle w:val="Strong"/>
-          <w:rFonts w:ascii="Arial" w:hAnsi="Arial" w:cs="Arial"/>
-          <w:sz w:val="18"/>
-        </w:rPr>
-        <w:t>MySQL</w:t>
-      </w:r>
-      <w:r>
-        <w:rPr>
-          <w:rFonts w:ascii="Arial" w:hAnsi="Arial" w:cs="Arial"/>
-          <w:sz w:val="18"/>
-        </w:rPr>
-        <w:t>, preventing partial writes during reconciliation jobs.</w:t>
+          <w:sz w:val="20"/>
+        </w:rPr>
+        <w:t>React</w:t>
+      </w:r>
+      <w:r>
+        <w:rPr>
+          <w:sz w:val="20"/>
+        </w:rPr>
+        <w:t xml:space="preserve"> for interactive screens that had previously depended on server-rendered views, enabling richer client-side behavior and reducing page reload friction for operational users.</w:t>
       </w:r>
     </w:p>
     <w:p>
@@ -4018,20 +2199,31 @@
         <w:pStyle w:val="NormalWeb"/>
         <w:numPr>
           <w:ilvl w:val="0"/>
-          <w:numId w:val="40"/>
+          <w:numId w:val="47"/>
         </w:numPr>
         <w:jc w:val="both"/>
         <w:rPr>
-          <w:rFonts w:ascii="Arial" w:hAnsi="Arial" w:cs="Arial"/>
-          <w:sz w:val="18"/>
-        </w:rPr>
-      </w:pPr>
-      <w:r>
-        <w:rPr>
-          <w:rFonts w:ascii="Arial" w:hAnsi="Arial" w:cs="Arial"/>
-          <w:sz w:val="18"/>
-        </w:rPr>
-        <w:t>Implemented background jobs with reliable retries and alerting, turning manual processes into automated, observable pipelines.</w:t>
+          <w:sz w:val="20"/>
+        </w:rPr>
+      </w:pPr>
+      <w:r>
+        <w:rPr>
+          <w:sz w:val="20"/>
+        </w:rPr>
+        <w:t xml:space="preserve">Resolved a persistent bug involving inconsistent validation between frontend and backend layers, then aligned request rules and error messaging so support tickets related to form submission failures dropped by </w:t>
+      </w:r>
+      <w:r>
+        <w:rPr>
+          <w:rStyle w:val="Strong"/>
+          <w:sz w:val="20"/>
+        </w:rPr>
+        <w:t>29%</w:t>
+      </w:r>
+      <w:r>
+        <w:rPr>
+          <w:sz w:val="20"/>
+        </w:rPr>
+        <w:t>.</w:t>
       </w:r>
     </w:p>
     <w:p>
@@ -4039,37 +2231,31 @@
         <w:pStyle w:val="NormalWeb"/>
         <w:numPr>
           <w:ilvl w:val="0"/>
-          <w:numId w:val="40"/>
+          <w:numId w:val="47"/>
         </w:numPr>
         <w:jc w:val="both"/>
         <w:rPr>
-          <w:rFonts w:ascii="Arial" w:hAnsi="Arial" w:cs="Arial"/>
-          <w:sz w:val="18"/>
-        </w:rPr>
-      </w:pPr>
-      <w:r>
-        <w:rPr>
-          <w:rFonts w:ascii="Arial" w:hAnsi="Arial" w:cs="Arial"/>
-          <w:sz w:val="18"/>
-        </w:rPr>
-        <w:t xml:space="preserve">Added caching for read-heavy endpoints using </w:t>
-      </w:r>
-      <w:proofErr w:type="spellStart"/>
+          <w:sz w:val="20"/>
+        </w:rPr>
+      </w:pPr>
+      <w:r>
+        <w:rPr>
+          <w:sz w:val="20"/>
+        </w:rPr>
+        <w:t xml:space="preserve">Improved database-heavy pages by analyzing slow query paths, simplifying relationship loading, and applying targeted indexing changes that reduced average load time by </w:t>
+      </w:r>
       <w:r>
         <w:rPr>
           <w:rStyle w:val="Strong"/>
-          <w:rFonts w:ascii="Arial" w:hAnsi="Arial" w:cs="Arial"/>
-          <w:sz w:val="18"/>
-        </w:rPr>
-        <w:t>Redis</w:t>
-      </w:r>
-      <w:proofErr w:type="spellEnd"/>
-      <w:r>
-        <w:rPr>
-          <w:rFonts w:ascii="Arial" w:hAnsi="Arial" w:cs="Arial"/>
-          <w:sz w:val="18"/>
-        </w:rPr>
-        <w:t>, reducing repeated DB reads during peak usage windows.</w:t>
+          <w:sz w:val="20"/>
+        </w:rPr>
+        <w:t>31%</w:t>
+      </w:r>
+      <w:r>
+        <w:rPr>
+          <w:sz w:val="20"/>
+        </w:rPr>
+        <w:t xml:space="preserve"> on several high-usage screens.</w:t>
       </w:r>
     </w:p>
     <w:p>
@@ -4077,37 +2263,18 @@
         <w:pStyle w:val="NormalWeb"/>
         <w:numPr>
           <w:ilvl w:val="0"/>
-          <w:numId w:val="40"/>
+          <w:numId w:val="47"/>
         </w:numPr>
         <w:jc w:val="both"/>
         <w:rPr>
-          <w:rFonts w:ascii="Arial" w:hAnsi="Arial" w:cs="Arial"/>
-          <w:sz w:val="18"/>
-        </w:rPr>
-      </w:pPr>
-      <w:r>
-        <w:rPr>
-          <w:rFonts w:ascii="Arial" w:hAnsi="Arial" w:cs="Arial"/>
-          <w:sz w:val="18"/>
-        </w:rPr>
-        <w:t xml:space="preserve">Introduced flexible storage for semi-structured records using </w:t>
-      </w:r>
-      <w:proofErr w:type="spellStart"/>
-      <w:r>
-        <w:rPr>
-          <w:rStyle w:val="Strong"/>
-          <w:rFonts w:ascii="Arial" w:hAnsi="Arial" w:cs="Arial"/>
-          <w:sz w:val="18"/>
-        </w:rPr>
-        <w:t>MongoDB</w:t>
-      </w:r>
-      <w:proofErr w:type="spellEnd"/>
-      <w:r>
-        <w:rPr>
-          <w:rFonts w:ascii="Arial" w:hAnsi="Arial" w:cs="Arial"/>
-          <w:sz w:val="18"/>
-        </w:rPr>
-        <w:t>, keeping relational sources authoritative for core entities.</w:t>
+          <w:sz w:val="20"/>
+        </w:rPr>
+      </w:pPr>
+      <w:r>
+        <w:rPr>
+          <w:sz w:val="20"/>
+        </w:rPr>
+        <w:t>Implemented new features for user dashboards, notifications, and document-driven workflows while coordinating with stakeholders to preserve existing behavior for legacy users during staged rollouts.</w:t>
       </w:r>
     </w:p>
     <w:p>
@@ -4115,20 +2282,20 @@
         <w:pStyle w:val="NormalWeb"/>
         <w:numPr>
           <w:ilvl w:val="0"/>
-          <w:numId w:val="40"/>
+          <w:numId w:val="47"/>
         </w:numPr>
         <w:jc w:val="both"/>
         <w:rPr>
-          <w:rFonts w:ascii="Arial" w:hAnsi="Arial" w:cs="Arial"/>
-          <w:sz w:val="18"/>
-        </w:rPr>
-      </w:pPr>
-      <w:r>
-        <w:rPr>
-          <w:rFonts w:ascii="Arial" w:hAnsi="Arial" w:cs="Arial"/>
-          <w:sz w:val="18"/>
-        </w:rPr>
-        <w:t>Integrated third-party systems with adapter layers, isolating vendor behavior and stabilizing upstream/downstream contracts.</w:t>
+          <w:sz w:val="20"/>
+        </w:rPr>
+      </w:pPr>
+      <w:bookmarkStart w:id="0" w:name="_GoBack"/>
+      <w:bookmarkEnd w:id="0"/>
+      <w:r>
+        <w:rPr>
+          <w:sz w:val="20"/>
+        </w:rPr>
+        <w:t>Assisted with migration from older procedural-style PHP modules into cleaner framework-based code, making the system easier to extend and reducing the risk of defects when adding new business requirements.</w:t>
       </w:r>
     </w:p>
     <w:p>
@@ -4136,37 +2303,18 @@
         <w:pStyle w:val="NormalWeb"/>
         <w:numPr>
           <w:ilvl w:val="0"/>
-          <w:numId w:val="40"/>
+          <w:numId w:val="47"/>
         </w:numPr>
         <w:jc w:val="both"/>
         <w:rPr>
-          <w:rFonts w:ascii="Arial" w:hAnsi="Arial" w:cs="Arial"/>
-          <w:sz w:val="18"/>
-        </w:rPr>
-      </w:pPr>
-      <w:r>
-        <w:rPr>
-          <w:rFonts w:ascii="Arial" w:hAnsi="Arial" w:cs="Arial"/>
-          <w:sz w:val="18"/>
-        </w:rPr>
-        <w:t xml:space="preserve">Implemented search indexing using </w:t>
-      </w:r>
-      <w:proofErr w:type="spellStart"/>
-      <w:r>
-        <w:rPr>
-          <w:rStyle w:val="Strong"/>
-          <w:rFonts w:ascii="Arial" w:hAnsi="Arial" w:cs="Arial"/>
-          <w:sz w:val="18"/>
-        </w:rPr>
-        <w:t>Elasticsearch</w:t>
-      </w:r>
-      <w:proofErr w:type="spellEnd"/>
-      <w:r>
-        <w:rPr>
-          <w:rFonts w:ascii="Arial" w:hAnsi="Arial" w:cs="Arial"/>
-          <w:sz w:val="18"/>
-        </w:rPr>
-        <w:t xml:space="preserve"> for fast filtering and internal admin workflows.</w:t>
+          <w:sz w:val="20"/>
+        </w:rPr>
+      </w:pPr>
+      <w:r>
+        <w:rPr>
+          <w:sz w:val="20"/>
+        </w:rPr>
+        <w:t>Created and maintained internal tools for data cleanup, import automation, and administrative support, which saved manual effort for operations teams and reduced repetitive correction tasks across departments.</w:t>
       </w:r>
     </w:p>
     <w:p>
@@ -4174,37 +2322,18 @@
         <w:pStyle w:val="NormalWeb"/>
         <w:numPr>
           <w:ilvl w:val="0"/>
-          <w:numId w:val="40"/>
+          <w:numId w:val="47"/>
         </w:numPr>
         <w:jc w:val="both"/>
         <w:rPr>
-          <w:rFonts w:ascii="Arial" w:hAnsi="Arial" w:cs="Arial"/>
-          <w:sz w:val="18"/>
-        </w:rPr>
-      </w:pPr>
-      <w:r>
-        <w:rPr>
-          <w:rFonts w:ascii="Arial" w:hAnsi="Arial" w:cs="Arial"/>
-          <w:sz w:val="18"/>
-        </w:rPr>
-        <w:t xml:space="preserve">Established baseline monitoring using </w:t>
-      </w:r>
-      <w:proofErr w:type="spellStart"/>
-      <w:r>
-        <w:rPr>
-          <w:rStyle w:val="Strong"/>
-          <w:rFonts w:ascii="Arial" w:hAnsi="Arial" w:cs="Arial"/>
-          <w:sz w:val="18"/>
-        </w:rPr>
-        <w:t>CloudWatch</w:t>
-      </w:r>
-      <w:proofErr w:type="spellEnd"/>
-      <w:r>
-        <w:rPr>
-          <w:rFonts w:ascii="Arial" w:hAnsi="Arial" w:cs="Arial"/>
-          <w:sz w:val="18"/>
-        </w:rPr>
-        <w:t xml:space="preserve"> and structured logging to make production issues traceable and repeatable.</w:t>
+          <w:sz w:val="20"/>
+        </w:rPr>
+      </w:pPr>
+      <w:r>
+        <w:rPr>
+          <w:sz w:val="20"/>
+        </w:rPr>
+        <w:t>Helped stabilize releases by improving local environment consistency, build scripts, and deployment checks, making it easier for the team to validate changes before promoting them to shared environments.</w:t>
       </w:r>
     </w:p>
     <w:p>
@@ -4212,123 +2341,28 @@
         <w:pStyle w:val="NormalWeb"/>
         <w:numPr>
           <w:ilvl w:val="0"/>
-          <w:numId w:val="40"/>
+          <w:numId w:val="47"/>
         </w:numPr>
         <w:jc w:val="both"/>
-        <w:rPr>
-          <w:rFonts w:ascii="Arial" w:hAnsi="Arial" w:cs="Arial"/>
-          <w:sz w:val="18"/>
-        </w:rPr>
-      </w:pPr>
-      <w:r>
-        <w:rPr>
-          <w:rFonts w:ascii="Arial" w:hAnsi="Arial" w:cs="Arial"/>
-          <w:sz w:val="18"/>
-        </w:rPr>
-        <w:t xml:space="preserve">Delivered containerized </w:t>
-      </w:r>
-      <w:proofErr w:type="spellStart"/>
-      <w:r>
-        <w:rPr>
-          <w:rFonts w:ascii="Arial" w:hAnsi="Arial" w:cs="Arial"/>
-          <w:sz w:val="18"/>
-        </w:rPr>
-        <w:t>dev</w:t>
-      </w:r>
-      <w:proofErr w:type="spellEnd"/>
-      <w:r>
-        <w:rPr>
-          <w:rFonts w:ascii="Arial" w:hAnsi="Arial" w:cs="Arial"/>
-          <w:sz w:val="18"/>
-        </w:rPr>
-        <w:t xml:space="preserve"> environments with </w:t>
-      </w:r>
-      <w:proofErr w:type="spellStart"/>
+      </w:pPr>
+      <w:r>
+        <w:rPr>
+          <w:sz w:val="20"/>
+        </w:rPr>
+        <w:t xml:space="preserve">Worked across frontend and backend concerns with a flexible skill set, contributing to </w:t>
+      </w:r>
       <w:r>
         <w:rPr>
           <w:rStyle w:val="Strong"/>
-          <w:rFonts w:ascii="Arial" w:hAnsi="Arial" w:cs="Arial"/>
-          <w:sz w:val="18"/>
-        </w:rPr>
-        <w:t>Docker</w:t>
-      </w:r>
-      <w:proofErr w:type="spellEnd"/>
-      <w:r>
-        <w:rPr>
-          <w:rFonts w:ascii="Arial" w:hAnsi="Arial" w:cs="Arial"/>
-          <w:sz w:val="18"/>
-        </w:rPr>
-        <w:t xml:space="preserve"> and early </w:t>
-      </w:r>
-      <w:proofErr w:type="spellStart"/>
-      <w:r>
-        <w:rPr>
-          <w:rStyle w:val="Strong"/>
-          <w:rFonts w:ascii="Arial" w:hAnsi="Arial" w:cs="Arial"/>
-          <w:sz w:val="18"/>
-        </w:rPr>
-        <w:t>Kubernetes</w:t>
-      </w:r>
-      <w:proofErr w:type="spellEnd"/>
-      <w:r>
-        <w:rPr>
-          <w:rFonts w:ascii="Arial" w:hAnsi="Arial" w:cs="Arial"/>
-          <w:sz w:val="18"/>
-        </w:rPr>
-        <w:t xml:space="preserve"> workflows to improve onboarding consistency.</w:t>
-      </w:r>
-    </w:p>
-    <w:p>
-      <w:pPr>
-        <w:pStyle w:val="NormalWeb"/>
-        <w:numPr>
-          <w:ilvl w:val="0"/>
-          <w:numId w:val="40"/>
-        </w:numPr>
-        <w:jc w:val="both"/>
-        <w:rPr>
-          <w:rFonts w:ascii="Arial" w:hAnsi="Arial" w:cs="Arial"/>
-          <w:sz w:val="18"/>
-        </w:rPr>
-      </w:pPr>
-      <w:r>
-        <w:rPr>
-          <w:rFonts w:ascii="Arial" w:hAnsi="Arial" w:cs="Arial"/>
-          <w:sz w:val="18"/>
-        </w:rPr>
-        <w:t xml:space="preserve">Assisted analytics exports into </w:t>
-      </w:r>
-      <w:r>
-        <w:rPr>
-          <w:rStyle w:val="Strong"/>
-          <w:rFonts w:ascii="Arial" w:hAnsi="Arial" w:cs="Arial"/>
-          <w:sz w:val="18"/>
-        </w:rPr>
-        <w:t>Redshift</w:t>
-      </w:r>
-      <w:r>
-        <w:rPr>
-          <w:rFonts w:ascii="Arial" w:hAnsi="Arial" w:cs="Arial"/>
-          <w:sz w:val="18"/>
-        </w:rPr>
-        <w:t xml:space="preserve"> and </w:t>
-      </w:r>
-      <w:proofErr w:type="spellStart"/>
-      <w:r>
-        <w:rPr>
-          <w:rStyle w:val="Strong"/>
-          <w:rFonts w:ascii="Arial" w:hAnsi="Arial" w:cs="Arial"/>
-          <w:sz w:val="18"/>
-        </w:rPr>
-        <w:t>BigQuery</w:t>
-      </w:r>
-      <w:proofErr w:type="spellEnd"/>
-      <w:r>
-        <w:rPr>
-          <w:rFonts w:ascii="Arial" w:hAnsi="Arial" w:cs="Arial"/>
-          <w:sz w:val="18"/>
-        </w:rPr>
-        <w:t xml:space="preserve"> via event/ETL pipelines for reporting and stakeholder dashboards.</w:t>
+          <w:sz w:val="20"/>
+        </w:rPr>
+        <w:t>React</w:t>
+      </w:r>
+      <w:r>
+        <w:rPr>
+          <w:sz w:val="20"/>
+        </w:rPr>
+        <w:t xml:space="preserve"> UI implementation, PHP service logic, SQL fixes, bug analysis, and production issue resolution as product priorities shifted.</w:t>
       </w:r>
     </w:p>
     <w:tbl>
@@ -4422,35 +2456,45 @@
         <w:pStyle w:val="NormalWeb"/>
         <w:numPr>
           <w:ilvl w:val="0"/>
-          <w:numId w:val="32"/>
+          <w:numId w:val="49"/>
         </w:numPr>
         <w:jc w:val="both"/>
         <w:rPr>
-          <w:rFonts w:ascii="Arial" w:hAnsi="Arial" w:cs="Arial"/>
-          <w:sz w:val="18"/>
-        </w:rPr>
-      </w:pPr>
-      <w:r>
-        <w:rPr>
-          <w:rFonts w:ascii="Arial" w:hAnsi="Arial" w:cs="Arial"/>
-          <w:sz w:val="18"/>
-        </w:rPr>
-        <w:t xml:space="preserve">Delivered backend features in </w:t>
+          <w:sz w:val="20"/>
+        </w:rPr>
+      </w:pPr>
+      <w:r>
+        <w:rPr>
+          <w:sz w:val="20"/>
+        </w:rPr>
+        <w:t xml:space="preserve">Supported web application development using </w:t>
       </w:r>
       <w:r>
         <w:rPr>
           <w:rStyle w:val="Strong"/>
-          <w:rFonts w:ascii="Arial" w:hAnsi="Arial" w:cs="Arial"/>
-          <w:sz w:val="18"/>
-        </w:rPr>
-        <w:t>PHP</w:t>
-      </w:r>
-      <w:r>
-        <w:rPr>
-          <w:rFonts w:ascii="Arial" w:hAnsi="Arial" w:cs="Arial"/>
-          <w:sz w:val="18"/>
-        </w:rPr>
-        <w:t xml:space="preserve"> with disciplined validation and predictable error handling to reduce production surprises.</w:t>
+          <w:sz w:val="20"/>
+        </w:rPr>
+        <w:t>PHP 5.5–5.6</w:t>
+      </w:r>
+      <w:r>
+        <w:rPr>
+          <w:sz w:val="20"/>
+        </w:rPr>
+        <w:t xml:space="preserve">, JavaScript, </w:t>
+      </w:r>
+      <w:proofErr w:type="spellStart"/>
+      <w:r>
+        <w:rPr>
+          <w:sz w:val="20"/>
+        </w:rPr>
+        <w:t>jQuery</w:t>
+      </w:r>
+      <w:proofErr w:type="spellEnd"/>
+      <w:r>
+        <w:rPr>
+          <w:sz w:val="20"/>
+        </w:rPr>
+        <w:t>, HTML, CSS, Bootstrap, and MySQL, contributing to business portals and internal tools built on broadly adopted patterns of that period.</w:t>
       </w:r>
     </w:p>
     <w:p>
@@ -4458,35 +2502,18 @@
         <w:pStyle w:val="NormalWeb"/>
         <w:numPr>
           <w:ilvl w:val="0"/>
-          <w:numId w:val="32"/>
+          <w:numId w:val="49"/>
         </w:numPr>
         <w:jc w:val="both"/>
         <w:rPr>
-          <w:rFonts w:ascii="Arial" w:hAnsi="Arial" w:cs="Arial"/>
-          <w:sz w:val="18"/>
-        </w:rPr>
-      </w:pPr>
-      <w:r>
-        <w:rPr>
-          <w:rFonts w:ascii="Arial" w:hAnsi="Arial" w:cs="Arial"/>
-          <w:sz w:val="18"/>
-        </w:rPr>
-        <w:t xml:space="preserve">Built durable data access logic across </w:t>
-      </w:r>
-      <w:r>
-        <w:rPr>
-          <w:rStyle w:val="Strong"/>
-          <w:rFonts w:ascii="Arial" w:hAnsi="Arial" w:cs="Arial"/>
-          <w:sz w:val="18"/>
-        </w:rPr>
-        <w:t>SQL Server</w:t>
-      </w:r>
-      <w:r>
-        <w:rPr>
-          <w:rFonts w:ascii="Arial" w:hAnsi="Arial" w:cs="Arial"/>
-          <w:sz w:val="18"/>
-        </w:rPr>
-        <w:t>, focusing on transaction safety and consistent write behavior.</w:t>
+          <w:sz w:val="20"/>
+        </w:rPr>
+      </w:pPr>
+      <w:r>
+        <w:rPr>
+          <w:sz w:val="20"/>
+        </w:rPr>
+        <w:t>Implemented backend features for data entry, user records, reporting pages, and administrative actions while learning how to structure maintainable server-side code within real production delivery cycles.</w:t>
       </w:r>
     </w:p>
     <w:p>
@@ -4494,53 +2521,18 @@
         <w:pStyle w:val="NormalWeb"/>
         <w:numPr>
           <w:ilvl w:val="0"/>
-          <w:numId w:val="32"/>
+          <w:numId w:val="49"/>
         </w:numPr>
         <w:jc w:val="both"/>
         <w:rPr>
-          <w:rFonts w:ascii="Arial" w:hAnsi="Arial" w:cs="Arial"/>
-          <w:sz w:val="18"/>
-        </w:rPr>
-      </w:pPr>
-      <w:r>
-        <w:rPr>
-          <w:rFonts w:ascii="Arial" w:hAnsi="Arial" w:cs="Arial"/>
-          <w:sz w:val="18"/>
-        </w:rPr>
-        <w:t xml:space="preserve">Implemented background job processing using </w:t>
-      </w:r>
-      <w:proofErr w:type="spellStart"/>
-      <w:r>
-        <w:rPr>
-          <w:rStyle w:val="Strong"/>
-          <w:rFonts w:ascii="Arial" w:hAnsi="Arial" w:cs="Arial"/>
-          <w:sz w:val="18"/>
-        </w:rPr>
-        <w:t>RabbitMQ</w:t>
-      </w:r>
-      <w:proofErr w:type="spellEnd"/>
-      <w:r>
-        <w:rPr>
-          <w:rFonts w:ascii="Arial" w:hAnsi="Arial" w:cs="Arial"/>
-          <w:sz w:val="18"/>
-        </w:rPr>
-        <w:t xml:space="preserve"> patterns to improve retry/</w:t>
-      </w:r>
-      <w:proofErr w:type="spellStart"/>
-      <w:r>
-        <w:rPr>
-          <w:rFonts w:ascii="Arial" w:hAnsi="Arial" w:cs="Arial"/>
-          <w:sz w:val="18"/>
-        </w:rPr>
-        <w:t>backoff</w:t>
-      </w:r>
-      <w:proofErr w:type="spellEnd"/>
-      <w:r>
-        <w:rPr>
-          <w:rFonts w:ascii="Arial" w:hAnsi="Arial" w:cs="Arial"/>
-          <w:sz w:val="18"/>
-        </w:rPr>
-        <w:t xml:space="preserve"> behavior and job reliability.</w:t>
+          <w:sz w:val="20"/>
+        </w:rPr>
+      </w:pPr>
+      <w:r>
+        <w:rPr>
+          <w:sz w:val="20"/>
+        </w:rPr>
+        <w:t>Assisted in fixing recurring issues related to malformed form submissions, session expiration edge cases, and inconsistent database writes, improving day-to-day application stability for internal users.</w:t>
       </w:r>
     </w:p>
     <w:p>
@@ -4548,37 +2540,31 @@
         <w:pStyle w:val="NormalWeb"/>
         <w:numPr>
           <w:ilvl w:val="0"/>
-          <w:numId w:val="32"/>
+          <w:numId w:val="49"/>
         </w:numPr>
         <w:jc w:val="both"/>
         <w:rPr>
-          <w:rFonts w:ascii="Arial" w:hAnsi="Arial" w:cs="Arial"/>
-          <w:sz w:val="18"/>
-        </w:rPr>
-      </w:pPr>
-      <w:r>
-        <w:rPr>
-          <w:rFonts w:ascii="Arial" w:hAnsi="Arial" w:cs="Arial"/>
-          <w:sz w:val="18"/>
-        </w:rPr>
-        <w:t xml:space="preserve">Added basic caching with </w:t>
-      </w:r>
-      <w:proofErr w:type="spellStart"/>
+          <w:sz w:val="20"/>
+        </w:rPr>
+      </w:pPr>
+      <w:r>
+        <w:rPr>
+          <w:sz w:val="20"/>
+        </w:rPr>
+        <w:t xml:space="preserve">Contributed to UI enhancements that improved usability on dashboard and form-driven pages, making older screens more responsive and reducing repeated support questions from non-technical teams by </w:t>
+      </w:r>
       <w:r>
         <w:rPr>
           <w:rStyle w:val="Strong"/>
-          <w:rFonts w:ascii="Arial" w:hAnsi="Arial" w:cs="Arial"/>
-          <w:sz w:val="18"/>
-        </w:rPr>
-        <w:t>Redis</w:t>
-      </w:r>
-      <w:proofErr w:type="spellEnd"/>
-      <w:r>
-        <w:rPr>
-          <w:rFonts w:ascii="Arial" w:hAnsi="Arial" w:cs="Arial"/>
-          <w:sz w:val="18"/>
-        </w:rPr>
-        <w:t xml:space="preserve"> for high-read endpoints, reducing unnecessary database load during peak hours.</w:t>
+          <w:sz w:val="20"/>
+        </w:rPr>
+        <w:t>21%</w:t>
+      </w:r>
+      <w:r>
+        <w:rPr>
+          <w:sz w:val="20"/>
+        </w:rPr>
+        <w:t>.</w:t>
       </w:r>
     </w:p>
     <w:p>
@@ -4586,37 +2572,18 @@
         <w:pStyle w:val="NormalWeb"/>
         <w:numPr>
           <w:ilvl w:val="0"/>
-          <w:numId w:val="32"/>
+          <w:numId w:val="49"/>
         </w:numPr>
         <w:jc w:val="both"/>
         <w:rPr>
-          <w:rFonts w:ascii="Arial" w:hAnsi="Arial" w:cs="Arial"/>
-          <w:sz w:val="18"/>
-        </w:rPr>
-      </w:pPr>
-      <w:r>
-        <w:rPr>
-          <w:rFonts w:ascii="Arial" w:hAnsi="Arial" w:cs="Arial"/>
-          <w:sz w:val="18"/>
-        </w:rPr>
-        <w:t xml:space="preserve">Implemented internal search indexing using </w:t>
-      </w:r>
-      <w:proofErr w:type="spellStart"/>
-      <w:r>
-        <w:rPr>
-          <w:rStyle w:val="Strong"/>
-          <w:rFonts w:ascii="Arial" w:hAnsi="Arial" w:cs="Arial"/>
-          <w:sz w:val="18"/>
-        </w:rPr>
-        <w:t>Elasticsearch</w:t>
-      </w:r>
-      <w:proofErr w:type="spellEnd"/>
-      <w:r>
-        <w:rPr>
-          <w:rFonts w:ascii="Arial" w:hAnsi="Arial" w:cs="Arial"/>
-          <w:sz w:val="18"/>
-        </w:rPr>
-        <w:t xml:space="preserve"> to enable fast filtering without heavy query pressure.</w:t>
+          <w:sz w:val="20"/>
+        </w:rPr>
+      </w:pPr>
+      <w:r>
+        <w:rPr>
+          <w:sz w:val="20"/>
+        </w:rPr>
+        <w:t>Worked with senior engineers to trace production bugs from logs to SQL statements and PHP controllers, building practical debugging discipline and faster turnaround for small but high-frequency defects.</w:t>
       </w:r>
     </w:p>
     <w:p>
@@ -4624,20 +2591,18 @@
         <w:pStyle w:val="NormalWeb"/>
         <w:numPr>
           <w:ilvl w:val="0"/>
-          <w:numId w:val="32"/>
+          <w:numId w:val="49"/>
         </w:numPr>
         <w:jc w:val="both"/>
         <w:rPr>
-          <w:rFonts w:ascii="Arial" w:hAnsi="Arial" w:cs="Arial"/>
-          <w:sz w:val="18"/>
-        </w:rPr>
-      </w:pPr>
-      <w:r>
-        <w:rPr>
-          <w:rFonts w:ascii="Arial" w:hAnsi="Arial" w:cs="Arial"/>
-          <w:sz w:val="18"/>
-        </w:rPr>
-        <w:t>Standardized build and deployment workflows using Jenkins conventions to reduce “works on my machine” failures.</w:t>
+          <w:sz w:val="20"/>
+        </w:rPr>
+      </w:pPr>
+      <w:r>
+        <w:rPr>
+          <w:sz w:val="20"/>
+        </w:rPr>
+        <w:t>Helped maintain release packages, deployment checklists, and environment updates, gaining experience in how careful operational practices reduce avoidable issues after production changes are introduced.</w:t>
       </w:r>
     </w:p>
     <w:p>
@@ -4645,36 +2610,18 @@
         <w:pStyle w:val="NormalWeb"/>
         <w:numPr>
           <w:ilvl w:val="0"/>
-          <w:numId w:val="32"/>
+          <w:numId w:val="49"/>
         </w:numPr>
         <w:jc w:val="both"/>
         <w:rPr>
-          <w:rFonts w:ascii="Arial" w:hAnsi="Arial" w:cs="Arial"/>
-          <w:sz w:val="18"/>
-        </w:rPr>
-      </w:pPr>
-      <w:r>
-        <w:rPr>
-          <w:rFonts w:ascii="Arial" w:hAnsi="Arial" w:cs="Arial"/>
-          <w:sz w:val="18"/>
-        </w:rPr>
-        <w:t xml:space="preserve">Supported early AWS usage for storage and services, working with S3-style asset persistence and operational </w:t>
-      </w:r>
-      <w:proofErr w:type="spellStart"/>
-      <w:r>
-        <w:rPr>
-          <w:rFonts w:ascii="Arial" w:hAnsi="Arial" w:cs="Arial"/>
-          <w:sz w:val="18"/>
-        </w:rPr>
-        <w:t>runbooks</w:t>
-      </w:r>
-      <w:proofErr w:type="spellEnd"/>
-      <w:r>
-        <w:rPr>
-          <w:rFonts w:ascii="Arial" w:hAnsi="Arial" w:cs="Arial"/>
-          <w:sz w:val="18"/>
-        </w:rPr>
-        <w:t>.</w:t>
+          <w:sz w:val="20"/>
+        </w:rPr>
+      </w:pPr>
+      <w:r>
+        <w:rPr>
+          <w:sz w:val="20"/>
+        </w:rPr>
+        <w:t>Improved several slow pages by cleaning up redundant queries, simplifying template logic, and reducing repeated data fetches, which produced noticeable response-time gains for users during normal workloads.</w:t>
       </w:r>
     </w:p>
     <w:p>
@@ -4682,20 +2629,18 @@
         <w:pStyle w:val="NormalWeb"/>
         <w:numPr>
           <w:ilvl w:val="0"/>
-          <w:numId w:val="32"/>
+          <w:numId w:val="49"/>
         </w:numPr>
         <w:jc w:val="both"/>
         <w:rPr>
-          <w:rFonts w:ascii="Arial" w:hAnsi="Arial" w:cs="Arial"/>
-          <w:sz w:val="18"/>
-        </w:rPr>
-      </w:pPr>
-      <w:r>
-        <w:rPr>
-          <w:rFonts w:ascii="Arial" w:hAnsi="Arial" w:cs="Arial"/>
-          <w:sz w:val="18"/>
-        </w:rPr>
-        <w:t>Helped introduce structured logging and simple dashboards for troubleshooting, improving time-to-diagnosis during incidents.</w:t>
+          <w:sz w:val="20"/>
+        </w:rPr>
+      </w:pPr>
+      <w:r>
+        <w:rPr>
+          <w:sz w:val="20"/>
+        </w:rPr>
+        <w:t>Supported early integration work with frontend scripting and backend request handling, building a stronger base for later full-stack responsibilities involving both interactive UI behavior and server-side processing.</w:t>
       </w:r>
     </w:p>
     <w:p>
@@ -4703,20 +2648,19 @@
         <w:pStyle w:val="NormalWeb"/>
         <w:numPr>
           <w:ilvl w:val="0"/>
-          <w:numId w:val="32"/>
+          <w:numId w:val="49"/>
         </w:numPr>
         <w:jc w:val="both"/>
         <w:rPr>
-          <w:rFonts w:ascii="Arial" w:hAnsi="Arial" w:cs="Arial"/>
-          <w:sz w:val="18"/>
-        </w:rPr>
-      </w:pPr>
-      <w:r>
-        <w:rPr>
-          <w:rFonts w:ascii="Arial" w:hAnsi="Arial" w:cs="Arial"/>
-          <w:sz w:val="18"/>
-        </w:rPr>
-        <w:t>Collaborated closely with senior engineers through code reviews and pairing, improving reliability habits and delivery pace.</w:t>
+          <w:sz w:val="20"/>
+        </w:rPr>
+      </w:pPr>
+      <w:r>
+        <w:rPr>
+          <w:sz w:val="20"/>
+        </w:rPr>
+        <w:lastRenderedPageBreak/>
+        <w:t>Adapted quickly across bug fixing, feature work, SQL corrections, and support tasks, showing flexible engineering habits and dependable execution in a team environment where priorities changed frequently.</w:t>
       </w:r>
     </w:p>
     <w:p>
@@ -4828,81 +2772,47 @@
         <w:pStyle w:val="ListParagraph"/>
         <w:numPr>
           <w:ilvl w:val="0"/>
-          <w:numId w:val="2"/>
+          <w:numId w:val="50"/>
         </w:numPr>
         <w:jc w:val="both"/>
+      </w:pPr>
+      <w:r>
+        <w:t xml:space="preserve">Built strong foundations in </w:t>
+      </w:r>
+      <w:r>
+        <w:rPr>
+          <w:rStyle w:val="Strong"/>
+        </w:rPr>
+        <w:t>algorithms</w:t>
+      </w:r>
+      <w:r>
+        <w:t xml:space="preserve">, </w:t>
+      </w:r>
+      <w:r>
+        <w:rPr>
+          <w:rStyle w:val="Strong"/>
+        </w:rPr>
+        <w:t>databases</w:t>
+      </w:r>
+      <w:r>
+        <w:t xml:space="preserve">, and </w:t>
+      </w:r>
+      <w:r>
+        <w:rPr>
+          <w:rStyle w:val="Strong"/>
+        </w:rPr>
+        <w:t>software engineering</w:t>
+      </w:r>
+      <w:r>
+        <w:t>, applying coursework through practical team projects and production-style system design</w:t>
+      </w:r>
+      <w:r>
         <w:rPr>
           <w:rFonts w:ascii="Arial" w:hAnsi="Arial" w:cs="Arial"/>
           <w:sz w:val="18"/>
         </w:rPr>
-      </w:pPr>
-      <w:r>
-        <w:rPr>
-          <w:rFonts w:ascii="Arial" w:hAnsi="Arial" w:cs="Arial"/>
-          <w:sz w:val="18"/>
-        </w:rPr>
-        <w:t xml:space="preserve">Built strong foundations in </w:t>
-      </w:r>
-      <w:r>
-        <w:rPr>
-          <w:rStyle w:val="Strong"/>
-          <w:rFonts w:ascii="Arial" w:hAnsi="Arial" w:cs="Arial"/>
-          <w:sz w:val="18"/>
-        </w:rPr>
-        <w:t>algorithms</w:t>
-      </w:r>
-      <w:r>
-        <w:rPr>
-          <w:rFonts w:ascii="Arial" w:hAnsi="Arial" w:cs="Arial"/>
-          <w:sz w:val="18"/>
-        </w:rPr>
-        <w:t xml:space="preserve">, </w:t>
-      </w:r>
-      <w:r>
-        <w:rPr>
-          <w:rStyle w:val="Strong"/>
-          <w:rFonts w:ascii="Arial" w:hAnsi="Arial" w:cs="Arial"/>
-          <w:sz w:val="18"/>
-        </w:rPr>
-        <w:t>databases</w:t>
-      </w:r>
-      <w:r>
-        <w:rPr>
-          <w:rFonts w:ascii="Arial" w:hAnsi="Arial" w:cs="Arial"/>
-          <w:sz w:val="18"/>
-        </w:rPr>
-        <w:t xml:space="preserve">, and </w:t>
-      </w:r>
-      <w:r>
-        <w:rPr>
-          <w:rStyle w:val="Strong"/>
-          <w:rFonts w:ascii="Arial" w:hAnsi="Arial" w:cs="Arial"/>
-          <w:sz w:val="18"/>
-        </w:rPr>
-        <w:t>software engineering</w:t>
-      </w:r>
-      <w:r>
-        <w:rPr>
-          <w:rFonts w:ascii="Arial" w:hAnsi="Arial" w:cs="Arial"/>
-          <w:sz w:val="18"/>
-        </w:rPr>
-        <w:t>, applying coursework through practical team projects and production-style system design.</w:t>
-      </w:r>
-    </w:p>
-    <w:p>
-      <w:pPr>
-        <w:jc w:val="both"/>
-        <w:rPr>
-          <w:rFonts w:ascii="Arial" w:hAnsi="Arial" w:cs="Arial"/>
-          <w:sz w:val="18"/>
-        </w:rPr>
-      </w:pPr>
-    </w:p>
-    <w:p>
-      <w:pPr>
-        <w:pStyle w:val="ListParagraph"/>
-        <w:ind w:left="360"/>
-      </w:pPr>
+        <w:t>.</w:t>
+      </w:r>
     </w:p>
     <w:p>
       <w:pPr>
@@ -4919,29 +2829,7 @@
           <w:sz w:val="21"/>
           <w:szCs w:val="21"/>
         </w:rPr>
-        <w:lastRenderedPageBreak/>
         <w:t>PROJECTS</w:t>
-      </w:r>
-    </w:p>
-    <w:p>
-      <w:pPr>
-        <w:pStyle w:val="Heading3"/>
-        <w:jc w:val="both"/>
-        <w:rPr>
-          <w:rFonts w:ascii="Arial" w:hAnsi="Arial" w:cs="Arial"/>
-          <w:color w:val="auto"/>
-          <w:sz w:val="18"/>
-        </w:rPr>
-      </w:pPr>
-      <w:r>
-        <w:rPr>
-          <w:rStyle w:val="Strong"/>
-          <w:rFonts w:ascii="Arial" w:hAnsi="Arial" w:cs="Arial"/>
-          <w:bCs w:val="0"/>
-          <w:color w:val="auto"/>
-          <w:sz w:val="18"/>
-        </w:rPr>
-        <w:t>PHP + React Admin Console for Secure Operations</w:t>
       </w:r>
     </w:p>
     <w:p>
@@ -4949,51 +2837,61 @@
         <w:pStyle w:val="NormalWeb"/>
         <w:numPr>
           <w:ilvl w:val="0"/>
-          <w:numId w:val="43"/>
+          <w:numId w:val="50"/>
         </w:numPr>
         <w:spacing w:before="0" w:beforeAutospacing="0" w:after="0" w:afterAutospacing="0"/>
-        <w:jc w:val="both"/>
-        <w:rPr>
-          <w:rFonts w:ascii="Arial" w:hAnsi="Arial" w:cs="Arial"/>
-          <w:sz w:val="18"/>
-        </w:rPr>
-      </w:pPr>
-      <w:r>
-        <w:rPr>
-          <w:rFonts w:ascii="Arial" w:hAnsi="Arial" w:cs="Arial"/>
-          <w:sz w:val="18"/>
-        </w:rPr>
-        <w:t xml:space="preserve">Built a </w:t>
-      </w:r>
+        <w:rPr>
+          <w:sz w:val="20"/>
+        </w:rPr>
+      </w:pPr>
       <w:r>
         <w:rPr>
           <w:rStyle w:val="Strong"/>
-          <w:rFonts w:ascii="Arial" w:hAnsi="Arial" w:cs="Arial"/>
-          <w:sz w:val="18"/>
+          <w:sz w:val="20"/>
+        </w:rPr>
+        <w:t>AWS Certified Developer – Associate (2024</w:t>
+      </w:r>
+      <w:proofErr w:type="gramStart"/>
+      <w:r>
+        <w:rPr>
+          <w:rStyle w:val="Strong"/>
+          <w:sz w:val="20"/>
+        </w:rPr>
+        <w:t>)</w:t>
+      </w:r>
+      <w:proofErr w:type="gramEnd"/>
+      <w:r>
+        <w:rPr>
+          <w:sz w:val="20"/>
+        </w:rPr>
+        <w:br/>
+        <w:t xml:space="preserve">Validated practical knowledge of cloud-native application deployment, secure service integration, and operational best practices relevant to modern </w:t>
+      </w:r>
+      <w:r>
+        <w:rPr>
+          <w:rStyle w:val="Strong"/>
+          <w:sz w:val="20"/>
+        </w:rPr>
+        <w:t>PHP</w:t>
+      </w:r>
+      <w:r>
+        <w:rPr>
+          <w:sz w:val="20"/>
+        </w:rPr>
+        <w:t xml:space="preserve"> and </w:t>
+      </w:r>
+      <w:r>
+        <w:rPr>
+          <w:rStyle w:val="Strong"/>
+          <w:sz w:val="20"/>
         </w:rPr>
         <w:t>React</w:t>
       </w:r>
       <w:r>
         <w:rPr>
-          <w:rFonts w:ascii="Arial" w:hAnsi="Arial" w:cs="Arial"/>
-          <w:sz w:val="18"/>
-        </w:rPr>
-        <w:t xml:space="preserve"> admin console integrated with </w:t>
-      </w:r>
-      <w:r>
-        <w:rPr>
-          <w:rStyle w:val="Strong"/>
-          <w:rFonts w:ascii="Arial" w:hAnsi="Arial" w:cs="Arial"/>
-          <w:sz w:val="18"/>
-        </w:rPr>
-        <w:t>PHP</w:t>
-      </w:r>
-      <w:r>
-        <w:rPr>
-          <w:rFonts w:ascii="Arial" w:hAnsi="Arial" w:cs="Arial"/>
-          <w:sz w:val="18"/>
-        </w:rPr>
-        <w:t xml:space="preserve"> REST APIs to manage approvals, user administration, and audit-ready operational workflows with consistent validation and error contracts.</w:t>
+          <w:sz w:val="20"/>
+        </w:rPr>
+        <w:t xml:space="preserve"> platforms.</w:t>
       </w:r>
     </w:p>
     <w:p>
@@ -5001,99 +2899,48 @@
         <w:pStyle w:val="NormalWeb"/>
         <w:numPr>
           <w:ilvl w:val="0"/>
-          <w:numId w:val="43"/>
+          <w:numId w:val="50"/>
         </w:numPr>
         <w:spacing w:before="0" w:beforeAutospacing="0" w:after="0" w:afterAutospacing="0"/>
-        <w:jc w:val="both"/>
-        <w:rPr>
-          <w:rFonts w:ascii="Arial" w:hAnsi="Arial" w:cs="Arial"/>
-          <w:sz w:val="18"/>
-        </w:rPr>
-      </w:pPr>
-      <w:r>
-        <w:rPr>
-          <w:rFonts w:ascii="Arial" w:hAnsi="Arial" w:cs="Arial"/>
-          <w:sz w:val="18"/>
-        </w:rPr>
-        <w:t xml:space="preserve">Implemented </w:t>
-      </w:r>
+        <w:rPr>
+          <w:sz w:val="20"/>
+        </w:rPr>
+      </w:pPr>
       <w:r>
         <w:rPr>
           <w:rStyle w:val="Strong"/>
-          <w:rFonts w:ascii="Arial" w:hAnsi="Arial" w:cs="Arial"/>
-          <w:sz w:val="18"/>
-        </w:rPr>
-        <w:t xml:space="preserve">OAuth2 / </w:t>
-      </w:r>
-      <w:proofErr w:type="spellStart"/>
+          <w:sz w:val="20"/>
+        </w:rPr>
+        <w:t>Meta Front-End Developer Professional Certificate (2023</w:t>
+      </w:r>
+      <w:proofErr w:type="gramStart"/>
       <w:r>
         <w:rPr>
           <w:rStyle w:val="Strong"/>
-          <w:rFonts w:ascii="Arial" w:hAnsi="Arial" w:cs="Arial"/>
-          <w:sz w:val="18"/>
-        </w:rPr>
-        <w:t>OpenID</w:t>
-      </w:r>
-      <w:proofErr w:type="spellEnd"/>
+          <w:sz w:val="20"/>
+        </w:rPr>
+        <w:t>)</w:t>
+      </w:r>
+      <w:proofErr w:type="gramEnd"/>
+      <w:r>
+        <w:rPr>
+          <w:sz w:val="20"/>
+        </w:rPr>
+        <w:br/>
+        <w:t xml:space="preserve">Strengthened applied frontend skills in component-based UI engineering, testing discipline, and structured client-side development patterns aligned with production </w:t>
+      </w:r>
       <w:r>
         <w:rPr>
           <w:rStyle w:val="Strong"/>
-          <w:rFonts w:ascii="Arial" w:hAnsi="Arial" w:cs="Arial"/>
-          <w:sz w:val="18"/>
-        </w:rPr>
-        <w:t xml:space="preserve"> Connect</w:t>
-      </w:r>
-      <w:r>
-        <w:rPr>
-          <w:rFonts w:ascii="Arial" w:hAnsi="Arial" w:cs="Arial"/>
-          <w:sz w:val="18"/>
-        </w:rPr>
-        <w:t xml:space="preserve"> authentication with </w:t>
-      </w:r>
-      <w:r>
-        <w:rPr>
-          <w:rStyle w:val="Strong"/>
-          <w:rFonts w:ascii="Arial" w:hAnsi="Arial" w:cs="Arial"/>
-          <w:sz w:val="18"/>
-        </w:rPr>
-        <w:t>JWT</w:t>
-      </w:r>
-      <w:r>
-        <w:rPr>
-          <w:rFonts w:ascii="Arial" w:hAnsi="Arial" w:cs="Arial"/>
-          <w:sz w:val="18"/>
-        </w:rPr>
-        <w:t xml:space="preserve"> and enforced </w:t>
-      </w:r>
-      <w:r>
-        <w:rPr>
-          <w:rStyle w:val="Strong"/>
-          <w:rFonts w:ascii="Arial" w:hAnsi="Arial" w:cs="Arial"/>
-          <w:sz w:val="18"/>
-        </w:rPr>
-        <w:t>RBAC/ABAC</w:t>
-      </w:r>
-      <w:r>
-        <w:rPr>
-          <w:rFonts w:ascii="Arial" w:hAnsi="Arial" w:cs="Arial"/>
-          <w:sz w:val="18"/>
-        </w:rPr>
-        <w:t xml:space="preserve"> on both UI routes and API endpoints, including detailed </w:t>
-      </w:r>
-      <w:r>
-        <w:rPr>
-          <w:rStyle w:val="Strong"/>
-          <w:rFonts w:ascii="Arial" w:hAnsi="Arial" w:cs="Arial"/>
-          <w:sz w:val="18"/>
-        </w:rPr>
-        <w:t>audit logging</w:t>
-      </w:r>
-      <w:r>
-        <w:rPr>
-          <w:rFonts w:ascii="Arial" w:hAnsi="Arial" w:cs="Arial"/>
-          <w:sz w:val="18"/>
-        </w:rPr>
-        <w:t xml:space="preserve"> for sensitive actions.</w:t>
+          <w:sz w:val="20"/>
+        </w:rPr>
+        <w:t>React</w:t>
+      </w:r>
+      <w:r>
+        <w:rPr>
+          <w:sz w:val="20"/>
+        </w:rPr>
+        <w:t xml:space="preserve"> work.</w:t>
       </w:r>
     </w:p>
     <w:p>
@@ -5101,94 +2948,59 @@
         <w:pStyle w:val="NormalWeb"/>
         <w:numPr>
           <w:ilvl w:val="0"/>
-          <w:numId w:val="43"/>
+          <w:numId w:val="50"/>
         </w:numPr>
         <w:spacing w:before="0" w:beforeAutospacing="0" w:after="0" w:afterAutospacing="0"/>
-        <w:jc w:val="both"/>
-        <w:rPr>
-          <w:rFonts w:ascii="Arial" w:hAnsi="Arial" w:cs="Arial"/>
-          <w:sz w:val="18"/>
-        </w:rPr>
-      </w:pPr>
-      <w:r>
-        <w:rPr>
-          <w:rFonts w:ascii="Arial" w:hAnsi="Arial" w:cs="Arial"/>
-          <w:sz w:val="18"/>
-        </w:rPr>
-        <w:t xml:space="preserve">Improved performance and reliability using </w:t>
-      </w:r>
+        <w:rPr>
+          <w:sz w:val="20"/>
+        </w:rPr>
+      </w:pPr>
       <w:proofErr w:type="spellStart"/>
       <w:r>
         <w:rPr>
           <w:rStyle w:val="Strong"/>
-          <w:rFonts w:ascii="Arial" w:hAnsi="Arial" w:cs="Arial"/>
-          <w:sz w:val="18"/>
-        </w:rPr>
-        <w:t>Redis</w:t>
+          <w:sz w:val="20"/>
+        </w:rPr>
+        <w:t>Laravel</w:t>
       </w:r>
       <w:proofErr w:type="spellEnd"/>
       <w:r>
         <w:rPr>
-          <w:rFonts w:ascii="Arial" w:hAnsi="Arial" w:cs="Arial"/>
-          <w:sz w:val="18"/>
-        </w:rPr>
-        <w:t xml:space="preserve"> caching, </w:t>
+          <w:rStyle w:val="Strong"/>
+          <w:sz w:val="20"/>
+        </w:rPr>
+        <w:t xml:space="preserve"> Certified Developer (2022</w:t>
+      </w:r>
+      <w:proofErr w:type="gramStart"/>
+      <w:r>
+        <w:rPr>
+          <w:rStyle w:val="Strong"/>
+          <w:sz w:val="20"/>
+        </w:rPr>
+        <w:t>)</w:t>
+      </w:r>
+      <w:proofErr w:type="gramEnd"/>
+      <w:r>
+        <w:rPr>
+          <w:sz w:val="20"/>
+        </w:rPr>
+        <w:br/>
+        <w:t xml:space="preserve">Confirmed strong capability in building maintainable </w:t>
       </w:r>
       <w:proofErr w:type="spellStart"/>
       <w:r>
         <w:rPr>
-          <w:rFonts w:ascii="Arial" w:hAnsi="Arial" w:cs="Arial"/>
-          <w:sz w:val="18"/>
-        </w:rPr>
-        <w:t>async</w:t>
+          <w:rStyle w:val="Strong"/>
+          <w:sz w:val="20"/>
+        </w:rPr>
+        <w:t>Laravel</w:t>
       </w:r>
       <w:proofErr w:type="spellEnd"/>
       <w:r>
         <w:rPr>
-          <w:rFonts w:ascii="Arial" w:hAnsi="Arial" w:cs="Arial"/>
-          <w:sz w:val="18"/>
-        </w:rPr>
-        <w:t xml:space="preserve"> jobs via </w:t>
-      </w:r>
-      <w:r>
-        <w:rPr>
-          <w:rStyle w:val="Strong"/>
-          <w:rFonts w:ascii="Arial" w:hAnsi="Arial" w:cs="Arial"/>
-          <w:sz w:val="18"/>
-        </w:rPr>
-        <w:t>AWS SQS/SNS</w:t>
-      </w:r>
-      <w:r>
-        <w:rPr>
-          <w:rFonts w:ascii="Arial" w:hAnsi="Arial" w:cs="Arial"/>
-          <w:sz w:val="18"/>
-        </w:rPr>
-        <w:t xml:space="preserve"> (with retries/DLQs), and search-backed triage using </w:t>
-      </w:r>
-      <w:proofErr w:type="spellStart"/>
-      <w:r>
-        <w:rPr>
-          <w:rStyle w:val="Strong"/>
-          <w:rFonts w:ascii="Arial" w:hAnsi="Arial" w:cs="Arial"/>
-          <w:sz w:val="18"/>
-        </w:rPr>
-        <w:t>Elasticsearch</w:t>
-      </w:r>
-      <w:proofErr w:type="spellEnd"/>
-      <w:r>
-        <w:rPr>
-          <w:rStyle w:val="Strong"/>
-          <w:rFonts w:ascii="Arial" w:hAnsi="Arial" w:cs="Arial"/>
-          <w:sz w:val="18"/>
-        </w:rPr>
-        <w:t>/OpenSearch</w:t>
-      </w:r>
-      <w:r>
-        <w:rPr>
-          <w:rFonts w:ascii="Arial" w:hAnsi="Arial" w:cs="Arial"/>
-          <w:sz w:val="18"/>
-        </w:rPr>
-        <w:t>.</w:t>
+          <w:sz w:val="20"/>
+        </w:rPr>
+        <w:t xml:space="preserve"> applications with clean architecture, secure request handling, and scalable backend delivery practices.</w:t>
       </w:r>
     </w:p>
     <w:sectPr>
@@ -5543,6 +3355,119 @@
     </w:lvl>
   </w:abstractNum>
   <w:abstractNum w:abstractNumId="3">
+    <w:nsid w:val="05F128D9"/>
+    <w:multiLevelType w:val="hybridMultilevel"/>
+    <w:tmpl w:val="B34CF7F4"/>
+    <w:lvl w:ilvl="0" w:tplc="7054EACA">
+      <w:start w:val="1"/>
+      <w:numFmt w:val="bullet"/>
+      <w:lvlText w:val="-"/>
+      <w:lvlJc w:val="left"/>
+      <w:pPr>
+        <w:ind w:left="360" w:hanging="360"/>
+      </w:pPr>
+      <w:rPr>
+        <w:rFonts w:ascii="Tw Cen MT" w:hAnsi="Tw Cen MT" w:hint="default"/>
+      </w:rPr>
+    </w:lvl>
+    <w:lvl w:ilvl="1" w:tplc="04090003" w:tentative="1">
+      <w:start w:val="1"/>
+      <w:numFmt w:val="bullet"/>
+      <w:lvlText w:val="o"/>
+      <w:lvlJc w:val="left"/>
+      <w:pPr>
+        <w:ind w:left="1080" w:hanging="360"/>
+      </w:pPr>
+      <w:rPr>
+        <w:rFonts w:ascii="Courier New" w:hAnsi="Courier New" w:cs="Courier New" w:hint="default"/>
+      </w:rPr>
+    </w:lvl>
+    <w:lvl w:ilvl="2" w:tplc="04090005" w:tentative="1">
+      <w:start w:val="1"/>
+      <w:numFmt w:val="bullet"/>
+      <w:lvlText w:val=""/>
+      <w:lvlJc w:val="left"/>
+      <w:pPr>
+        <w:ind w:left="1800" w:hanging="360"/>
+      </w:pPr>
+      <w:rPr>
+        <w:rFonts w:ascii="Wingdings" w:hAnsi="Wingdings" w:hint="default"/>
+      </w:rPr>
+    </w:lvl>
+    <w:lvl w:ilvl="3" w:tplc="04090001" w:tentative="1">
+      <w:start w:val="1"/>
+      <w:numFmt w:val="bullet"/>
+      <w:lvlText w:val=""/>
+      <w:lvlJc w:val="left"/>
+      <w:pPr>
+        <w:ind w:left="2520" w:hanging="360"/>
+      </w:pPr>
+      <w:rPr>
+        <w:rFonts w:ascii="Symbol" w:hAnsi="Symbol" w:hint="default"/>
+      </w:rPr>
+    </w:lvl>
+    <w:lvl w:ilvl="4" w:tplc="04090003" w:tentative="1">
+      <w:start w:val="1"/>
+      <w:numFmt w:val="bullet"/>
+      <w:lvlText w:val="o"/>
+      <w:lvlJc w:val="left"/>
+      <w:pPr>
+        <w:ind w:left="3240" w:hanging="360"/>
+      </w:pPr>
+      <w:rPr>
+        <w:rFonts w:ascii="Courier New" w:hAnsi="Courier New" w:cs="Courier New" w:hint="default"/>
+      </w:rPr>
+    </w:lvl>
+    <w:lvl w:ilvl="5" w:tplc="04090005" w:tentative="1">
+      <w:start w:val="1"/>
+      <w:numFmt w:val="bullet"/>
+      <w:lvlText w:val=""/>
+      <w:lvlJc w:val="left"/>
+      <w:pPr>
+        <w:ind w:left="3960" w:hanging="360"/>
+      </w:pPr>
+      <w:rPr>
+        <w:rFonts w:ascii="Wingdings" w:hAnsi="Wingdings" w:hint="default"/>
+      </w:rPr>
+    </w:lvl>
+    <w:lvl w:ilvl="6" w:tplc="04090001" w:tentative="1">
+      <w:start w:val="1"/>
+      <w:numFmt w:val="bullet"/>
+      <w:lvlText w:val=""/>
+      <w:lvlJc w:val="left"/>
+      <w:pPr>
+        <w:ind w:left="4680" w:hanging="360"/>
+      </w:pPr>
+      <w:rPr>
+        <w:rFonts w:ascii="Symbol" w:hAnsi="Symbol" w:hint="default"/>
+      </w:rPr>
+    </w:lvl>
+    <w:lvl w:ilvl="7" w:tplc="04090003" w:tentative="1">
+      <w:start w:val="1"/>
+      <w:numFmt w:val="bullet"/>
+      <w:lvlText w:val="o"/>
+      <w:lvlJc w:val="left"/>
+      <w:pPr>
+        <w:ind w:left="5400" w:hanging="360"/>
+      </w:pPr>
+      <w:rPr>
+        <w:rFonts w:ascii="Courier New" w:hAnsi="Courier New" w:cs="Courier New" w:hint="default"/>
+      </w:rPr>
+    </w:lvl>
+    <w:lvl w:ilvl="8" w:tplc="04090005" w:tentative="1">
+      <w:start w:val="1"/>
+      <w:numFmt w:val="bullet"/>
+      <w:lvlText w:val=""/>
+      <w:lvlJc w:val="left"/>
+      <w:pPr>
+        <w:ind w:left="6120" w:hanging="360"/>
+      </w:pPr>
+      <w:rPr>
+        <w:rFonts w:ascii="Wingdings" w:hAnsi="Wingdings" w:hint="default"/>
+      </w:rPr>
+    </w:lvl>
+  </w:abstractNum>
+  <w:abstractNum w:abstractNumId="4">
     <w:nsid w:val="06F10E35"/>
     <w:multiLevelType w:val="multilevel"/>
     <w:tmpl w:val="696EF720"/>
@@ -5691,7 +3616,7 @@
       </w:rPr>
     </w:lvl>
   </w:abstractNum>
-  <w:abstractNum w:abstractNumId="4">
+  <w:abstractNum w:abstractNumId="5">
     <w:nsid w:val="13AF50B0"/>
     <w:multiLevelType w:val="hybridMultilevel"/>
     <w:tmpl w:val="6A36FF90"/>
@@ -5804,7 +3729,7 @@
       </w:rPr>
     </w:lvl>
   </w:abstractNum>
-  <w:abstractNum w:abstractNumId="5">
+  <w:abstractNum w:abstractNumId="6">
     <w:nsid w:val="14164FE7"/>
     <w:multiLevelType w:val="multilevel"/>
     <w:tmpl w:val="3536DD2C"/>
@@ -5953,7 +3878,7 @@
       </w:rPr>
     </w:lvl>
   </w:abstractNum>
-  <w:abstractNum w:abstractNumId="6">
+  <w:abstractNum w:abstractNumId="7">
     <w:nsid w:val="1B1D51A8"/>
     <w:multiLevelType w:val="multilevel"/>
     <w:tmpl w:val="CDA024C6"/>
@@ -6102,7 +4027,7 @@
       </w:rPr>
     </w:lvl>
   </w:abstractNum>
-  <w:abstractNum w:abstractNumId="7">
+  <w:abstractNum w:abstractNumId="8">
     <w:nsid w:val="1B640FDE"/>
     <w:multiLevelType w:val="multilevel"/>
     <w:tmpl w:val="F32A36FE"/>
@@ -6251,7 +4176,7 @@
       </w:rPr>
     </w:lvl>
   </w:abstractNum>
-  <w:abstractNum w:abstractNumId="8">
+  <w:abstractNum w:abstractNumId="9">
     <w:nsid w:val="1D9A666E"/>
     <w:multiLevelType w:val="multilevel"/>
     <w:tmpl w:val="C054C99E"/>
@@ -6400,7 +4325,7 @@
       </w:rPr>
     </w:lvl>
   </w:abstractNum>
-  <w:abstractNum w:abstractNumId="9">
+  <w:abstractNum w:abstractNumId="10">
     <w:nsid w:val="20C311D0"/>
     <w:multiLevelType w:val="hybridMultilevel"/>
     <w:tmpl w:val="3B9C3900"/>
@@ -6513,7 +4438,7 @@
       </w:rPr>
     </w:lvl>
   </w:abstractNum>
-  <w:abstractNum w:abstractNumId="10">
+  <w:abstractNum w:abstractNumId="11">
     <w:nsid w:val="22107652"/>
     <w:multiLevelType w:val="hybridMultilevel"/>
     <w:tmpl w:val="D038B3C2"/>
@@ -6602,7 +4527,7 @@
       </w:pPr>
     </w:lvl>
   </w:abstractNum>
-  <w:abstractNum w:abstractNumId="11">
+  <w:abstractNum w:abstractNumId="12">
     <w:nsid w:val="269263FD"/>
     <w:multiLevelType w:val="hybridMultilevel"/>
     <w:tmpl w:val="40D21E42"/>
@@ -6715,7 +4640,121 @@
       </w:rPr>
     </w:lvl>
   </w:abstractNum>
-  <w:abstractNum w:abstractNumId="12">
+  <w:abstractNum w:abstractNumId="13">
+    <w:nsid w:val="28F31B9D"/>
+    <w:multiLevelType w:val="hybridMultilevel"/>
+    <w:tmpl w:val="F4EA6F8A"/>
+    <w:lvl w:ilvl="0" w:tplc="89CCDB42">
+      <w:start w:val="1"/>
+      <w:numFmt w:val="bullet"/>
+      <w:lvlText w:val="-"/>
+      <w:lvlJc w:val="left"/>
+      <w:pPr>
+        <w:ind w:left="360" w:hanging="360"/>
+      </w:pPr>
+      <w:rPr>
+        <w:rFonts w:ascii="Tw Cen MT" w:hAnsi="Tw Cen MT" w:hint="default"/>
+        <w:sz w:val="20"/>
+      </w:rPr>
+    </w:lvl>
+    <w:lvl w:ilvl="1" w:tplc="04090003" w:tentative="1">
+      <w:start w:val="1"/>
+      <w:numFmt w:val="bullet"/>
+      <w:lvlText w:val="o"/>
+      <w:lvlJc w:val="left"/>
+      <w:pPr>
+        <w:ind w:left="1440" w:hanging="360"/>
+      </w:pPr>
+      <w:rPr>
+        <w:rFonts w:ascii="Courier New" w:hAnsi="Courier New" w:cs="Courier New" w:hint="default"/>
+      </w:rPr>
+    </w:lvl>
+    <w:lvl w:ilvl="2" w:tplc="04090005" w:tentative="1">
+      <w:start w:val="1"/>
+      <w:numFmt w:val="bullet"/>
+      <w:lvlText w:val=""/>
+      <w:lvlJc w:val="left"/>
+      <w:pPr>
+        <w:ind w:left="2160" w:hanging="360"/>
+      </w:pPr>
+      <w:rPr>
+        <w:rFonts w:ascii="Wingdings" w:hAnsi="Wingdings" w:hint="default"/>
+      </w:rPr>
+    </w:lvl>
+    <w:lvl w:ilvl="3" w:tplc="04090001" w:tentative="1">
+      <w:start w:val="1"/>
+      <w:numFmt w:val="bullet"/>
+      <w:lvlText w:val=""/>
+      <w:lvlJc w:val="left"/>
+      <w:pPr>
+        <w:ind w:left="2880" w:hanging="360"/>
+      </w:pPr>
+      <w:rPr>
+        <w:rFonts w:ascii="Symbol" w:hAnsi="Symbol" w:hint="default"/>
+      </w:rPr>
+    </w:lvl>
+    <w:lvl w:ilvl="4" w:tplc="04090003" w:tentative="1">
+      <w:start w:val="1"/>
+      <w:numFmt w:val="bullet"/>
+      <w:lvlText w:val="o"/>
+      <w:lvlJc w:val="left"/>
+      <w:pPr>
+        <w:ind w:left="3600" w:hanging="360"/>
+      </w:pPr>
+      <w:rPr>
+        <w:rFonts w:ascii="Courier New" w:hAnsi="Courier New" w:cs="Courier New" w:hint="default"/>
+      </w:rPr>
+    </w:lvl>
+    <w:lvl w:ilvl="5" w:tplc="04090005" w:tentative="1">
+      <w:start w:val="1"/>
+      <w:numFmt w:val="bullet"/>
+      <w:lvlText w:val=""/>
+      <w:lvlJc w:val="left"/>
+      <w:pPr>
+        <w:ind w:left="4320" w:hanging="360"/>
+      </w:pPr>
+      <w:rPr>
+        <w:rFonts w:ascii="Wingdings" w:hAnsi="Wingdings" w:hint="default"/>
+      </w:rPr>
+    </w:lvl>
+    <w:lvl w:ilvl="6" w:tplc="04090001" w:tentative="1">
+      <w:start w:val="1"/>
+      <w:numFmt w:val="bullet"/>
+      <w:lvlText w:val=""/>
+      <w:lvlJc w:val="left"/>
+      <w:pPr>
+        <w:ind w:left="5040" w:hanging="360"/>
+      </w:pPr>
+      <w:rPr>
+        <w:rFonts w:ascii="Symbol" w:hAnsi="Symbol" w:hint="default"/>
+      </w:rPr>
+    </w:lvl>
+    <w:lvl w:ilvl="7" w:tplc="04090003" w:tentative="1">
+      <w:start w:val="1"/>
+      <w:numFmt w:val="bullet"/>
+      <w:lvlText w:val="o"/>
+      <w:lvlJc w:val="left"/>
+      <w:pPr>
+        <w:ind w:left="5760" w:hanging="360"/>
+      </w:pPr>
+      <w:rPr>
+        <w:rFonts w:ascii="Courier New" w:hAnsi="Courier New" w:cs="Courier New" w:hint="default"/>
+      </w:rPr>
+    </w:lvl>
+    <w:lvl w:ilvl="8" w:tplc="04090005" w:tentative="1">
+      <w:start w:val="1"/>
+      <w:numFmt w:val="bullet"/>
+      <w:lvlText w:val=""/>
+      <w:lvlJc w:val="left"/>
+      <w:pPr>
+        <w:ind w:left="6480" w:hanging="360"/>
+      </w:pPr>
+      <w:rPr>
+        <w:rFonts w:ascii="Wingdings" w:hAnsi="Wingdings" w:hint="default"/>
+      </w:rPr>
+    </w:lvl>
+  </w:abstractNum>
+  <w:abstractNum w:abstractNumId="14">
     <w:nsid w:val="2A9130BD"/>
     <w:multiLevelType w:val="hybridMultilevel"/>
     <w:tmpl w:val="F8F2E462"/>
@@ -6829,7 +4868,7 @@
       </w:rPr>
     </w:lvl>
   </w:abstractNum>
-  <w:abstractNum w:abstractNumId="13">
+  <w:abstractNum w:abstractNumId="15">
     <w:nsid w:val="2A9A0572"/>
     <w:multiLevelType w:val="hybridMultilevel"/>
     <w:tmpl w:val="1D8281A0"/>
@@ -6942,7 +4981,7 @@
       </w:rPr>
     </w:lvl>
   </w:abstractNum>
-  <w:abstractNum w:abstractNumId="14">
+  <w:abstractNum w:abstractNumId="16">
     <w:nsid w:val="2F226BE2"/>
     <w:multiLevelType w:val="hybridMultilevel"/>
     <w:tmpl w:val="BB1005AC"/>
@@ -7055,7 +5094,7 @@
       </w:rPr>
     </w:lvl>
   </w:abstractNum>
-  <w:abstractNum w:abstractNumId="15">
+  <w:abstractNum w:abstractNumId="17">
     <w:nsid w:val="2F5B7130"/>
     <w:multiLevelType w:val="hybridMultilevel"/>
     <w:tmpl w:val="FE2A3E1A"/>
@@ -7168,7 +5207,7 @@
       </w:rPr>
     </w:lvl>
   </w:abstractNum>
-  <w:abstractNum w:abstractNumId="16">
+  <w:abstractNum w:abstractNumId="18">
     <w:nsid w:val="2F73155B"/>
     <w:multiLevelType w:val="hybridMultilevel"/>
     <w:tmpl w:val="C76856F6"/>
@@ -7281,7 +5320,7 @@
       </w:rPr>
     </w:lvl>
   </w:abstractNum>
-  <w:abstractNum w:abstractNumId="17">
+  <w:abstractNum w:abstractNumId="19">
     <w:nsid w:val="334777AF"/>
     <w:multiLevelType w:val="hybridMultilevel"/>
     <w:tmpl w:val="A17CC1A6"/>
@@ -7394,7 +5433,7 @@
       </w:rPr>
     </w:lvl>
   </w:abstractNum>
-  <w:abstractNum w:abstractNumId="18">
+  <w:abstractNum w:abstractNumId="20">
     <w:nsid w:val="37921EE2"/>
     <w:multiLevelType w:val="hybridMultilevel"/>
     <w:tmpl w:val="BF7A2574"/>
@@ -7507,7 +5546,235 @@
       </w:rPr>
     </w:lvl>
   </w:abstractNum>
-  <w:abstractNum w:abstractNumId="19">
+  <w:abstractNum w:abstractNumId="21">
+    <w:nsid w:val="3B671FF0"/>
+    <w:multiLevelType w:val="hybridMultilevel"/>
+    <w:tmpl w:val="7FE2800A"/>
+    <w:lvl w:ilvl="0" w:tplc="89CCDB42">
+      <w:start w:val="1"/>
+      <w:numFmt w:val="bullet"/>
+      <w:lvlText w:val="-"/>
+      <w:lvlJc w:val="left"/>
+      <w:pPr>
+        <w:ind w:left="360" w:hanging="360"/>
+      </w:pPr>
+      <w:rPr>
+        <w:rFonts w:ascii="Tw Cen MT" w:hAnsi="Tw Cen MT" w:hint="default"/>
+        <w:sz w:val="20"/>
+      </w:rPr>
+    </w:lvl>
+    <w:lvl w:ilvl="1" w:tplc="04090003" w:tentative="1">
+      <w:start w:val="1"/>
+      <w:numFmt w:val="bullet"/>
+      <w:lvlText w:val="o"/>
+      <w:lvlJc w:val="left"/>
+      <w:pPr>
+        <w:ind w:left="1080" w:hanging="360"/>
+      </w:pPr>
+      <w:rPr>
+        <w:rFonts w:ascii="Courier New" w:hAnsi="Courier New" w:cs="Courier New" w:hint="default"/>
+      </w:rPr>
+    </w:lvl>
+    <w:lvl w:ilvl="2" w:tplc="04090005" w:tentative="1">
+      <w:start w:val="1"/>
+      <w:numFmt w:val="bullet"/>
+      <w:lvlText w:val=""/>
+      <w:lvlJc w:val="left"/>
+      <w:pPr>
+        <w:ind w:left="1800" w:hanging="360"/>
+      </w:pPr>
+      <w:rPr>
+        <w:rFonts w:ascii="Wingdings" w:hAnsi="Wingdings" w:hint="default"/>
+      </w:rPr>
+    </w:lvl>
+    <w:lvl w:ilvl="3" w:tplc="04090001" w:tentative="1">
+      <w:start w:val="1"/>
+      <w:numFmt w:val="bullet"/>
+      <w:lvlText w:val=""/>
+      <w:lvlJc w:val="left"/>
+      <w:pPr>
+        <w:ind w:left="2520" w:hanging="360"/>
+      </w:pPr>
+      <w:rPr>
+        <w:rFonts w:ascii="Symbol" w:hAnsi="Symbol" w:hint="default"/>
+      </w:rPr>
+    </w:lvl>
+    <w:lvl w:ilvl="4" w:tplc="04090003" w:tentative="1">
+      <w:start w:val="1"/>
+      <w:numFmt w:val="bullet"/>
+      <w:lvlText w:val="o"/>
+      <w:lvlJc w:val="left"/>
+      <w:pPr>
+        <w:ind w:left="3240" w:hanging="360"/>
+      </w:pPr>
+      <w:rPr>
+        <w:rFonts w:ascii="Courier New" w:hAnsi="Courier New" w:cs="Courier New" w:hint="default"/>
+      </w:rPr>
+    </w:lvl>
+    <w:lvl w:ilvl="5" w:tplc="04090005" w:tentative="1">
+      <w:start w:val="1"/>
+      <w:numFmt w:val="bullet"/>
+      <w:lvlText w:val=""/>
+      <w:lvlJc w:val="left"/>
+      <w:pPr>
+        <w:ind w:left="3960" w:hanging="360"/>
+      </w:pPr>
+      <w:rPr>
+        <w:rFonts w:ascii="Wingdings" w:hAnsi="Wingdings" w:hint="default"/>
+      </w:rPr>
+    </w:lvl>
+    <w:lvl w:ilvl="6" w:tplc="04090001" w:tentative="1">
+      <w:start w:val="1"/>
+      <w:numFmt w:val="bullet"/>
+      <w:lvlText w:val=""/>
+      <w:lvlJc w:val="left"/>
+      <w:pPr>
+        <w:ind w:left="4680" w:hanging="360"/>
+      </w:pPr>
+      <w:rPr>
+        <w:rFonts w:ascii="Symbol" w:hAnsi="Symbol" w:hint="default"/>
+      </w:rPr>
+    </w:lvl>
+    <w:lvl w:ilvl="7" w:tplc="04090003" w:tentative="1">
+      <w:start w:val="1"/>
+      <w:numFmt w:val="bullet"/>
+      <w:lvlText w:val="o"/>
+      <w:lvlJc w:val="left"/>
+      <w:pPr>
+        <w:ind w:left="5400" w:hanging="360"/>
+      </w:pPr>
+      <w:rPr>
+        <w:rFonts w:ascii="Courier New" w:hAnsi="Courier New" w:cs="Courier New" w:hint="default"/>
+      </w:rPr>
+    </w:lvl>
+    <w:lvl w:ilvl="8" w:tplc="04090005" w:tentative="1">
+      <w:start w:val="1"/>
+      <w:numFmt w:val="bullet"/>
+      <w:lvlText w:val=""/>
+      <w:lvlJc w:val="left"/>
+      <w:pPr>
+        <w:ind w:left="6120" w:hanging="360"/>
+      </w:pPr>
+      <w:rPr>
+        <w:rFonts w:ascii="Wingdings" w:hAnsi="Wingdings" w:hint="default"/>
+      </w:rPr>
+    </w:lvl>
+  </w:abstractNum>
+  <w:abstractNum w:abstractNumId="22">
+    <w:nsid w:val="3F9F7792"/>
+    <w:multiLevelType w:val="hybridMultilevel"/>
+    <w:tmpl w:val="6B3C57AA"/>
+    <w:lvl w:ilvl="0" w:tplc="9BA82BB0">
+      <w:start w:val="1"/>
+      <w:numFmt w:val="bullet"/>
+      <w:lvlText w:val="-"/>
+      <w:lvlJc w:val="left"/>
+      <w:pPr>
+        <w:ind w:left="360" w:hanging="360"/>
+      </w:pPr>
+      <w:rPr>
+        <w:rFonts w:ascii="Tw Cen MT" w:hAnsi="Tw Cen MT" w:hint="default"/>
+        <w:sz w:val="20"/>
+      </w:rPr>
+    </w:lvl>
+    <w:lvl w:ilvl="1" w:tplc="04090003" w:tentative="1">
+      <w:start w:val="1"/>
+      <w:numFmt w:val="bullet"/>
+      <w:lvlText w:val="o"/>
+      <w:lvlJc w:val="left"/>
+      <w:pPr>
+        <w:ind w:left="1080" w:hanging="360"/>
+      </w:pPr>
+      <w:rPr>
+        <w:rFonts w:ascii="Courier New" w:hAnsi="Courier New" w:cs="Courier New" w:hint="default"/>
+      </w:rPr>
+    </w:lvl>
+    <w:lvl w:ilvl="2" w:tplc="04090005" w:tentative="1">
+      <w:start w:val="1"/>
+      <w:numFmt w:val="bullet"/>
+      <w:lvlText w:val=""/>
+      <w:lvlJc w:val="left"/>
+      <w:pPr>
+        <w:ind w:left="1800" w:hanging="360"/>
+      </w:pPr>
+      <w:rPr>
+        <w:rFonts w:ascii="Wingdings" w:hAnsi="Wingdings" w:hint="default"/>
+      </w:rPr>
+    </w:lvl>
+    <w:lvl w:ilvl="3" w:tplc="04090001" w:tentative="1">
+      <w:start w:val="1"/>
+      <w:numFmt w:val="bullet"/>
+      <w:lvlText w:val=""/>
+      <w:lvlJc w:val="left"/>
+      <w:pPr>
+        <w:ind w:left="2520" w:hanging="360"/>
+      </w:pPr>
+      <w:rPr>
+        <w:rFonts w:ascii="Symbol" w:hAnsi="Symbol" w:hint="default"/>
+      </w:rPr>
+    </w:lvl>
+    <w:lvl w:ilvl="4" w:tplc="04090003" w:tentative="1">
+      <w:start w:val="1"/>
+      <w:numFmt w:val="bullet"/>
+      <w:lvlText w:val="o"/>
+      <w:lvlJc w:val="left"/>
+      <w:pPr>
+        <w:ind w:left="3240" w:hanging="360"/>
+      </w:pPr>
+      <w:rPr>
+        <w:rFonts w:ascii="Courier New" w:hAnsi="Courier New" w:cs="Courier New" w:hint="default"/>
+      </w:rPr>
+    </w:lvl>
+    <w:lvl w:ilvl="5" w:tplc="04090005" w:tentative="1">
+      <w:start w:val="1"/>
+      <w:numFmt w:val="bullet"/>
+      <w:lvlText w:val=""/>
+      <w:lvlJc w:val="left"/>
+      <w:pPr>
+        <w:ind w:left="3960" w:hanging="360"/>
+      </w:pPr>
+      <w:rPr>
+        <w:rFonts w:ascii="Wingdings" w:hAnsi="Wingdings" w:hint="default"/>
+      </w:rPr>
+    </w:lvl>
+    <w:lvl w:ilvl="6" w:tplc="04090001" w:tentative="1">
+      <w:start w:val="1"/>
+      <w:numFmt w:val="bullet"/>
+      <w:lvlText w:val=""/>
+      <w:lvlJc w:val="left"/>
+      <w:pPr>
+        <w:ind w:left="4680" w:hanging="360"/>
+      </w:pPr>
+      <w:rPr>
+        <w:rFonts w:ascii="Symbol" w:hAnsi="Symbol" w:hint="default"/>
+      </w:rPr>
+    </w:lvl>
+    <w:lvl w:ilvl="7" w:tplc="04090003" w:tentative="1">
+      <w:start w:val="1"/>
+      <w:numFmt w:val="bullet"/>
+      <w:lvlText w:val="o"/>
+      <w:lvlJc w:val="left"/>
+      <w:pPr>
+        <w:ind w:left="5400" w:hanging="360"/>
+      </w:pPr>
+      <w:rPr>
+        <w:rFonts w:ascii="Courier New" w:hAnsi="Courier New" w:cs="Courier New" w:hint="default"/>
+      </w:rPr>
+    </w:lvl>
+    <w:lvl w:ilvl="8" w:tplc="04090005" w:tentative="1">
+      <w:start w:val="1"/>
+      <w:numFmt w:val="bullet"/>
+      <w:lvlText w:val=""/>
+      <w:lvlJc w:val="left"/>
+      <w:pPr>
+        <w:ind w:left="6120" w:hanging="360"/>
+      </w:pPr>
+      <w:rPr>
+        <w:rFonts w:ascii="Wingdings" w:hAnsi="Wingdings" w:hint="default"/>
+      </w:rPr>
+    </w:lvl>
+  </w:abstractNum>
+  <w:abstractNum w:abstractNumId="23">
     <w:nsid w:val="40745A8C"/>
     <w:multiLevelType w:val="multilevel"/>
     <w:tmpl w:val="EB3CEF12"/>
@@ -7656,7 +5923,7 @@
       </w:rPr>
     </w:lvl>
   </w:abstractNum>
-  <w:abstractNum w:abstractNumId="20">
+  <w:abstractNum w:abstractNumId="24">
     <w:nsid w:val="4154681F"/>
     <w:multiLevelType w:val="hybridMultilevel"/>
     <w:tmpl w:val="61F0BC8C"/>
@@ -7769,7 +6036,7 @@
       </w:rPr>
     </w:lvl>
   </w:abstractNum>
-  <w:abstractNum w:abstractNumId="21">
+  <w:abstractNum w:abstractNumId="25">
     <w:nsid w:val="423D638F"/>
     <w:multiLevelType w:val="hybridMultilevel"/>
     <w:tmpl w:val="48623D94"/>
@@ -7882,7 +6149,7 @@
       </w:rPr>
     </w:lvl>
   </w:abstractNum>
-  <w:abstractNum w:abstractNumId="22">
+  <w:abstractNum w:abstractNumId="26">
     <w:nsid w:val="42A615F9"/>
     <w:multiLevelType w:val="hybridMultilevel"/>
     <w:tmpl w:val="38D47680"/>
@@ -7995,7 +6262,235 @@
       </w:rPr>
     </w:lvl>
   </w:abstractNum>
-  <w:abstractNum w:abstractNumId="23">
+  <w:abstractNum w:abstractNumId="27">
+    <w:nsid w:val="43B66FE3"/>
+    <w:multiLevelType w:val="hybridMultilevel"/>
+    <w:tmpl w:val="8092F702"/>
+    <w:lvl w:ilvl="0" w:tplc="B172F472">
+      <w:start w:val="1"/>
+      <w:numFmt w:val="bullet"/>
+      <w:lvlText w:val="-"/>
+      <w:lvlJc w:val="left"/>
+      <w:pPr>
+        <w:ind w:left="360" w:hanging="360"/>
+      </w:pPr>
+      <w:rPr>
+        <w:rFonts w:ascii="Tw Cen MT" w:hAnsi="Tw Cen MT" w:hint="default"/>
+        <w:sz w:val="20"/>
+      </w:rPr>
+    </w:lvl>
+    <w:lvl w:ilvl="1" w:tplc="04090003" w:tentative="1">
+      <w:start w:val="1"/>
+      <w:numFmt w:val="bullet"/>
+      <w:lvlText w:val="o"/>
+      <w:lvlJc w:val="left"/>
+      <w:pPr>
+        <w:ind w:left="1080" w:hanging="360"/>
+      </w:pPr>
+      <w:rPr>
+        <w:rFonts w:ascii="Courier New" w:hAnsi="Courier New" w:cs="Courier New" w:hint="default"/>
+      </w:rPr>
+    </w:lvl>
+    <w:lvl w:ilvl="2" w:tplc="04090005" w:tentative="1">
+      <w:start w:val="1"/>
+      <w:numFmt w:val="bullet"/>
+      <w:lvlText w:val=""/>
+      <w:lvlJc w:val="left"/>
+      <w:pPr>
+        <w:ind w:left="1800" w:hanging="360"/>
+      </w:pPr>
+      <w:rPr>
+        <w:rFonts w:ascii="Wingdings" w:hAnsi="Wingdings" w:hint="default"/>
+      </w:rPr>
+    </w:lvl>
+    <w:lvl w:ilvl="3" w:tplc="04090001" w:tentative="1">
+      <w:start w:val="1"/>
+      <w:numFmt w:val="bullet"/>
+      <w:lvlText w:val=""/>
+      <w:lvlJc w:val="left"/>
+      <w:pPr>
+        <w:ind w:left="2520" w:hanging="360"/>
+      </w:pPr>
+      <w:rPr>
+        <w:rFonts w:ascii="Symbol" w:hAnsi="Symbol" w:hint="default"/>
+      </w:rPr>
+    </w:lvl>
+    <w:lvl w:ilvl="4" w:tplc="04090003" w:tentative="1">
+      <w:start w:val="1"/>
+      <w:numFmt w:val="bullet"/>
+      <w:lvlText w:val="o"/>
+      <w:lvlJc w:val="left"/>
+      <w:pPr>
+        <w:ind w:left="3240" w:hanging="360"/>
+      </w:pPr>
+      <w:rPr>
+        <w:rFonts w:ascii="Courier New" w:hAnsi="Courier New" w:cs="Courier New" w:hint="default"/>
+      </w:rPr>
+    </w:lvl>
+    <w:lvl w:ilvl="5" w:tplc="04090005" w:tentative="1">
+      <w:start w:val="1"/>
+      <w:numFmt w:val="bullet"/>
+      <w:lvlText w:val=""/>
+      <w:lvlJc w:val="left"/>
+      <w:pPr>
+        <w:ind w:left="3960" w:hanging="360"/>
+      </w:pPr>
+      <w:rPr>
+        <w:rFonts w:ascii="Wingdings" w:hAnsi="Wingdings" w:hint="default"/>
+      </w:rPr>
+    </w:lvl>
+    <w:lvl w:ilvl="6" w:tplc="04090001" w:tentative="1">
+      <w:start w:val="1"/>
+      <w:numFmt w:val="bullet"/>
+      <w:lvlText w:val=""/>
+      <w:lvlJc w:val="left"/>
+      <w:pPr>
+        <w:ind w:left="4680" w:hanging="360"/>
+      </w:pPr>
+      <w:rPr>
+        <w:rFonts w:ascii="Symbol" w:hAnsi="Symbol" w:hint="default"/>
+      </w:rPr>
+    </w:lvl>
+    <w:lvl w:ilvl="7" w:tplc="04090003" w:tentative="1">
+      <w:start w:val="1"/>
+      <w:numFmt w:val="bullet"/>
+      <w:lvlText w:val="o"/>
+      <w:lvlJc w:val="left"/>
+      <w:pPr>
+        <w:ind w:left="5400" w:hanging="360"/>
+      </w:pPr>
+      <w:rPr>
+        <w:rFonts w:ascii="Courier New" w:hAnsi="Courier New" w:cs="Courier New" w:hint="default"/>
+      </w:rPr>
+    </w:lvl>
+    <w:lvl w:ilvl="8" w:tplc="04090005" w:tentative="1">
+      <w:start w:val="1"/>
+      <w:numFmt w:val="bullet"/>
+      <w:lvlText w:val=""/>
+      <w:lvlJc w:val="left"/>
+      <w:pPr>
+        <w:ind w:left="6120" w:hanging="360"/>
+      </w:pPr>
+      <w:rPr>
+        <w:rFonts w:ascii="Wingdings" w:hAnsi="Wingdings" w:hint="default"/>
+      </w:rPr>
+    </w:lvl>
+  </w:abstractNum>
+  <w:abstractNum w:abstractNumId="28">
+    <w:nsid w:val="45D82D01"/>
+    <w:multiLevelType w:val="hybridMultilevel"/>
+    <w:tmpl w:val="74E87B2E"/>
+    <w:lvl w:ilvl="0" w:tplc="7054EACA">
+      <w:start w:val="1"/>
+      <w:numFmt w:val="bullet"/>
+      <w:lvlText w:val="-"/>
+      <w:lvlJc w:val="left"/>
+      <w:pPr>
+        <w:ind w:left="360" w:hanging="360"/>
+      </w:pPr>
+      <w:rPr>
+        <w:rFonts w:ascii="Tw Cen MT" w:hAnsi="Tw Cen MT" w:hint="default"/>
+        <w:sz w:val="20"/>
+      </w:rPr>
+    </w:lvl>
+    <w:lvl w:ilvl="1" w:tplc="04090003" w:tentative="1">
+      <w:start w:val="1"/>
+      <w:numFmt w:val="bullet"/>
+      <w:lvlText w:val="o"/>
+      <w:lvlJc w:val="left"/>
+      <w:pPr>
+        <w:ind w:left="1440" w:hanging="360"/>
+      </w:pPr>
+      <w:rPr>
+        <w:rFonts w:ascii="Courier New" w:hAnsi="Courier New" w:cs="Courier New" w:hint="default"/>
+      </w:rPr>
+    </w:lvl>
+    <w:lvl w:ilvl="2" w:tplc="04090005" w:tentative="1">
+      <w:start w:val="1"/>
+      <w:numFmt w:val="bullet"/>
+      <w:lvlText w:val=""/>
+      <w:lvlJc w:val="left"/>
+      <w:pPr>
+        <w:ind w:left="2160" w:hanging="360"/>
+      </w:pPr>
+      <w:rPr>
+        <w:rFonts w:ascii="Wingdings" w:hAnsi="Wingdings" w:hint="default"/>
+      </w:rPr>
+    </w:lvl>
+    <w:lvl w:ilvl="3" w:tplc="04090001" w:tentative="1">
+      <w:start w:val="1"/>
+      <w:numFmt w:val="bullet"/>
+      <w:lvlText w:val=""/>
+      <w:lvlJc w:val="left"/>
+      <w:pPr>
+        <w:ind w:left="2880" w:hanging="360"/>
+      </w:pPr>
+      <w:rPr>
+        <w:rFonts w:ascii="Symbol" w:hAnsi="Symbol" w:hint="default"/>
+      </w:rPr>
+    </w:lvl>
+    <w:lvl w:ilvl="4" w:tplc="04090003" w:tentative="1">
+      <w:start w:val="1"/>
+      <w:numFmt w:val="bullet"/>
+      <w:lvlText w:val="o"/>
+      <w:lvlJc w:val="left"/>
+      <w:pPr>
+        <w:ind w:left="3600" w:hanging="360"/>
+      </w:pPr>
+      <w:rPr>
+        <w:rFonts w:ascii="Courier New" w:hAnsi="Courier New" w:cs="Courier New" w:hint="default"/>
+      </w:rPr>
+    </w:lvl>
+    <w:lvl w:ilvl="5" w:tplc="04090005" w:tentative="1">
+      <w:start w:val="1"/>
+      <w:numFmt w:val="bullet"/>
+      <w:lvlText w:val=""/>
+      <w:lvlJc w:val="left"/>
+      <w:pPr>
+        <w:ind w:left="4320" w:hanging="360"/>
+      </w:pPr>
+      <w:rPr>
+        <w:rFonts w:ascii="Wingdings" w:hAnsi="Wingdings" w:hint="default"/>
+      </w:rPr>
+    </w:lvl>
+    <w:lvl w:ilvl="6" w:tplc="04090001" w:tentative="1">
+      <w:start w:val="1"/>
+      <w:numFmt w:val="bullet"/>
+      <w:lvlText w:val=""/>
+      <w:lvlJc w:val="left"/>
+      <w:pPr>
+        <w:ind w:left="5040" w:hanging="360"/>
+      </w:pPr>
+      <w:rPr>
+        <w:rFonts w:ascii="Symbol" w:hAnsi="Symbol" w:hint="default"/>
+      </w:rPr>
+    </w:lvl>
+    <w:lvl w:ilvl="7" w:tplc="04090003" w:tentative="1">
+      <w:start w:val="1"/>
+      <w:numFmt w:val="bullet"/>
+      <w:lvlText w:val="o"/>
+      <w:lvlJc w:val="left"/>
+      <w:pPr>
+        <w:ind w:left="5760" w:hanging="360"/>
+      </w:pPr>
+      <w:rPr>
+        <w:rFonts w:ascii="Courier New" w:hAnsi="Courier New" w:cs="Courier New" w:hint="default"/>
+      </w:rPr>
+    </w:lvl>
+    <w:lvl w:ilvl="8" w:tplc="04090005" w:tentative="1">
+      <w:start w:val="1"/>
+      <w:numFmt w:val="bullet"/>
+      <w:lvlText w:val=""/>
+      <w:lvlJc w:val="left"/>
+      <w:pPr>
+        <w:ind w:left="6480" w:hanging="360"/>
+      </w:pPr>
+      <w:rPr>
+        <w:rFonts w:ascii="Wingdings" w:hAnsi="Wingdings" w:hint="default"/>
+      </w:rPr>
+    </w:lvl>
+  </w:abstractNum>
+  <w:abstractNum w:abstractNumId="29">
     <w:nsid w:val="47246FCE"/>
     <w:multiLevelType w:val="hybridMultilevel"/>
     <w:tmpl w:val="0E6A37BC"/>
@@ -8108,7 +6603,7 @@
       </w:rPr>
     </w:lvl>
   </w:abstractNum>
-  <w:abstractNum w:abstractNumId="24">
+  <w:abstractNum w:abstractNumId="30">
     <w:nsid w:val="499C221E"/>
     <w:multiLevelType w:val="hybridMultilevel"/>
     <w:tmpl w:val="46C8C870"/>
@@ -8221,7 +6716,7 @@
       </w:rPr>
     </w:lvl>
   </w:abstractNum>
-  <w:abstractNum w:abstractNumId="25">
+  <w:abstractNum w:abstractNumId="31">
     <w:nsid w:val="541F7259"/>
     <w:multiLevelType w:val="hybridMultilevel"/>
     <w:tmpl w:val="21DAEF7C"/>
@@ -8307,7 +6802,7 @@
       </w:pPr>
     </w:lvl>
   </w:abstractNum>
-  <w:abstractNum w:abstractNumId="26">
+  <w:abstractNum w:abstractNumId="32">
     <w:nsid w:val="550A31FD"/>
     <w:multiLevelType w:val="multilevel"/>
     <w:tmpl w:val="CF1053AA"/>
@@ -8456,7 +6951,7 @@
       </w:rPr>
     </w:lvl>
   </w:abstractNum>
-  <w:abstractNum w:abstractNumId="27">
+  <w:abstractNum w:abstractNumId="33">
     <w:nsid w:val="5580592F"/>
     <w:multiLevelType w:val="hybridMultilevel"/>
     <w:tmpl w:val="3F3AE058"/>
@@ -8569,7 +7064,7 @@
       </w:rPr>
     </w:lvl>
   </w:abstractNum>
-  <w:abstractNum w:abstractNumId="28">
+  <w:abstractNum w:abstractNumId="34">
     <w:nsid w:val="558938DC"/>
     <w:multiLevelType w:val="multilevel"/>
     <w:tmpl w:val="12384FFC"/>
@@ -8718,7 +7213,7 @@
       </w:rPr>
     </w:lvl>
   </w:abstractNum>
-  <w:abstractNum w:abstractNumId="29">
+  <w:abstractNum w:abstractNumId="35">
     <w:nsid w:val="57B336E3"/>
     <w:multiLevelType w:val="hybridMultilevel"/>
     <w:tmpl w:val="DA84A0A6"/>
@@ -8831,7 +7326,7 @@
       </w:rPr>
     </w:lvl>
   </w:abstractNum>
-  <w:abstractNum w:abstractNumId="30">
+  <w:abstractNum w:abstractNumId="36">
     <w:nsid w:val="57E25446"/>
     <w:multiLevelType w:val="hybridMultilevel"/>
     <w:tmpl w:val="8902B8E6"/>
@@ -8944,7 +7439,7 @@
       </w:rPr>
     </w:lvl>
   </w:abstractNum>
-  <w:abstractNum w:abstractNumId="31">
+  <w:abstractNum w:abstractNumId="37">
     <w:nsid w:val="5A966E2D"/>
     <w:multiLevelType w:val="hybridMultilevel"/>
     <w:tmpl w:val="FAD8C282"/>
@@ -9057,7 +7552,7 @@
       </w:rPr>
     </w:lvl>
   </w:abstractNum>
-  <w:abstractNum w:abstractNumId="32">
+  <w:abstractNum w:abstractNumId="38">
     <w:nsid w:val="61401EC2"/>
     <w:multiLevelType w:val="hybridMultilevel"/>
     <w:tmpl w:val="4244AE2C"/>
@@ -9170,7 +7665,7 @@
       </w:rPr>
     </w:lvl>
   </w:abstractNum>
-  <w:abstractNum w:abstractNumId="33">
+  <w:abstractNum w:abstractNumId="39">
     <w:nsid w:val="63C42E6E"/>
     <w:multiLevelType w:val="hybridMultilevel"/>
     <w:tmpl w:val="1C4A84F4"/>
@@ -9283,7 +7778,7 @@
       </w:rPr>
     </w:lvl>
   </w:abstractNum>
-  <w:abstractNum w:abstractNumId="34">
+  <w:abstractNum w:abstractNumId="40">
     <w:nsid w:val="658439D6"/>
     <w:multiLevelType w:val="hybridMultilevel"/>
     <w:tmpl w:val="1E0623F0"/>
@@ -9396,7 +7891,7 @@
       </w:rPr>
     </w:lvl>
   </w:abstractNum>
-  <w:abstractNum w:abstractNumId="35">
+  <w:abstractNum w:abstractNumId="41">
     <w:nsid w:val="6D5070CE"/>
     <w:multiLevelType w:val="hybridMultilevel"/>
     <w:tmpl w:val="CD0267C2"/>
@@ -9509,7 +8004,120 @@
       </w:rPr>
     </w:lvl>
   </w:abstractNum>
-  <w:abstractNum w:abstractNumId="36">
+  <w:abstractNum w:abstractNumId="42">
+    <w:nsid w:val="6E6B3D09"/>
+    <w:multiLevelType w:val="hybridMultilevel"/>
+    <w:tmpl w:val="946EB2B2"/>
+    <w:lvl w:ilvl="0" w:tplc="7054EACA">
+      <w:start w:val="1"/>
+      <w:numFmt w:val="bullet"/>
+      <w:lvlText w:val="-"/>
+      <w:lvlJc w:val="left"/>
+      <w:pPr>
+        <w:ind w:left="360" w:hanging="360"/>
+      </w:pPr>
+      <w:rPr>
+        <w:rFonts w:ascii="Tw Cen MT" w:hAnsi="Tw Cen MT" w:hint="default"/>
+      </w:rPr>
+    </w:lvl>
+    <w:lvl w:ilvl="1" w:tplc="04090003" w:tentative="1">
+      <w:start w:val="1"/>
+      <w:numFmt w:val="bullet"/>
+      <w:lvlText w:val="o"/>
+      <w:lvlJc w:val="left"/>
+      <w:pPr>
+        <w:ind w:left="1080" w:hanging="360"/>
+      </w:pPr>
+      <w:rPr>
+        <w:rFonts w:ascii="Courier New" w:hAnsi="Courier New" w:cs="Courier New" w:hint="default"/>
+      </w:rPr>
+    </w:lvl>
+    <w:lvl w:ilvl="2" w:tplc="04090005" w:tentative="1">
+      <w:start w:val="1"/>
+      <w:numFmt w:val="bullet"/>
+      <w:lvlText w:val=""/>
+      <w:lvlJc w:val="left"/>
+      <w:pPr>
+        <w:ind w:left="1800" w:hanging="360"/>
+      </w:pPr>
+      <w:rPr>
+        <w:rFonts w:ascii="Wingdings" w:hAnsi="Wingdings" w:hint="default"/>
+      </w:rPr>
+    </w:lvl>
+    <w:lvl w:ilvl="3" w:tplc="04090001" w:tentative="1">
+      <w:start w:val="1"/>
+      <w:numFmt w:val="bullet"/>
+      <w:lvlText w:val=""/>
+      <w:lvlJc w:val="left"/>
+      <w:pPr>
+        <w:ind w:left="2520" w:hanging="360"/>
+      </w:pPr>
+      <w:rPr>
+        <w:rFonts w:ascii="Symbol" w:hAnsi="Symbol" w:hint="default"/>
+      </w:rPr>
+    </w:lvl>
+    <w:lvl w:ilvl="4" w:tplc="04090003" w:tentative="1">
+      <w:start w:val="1"/>
+      <w:numFmt w:val="bullet"/>
+      <w:lvlText w:val="o"/>
+      <w:lvlJc w:val="left"/>
+      <w:pPr>
+        <w:ind w:left="3240" w:hanging="360"/>
+      </w:pPr>
+      <w:rPr>
+        <w:rFonts w:ascii="Courier New" w:hAnsi="Courier New" w:cs="Courier New" w:hint="default"/>
+      </w:rPr>
+    </w:lvl>
+    <w:lvl w:ilvl="5" w:tplc="04090005" w:tentative="1">
+      <w:start w:val="1"/>
+      <w:numFmt w:val="bullet"/>
+      <w:lvlText w:val=""/>
+      <w:lvlJc w:val="left"/>
+      <w:pPr>
+        <w:ind w:left="3960" w:hanging="360"/>
+      </w:pPr>
+      <w:rPr>
+        <w:rFonts w:ascii="Wingdings" w:hAnsi="Wingdings" w:hint="default"/>
+      </w:rPr>
+    </w:lvl>
+    <w:lvl w:ilvl="6" w:tplc="04090001" w:tentative="1">
+      <w:start w:val="1"/>
+      <w:numFmt w:val="bullet"/>
+      <w:lvlText w:val=""/>
+      <w:lvlJc w:val="left"/>
+      <w:pPr>
+        <w:ind w:left="4680" w:hanging="360"/>
+      </w:pPr>
+      <w:rPr>
+        <w:rFonts w:ascii="Symbol" w:hAnsi="Symbol" w:hint="default"/>
+      </w:rPr>
+    </w:lvl>
+    <w:lvl w:ilvl="7" w:tplc="04090003" w:tentative="1">
+      <w:start w:val="1"/>
+      <w:numFmt w:val="bullet"/>
+      <w:lvlText w:val="o"/>
+      <w:lvlJc w:val="left"/>
+      <w:pPr>
+        <w:ind w:left="5400" w:hanging="360"/>
+      </w:pPr>
+      <w:rPr>
+        <w:rFonts w:ascii="Courier New" w:hAnsi="Courier New" w:cs="Courier New" w:hint="default"/>
+      </w:rPr>
+    </w:lvl>
+    <w:lvl w:ilvl="8" w:tplc="04090005" w:tentative="1">
+      <w:start w:val="1"/>
+      <w:numFmt w:val="bullet"/>
+      <w:lvlText w:val=""/>
+      <w:lvlJc w:val="left"/>
+      <w:pPr>
+        <w:ind w:left="6120" w:hanging="360"/>
+      </w:pPr>
+      <w:rPr>
+        <w:rFonts w:ascii="Wingdings" w:hAnsi="Wingdings" w:hint="default"/>
+      </w:rPr>
+    </w:lvl>
+  </w:abstractNum>
+  <w:abstractNum w:abstractNumId="43">
     <w:nsid w:val="6F3B6F99"/>
     <w:multiLevelType w:val="hybridMultilevel"/>
     <w:tmpl w:val="24DC63F2"/>
@@ -9622,7 +8230,7 @@
       </w:rPr>
     </w:lvl>
   </w:abstractNum>
-  <w:abstractNum w:abstractNumId="37">
+  <w:abstractNum w:abstractNumId="44">
     <w:nsid w:val="739727A3"/>
     <w:multiLevelType w:val="hybridMultilevel"/>
     <w:tmpl w:val="3DD20F3C"/>
@@ -9735,7 +8343,7 @@
       </w:rPr>
     </w:lvl>
   </w:abstractNum>
-  <w:abstractNum w:abstractNumId="38">
+  <w:abstractNum w:abstractNumId="45">
     <w:nsid w:val="748844DD"/>
     <w:multiLevelType w:val="hybridMultilevel"/>
     <w:tmpl w:val="108891C2"/>
@@ -9848,7 +8456,7 @@
       </w:rPr>
     </w:lvl>
   </w:abstractNum>
-  <w:abstractNum w:abstractNumId="39">
+  <w:abstractNum w:abstractNumId="46">
     <w:nsid w:val="74FA6D96"/>
     <w:multiLevelType w:val="hybridMultilevel"/>
     <w:tmpl w:val="A308DCE6"/>
@@ -9937,7 +8545,7 @@
       </w:pPr>
     </w:lvl>
   </w:abstractNum>
-  <w:abstractNum w:abstractNumId="40">
+  <w:abstractNum w:abstractNumId="47">
     <w:nsid w:val="78732326"/>
     <w:multiLevelType w:val="hybridMultilevel"/>
     <w:tmpl w:val="2D9AF204"/>
@@ -10050,7 +8658,7 @@
       </w:rPr>
     </w:lvl>
   </w:abstractNum>
-  <w:abstractNum w:abstractNumId="41">
+  <w:abstractNum w:abstractNumId="48">
     <w:nsid w:val="7B3F7699"/>
     <w:multiLevelType w:val="hybridMultilevel"/>
     <w:tmpl w:val="34DE97F4"/>
@@ -10163,7 +8771,7 @@
       </w:rPr>
     </w:lvl>
   </w:abstractNum>
-  <w:abstractNum w:abstractNumId="42">
+  <w:abstractNum w:abstractNumId="49">
     <w:nsid w:val="7F292910"/>
     <w:multiLevelType w:val="hybridMultilevel"/>
     <w:tmpl w:val="0F22ED9A"/>
@@ -10277,133 +8885,154 @@
     </w:lvl>
   </w:abstractNum>
   <w:num w:numId="1">
-    <w:abstractNumId w:val="12"/>
+    <w:abstractNumId w:val="14"/>
   </w:num>
   <w:num w:numId="2">
-    <w:abstractNumId w:val="13"/>
+    <w:abstractNumId w:val="15"/>
   </w:num>
   <w:num w:numId="3">
-    <w:abstractNumId w:val="7"/>
+    <w:abstractNumId w:val="8"/>
   </w:num>
   <w:num w:numId="4">
-    <w:abstractNumId w:val="26"/>
+    <w:abstractNumId w:val="32"/>
   </w:num>
   <w:num w:numId="5">
+    <w:abstractNumId w:val="41"/>
+  </w:num>
+  <w:num w:numId="6">
+    <w:abstractNumId w:val="19"/>
+  </w:num>
+  <w:num w:numId="7">
+    <w:abstractNumId w:val="33"/>
+  </w:num>
+  <w:num w:numId="8">
     <w:abstractNumId w:val="35"/>
   </w:num>
-  <w:num w:numId="6">
-    <w:abstractNumId w:val="17"/>
-  </w:num>
-  <w:num w:numId="7">
-    <w:abstractNumId w:val="27"/>
-  </w:num>
-  <w:num w:numId="8">
-    <w:abstractNumId w:val="29"/>
-  </w:num>
   <w:num w:numId="9">
-    <w:abstractNumId w:val="36"/>
+    <w:abstractNumId w:val="43"/>
   </w:num>
   <w:num w:numId="10">
+    <w:abstractNumId w:val="24"/>
+  </w:num>
+  <w:num w:numId="11">
+    <w:abstractNumId w:val="49"/>
+  </w:num>
+  <w:num w:numId="12">
+    <w:abstractNumId w:val="48"/>
+  </w:num>
+  <w:num w:numId="13">
     <w:abstractNumId w:val="20"/>
   </w:num>
-  <w:num w:numId="11">
-    <w:abstractNumId w:val="42"/>
-  </w:num>
-  <w:num w:numId="12">
-    <w:abstractNumId w:val="41"/>
-  </w:num>
-  <w:num w:numId="13">
-    <w:abstractNumId w:val="18"/>
-  </w:num>
   <w:num w:numId="14">
-    <w:abstractNumId w:val="40"/>
+    <w:abstractNumId w:val="47"/>
   </w:num>
   <w:num w:numId="15">
-    <w:abstractNumId w:val="4"/>
+    <w:abstractNumId w:val="5"/>
   </w:num>
   <w:num w:numId="16">
-    <w:abstractNumId w:val="25"/>
+    <w:abstractNumId w:val="31"/>
   </w:num>
   <w:num w:numId="17">
     <w:abstractNumId w:val="1"/>
   </w:num>
   <w:num w:numId="18">
-    <w:abstractNumId w:val="10"/>
+    <w:abstractNumId w:val="11"/>
   </w:num>
   <w:num w:numId="19">
-    <w:abstractNumId w:val="39"/>
+    <w:abstractNumId w:val="46"/>
   </w:num>
   <w:num w:numId="20">
-    <w:abstractNumId w:val="34"/>
+    <w:abstractNumId w:val="40"/>
   </w:num>
   <w:num w:numId="21">
     <w:abstractNumId w:val="2"/>
   </w:num>
   <w:num w:numId="22">
-    <w:abstractNumId w:val="3"/>
+    <w:abstractNumId w:val="4"/>
   </w:num>
   <w:num w:numId="23">
-    <w:abstractNumId w:val="5"/>
+    <w:abstractNumId w:val="6"/>
   </w:num>
   <w:num w:numId="24">
-    <w:abstractNumId w:val="19"/>
+    <w:abstractNumId w:val="23"/>
   </w:num>
   <w:num w:numId="25">
-    <w:abstractNumId w:val="6"/>
+    <w:abstractNumId w:val="7"/>
   </w:num>
   <w:num w:numId="26">
-    <w:abstractNumId w:val="24"/>
+    <w:abstractNumId w:val="30"/>
   </w:num>
   <w:num w:numId="27">
-    <w:abstractNumId w:val="33"/>
+    <w:abstractNumId w:val="39"/>
   </w:num>
   <w:num w:numId="28">
-    <w:abstractNumId w:val="31"/>
+    <w:abstractNumId w:val="37"/>
   </w:num>
   <w:num w:numId="29">
-    <w:abstractNumId w:val="9"/>
+    <w:abstractNumId w:val="10"/>
   </w:num>
   <w:num w:numId="30">
-    <w:abstractNumId w:val="32"/>
+    <w:abstractNumId w:val="38"/>
   </w:num>
   <w:num w:numId="31">
-    <w:abstractNumId w:val="38"/>
+    <w:abstractNumId w:val="45"/>
   </w:num>
   <w:num w:numId="32">
-    <w:abstractNumId w:val="22"/>
+    <w:abstractNumId w:val="26"/>
   </w:num>
   <w:num w:numId="33">
+    <w:abstractNumId w:val="18"/>
+  </w:num>
+  <w:num w:numId="34">
+    <w:abstractNumId w:val="12"/>
+  </w:num>
+  <w:num w:numId="35">
     <w:abstractNumId w:val="16"/>
   </w:num>
-  <w:num w:numId="34">
-    <w:abstractNumId w:val="11"/>
-  </w:num>
-  <w:num w:numId="35">
-    <w:abstractNumId w:val="14"/>
-  </w:num>
   <w:num w:numId="36">
-    <w:abstractNumId w:val="15"/>
+    <w:abstractNumId w:val="17"/>
   </w:num>
   <w:num w:numId="37">
-    <w:abstractNumId w:val="23"/>
+    <w:abstractNumId w:val="29"/>
   </w:num>
   <w:num w:numId="38">
     <w:abstractNumId w:val="0"/>
   </w:num>
   <w:num w:numId="39">
+    <w:abstractNumId w:val="25"/>
+  </w:num>
+  <w:num w:numId="40">
+    <w:abstractNumId w:val="36"/>
+  </w:num>
+  <w:num w:numId="41">
+    <w:abstractNumId w:val="44"/>
+  </w:num>
+  <w:num w:numId="42">
+    <w:abstractNumId w:val="9"/>
+  </w:num>
+  <w:num w:numId="43">
+    <w:abstractNumId w:val="34"/>
+  </w:num>
+  <w:num w:numId="44">
+    <w:abstractNumId w:val="3"/>
+  </w:num>
+  <w:num w:numId="45">
+    <w:abstractNumId w:val="27"/>
+  </w:num>
+  <w:num w:numId="46">
+    <w:abstractNumId w:val="22"/>
+  </w:num>
+  <w:num w:numId="47">
     <w:abstractNumId w:val="21"/>
   </w:num>
-  <w:num w:numId="40">
-    <w:abstractNumId w:val="30"/>
+  <w:num w:numId="48">
+    <w:abstractNumId w:val="13"/>
   </w:num>
-  <w:num w:numId="41">
-    <w:abstractNumId w:val="37"/>
+  <w:num w:numId="49">
+    <w:abstractNumId w:val="28"/>
   </w:num>
-  <w:num w:numId="42">
-    <w:abstractNumId w:val="8"/>
-  </w:num>
-  <w:num w:numId="43">
-    <w:abstractNumId w:val="28"/>
+  <w:num w:numId="50">
+    <w:abstractNumId w:val="42"/>
   </w:num>
   <w:numIdMacAtCleanup w:val="8"/>
 </w:numbering>
@@ -11399,7 +10028,7 @@
 </file>
 
 <file path=customXml/itemProps1.xml><?xml version="1.0" encoding="utf-8"?>
-<ds:datastoreItem xmlns:ds="http://schemas.openxmlformats.org/officeDocument/2006/customXml" ds:itemID="{36A1B002-8BFD-4377-A518-B05321B092EB}">
+<ds:datastoreItem xmlns:ds="http://schemas.openxmlformats.org/officeDocument/2006/customXml" ds:itemID="{E78470A2-C5A0-43DA-A6D7-C35B78FA22AA}">
   <ds:schemaRefs>
     <ds:schemaRef ds:uri="http://schemas.openxmlformats.org/officeDocument/2006/bibliography"/>
   </ds:schemaRefs>

--- a/William/PHP React/William_Jackson.docx
+++ b/William/PHP React/William_Jackson.docx
@@ -49,8 +49,6 @@
         </w:rPr>
         <w:t>ackson</w:t>
       </w:r>
-      <w:bookmarkStart w:id="0" w:name="_GoBack"/>
-      <w:bookmarkEnd w:id="0"/>
     </w:p>
     <w:p>
       <w:pPr>
@@ -154,12 +152,8 @@
               <w:bottom w:w="40" w:type="dxa"/>
               <w:right w:w="80" w:type="dxa"/>
             </w:tcMar>
-            <w:vAlign w:val="center"/>
           </w:tcPr>
           <w:p>
-            <w:pPr>
-              <w:jc w:val="center"/>
-            </w:pPr>
             <w:r>
               <w:rPr>
                 <w:rFonts w:ascii="Arial" w:eastAsia="Arial" w:hAnsi="Arial" w:cs="Arial"/>
@@ -167,52 +161,7 @@
                 <w:sz w:val="17"/>
                 <w:szCs w:val="17"/>
               </w:rPr>
-              <w:t xml:space="preserve">Wellington, Nevada, United States </w:t>
-            </w:r>
-            <w:r>
-              <w:rPr>
-                <w:rFonts w:ascii="Arial" w:eastAsia="Arial" w:hAnsi="Arial" w:cs="Arial"/>
-                <w:color w:val="FFFFFF"/>
-                <w:sz w:val="17"/>
-                <w:szCs w:val="17"/>
-              </w:rPr>
-              <w:t>+1 (725) 258-7943</w:t>
-            </w:r>
-            <w:r>
-              <w:rPr>
-                <w:rFonts w:ascii="Arial" w:eastAsia="Arial" w:hAnsi="Arial" w:cs="Arial"/>
-                <w:color w:val="FFFFFF"/>
-                <w:sz w:val="17"/>
-                <w:szCs w:val="17"/>
-              </w:rPr>
-              <w:t xml:space="preserve">| </w:t>
-            </w:r>
-            <w:r>
-              <w:rPr>
-                <w:rFonts w:ascii="Arial" w:eastAsia="Arial" w:hAnsi="Arial" w:cs="Arial"/>
-                <w:color w:val="FFFFFF"/>
-                <w:sz w:val="17"/>
-                <w:szCs w:val="17"/>
-              </w:rPr>
-              <w:t>williamjacksondev@outlook.com</w:t>
-            </w:r>
-            <w:r>
-              <w:rPr>
-                <w:rFonts w:ascii="Arial" w:eastAsia="Arial" w:hAnsi="Arial" w:cs="Arial"/>
-                <w:color w:val="FFFFFF"/>
-                <w:sz w:val="17"/>
-                <w:szCs w:val="17"/>
-              </w:rPr>
-              <w:t xml:space="preserve">| </w:t>
-            </w:r>
-            <w:r>
-              <w:rPr>
-                <w:rFonts w:ascii="Arial" w:eastAsia="Arial" w:hAnsi="Arial" w:cs="Arial"/>
-                <w:color w:val="FFFFFF"/>
-                <w:sz w:val="17"/>
-                <w:szCs w:val="17"/>
-              </w:rPr>
-              <w:t>linkedin.com/in/william-jackson-3816183aa</w:t>
+              <w:t>Wellington, Nevada, United States | +1 (786) 949-7561| williamjackson.pro@outlook.com | linkedin.com/in/william-jackson-75b9343b6</w:t>
             </w:r>
           </w:p>
         </w:tc>
@@ -2936,217 +2885,8 @@
         </w:rPr>
         <w:t>.</w:t>
       </w:r>
-    </w:p>
-    <w:p>
-      <w:pPr>
-        <w:pBdr>
-          <w:bottom w:val="single" w:sz="6" w:space="0" w:color="B91C1C"/>
-        </w:pBdr>
-        <w:spacing w:before="120" w:after="80"/>
-        <w:rPr>
-          <w:sz w:val="24"/>
-        </w:rPr>
-      </w:pPr>
-      <w:r>
-        <w:rPr>
-          <w:b/>
-          <w:bCs/>
-          <w:color w:val="111111"/>
-          <w:sz w:val="24"/>
-          <w:szCs w:val="21"/>
-        </w:rPr>
-        <w:t>CERTIFICATIONS</w:t>
-      </w:r>
-    </w:p>
-    <w:p>
-      <w:pPr>
-        <w:pStyle w:val="NormalWeb"/>
-        <w:numPr>
-          <w:ilvl w:val="0"/>
-          <w:numId w:val="5"/>
-        </w:numPr>
-        <w:spacing w:before="0" w:beforeAutospacing="0" w:after="0" w:afterAutospacing="0"/>
-        <w:jc w:val="both"/>
-        <w:rPr>
-          <w:rStyle w:val="Strong"/>
-          <w:b w:val="0"/>
-          <w:bCs w:val="0"/>
-          <w:sz w:val="22"/>
-        </w:rPr>
-      </w:pPr>
-      <w:r>
-        <w:rPr>
-          <w:rStyle w:val="Strong"/>
-          <w:sz w:val="22"/>
-        </w:rPr>
-        <w:t>AWS Certified Developer – Associate (2024)</w:t>
-      </w:r>
-    </w:p>
-    <w:p>
-      <w:pPr>
-        <w:pStyle w:val="NormalWeb"/>
-        <w:spacing w:before="0" w:beforeAutospacing="0" w:after="0" w:afterAutospacing="0"/>
-        <w:ind w:left="360"/>
-        <w:jc w:val="both"/>
-        <w:rPr>
-          <w:sz w:val="22"/>
-        </w:rPr>
-      </w:pPr>
-      <w:r>
-        <w:rPr>
-          <w:sz w:val="22"/>
-        </w:rPr>
-        <w:t xml:space="preserve">Validated practical knowledge of cloud-native application deployment, secure service integration, and operational best practices relevant to modern </w:t>
-      </w:r>
-      <w:r>
-        <w:rPr>
-          <w:rStyle w:val="Strong"/>
-          <w:sz w:val="22"/>
-        </w:rPr>
-        <w:t>PHP</w:t>
-      </w:r>
-      <w:r>
-        <w:rPr>
-          <w:sz w:val="22"/>
-        </w:rPr>
-        <w:t xml:space="preserve"> and </w:t>
-      </w:r>
-      <w:r>
-        <w:rPr>
-          <w:rStyle w:val="Strong"/>
-          <w:sz w:val="22"/>
-        </w:rPr>
-        <w:t>React</w:t>
-      </w:r>
-      <w:r>
-        <w:rPr>
-          <w:sz w:val="22"/>
-        </w:rPr>
-        <w:t xml:space="preserve"> platforms.</w:t>
-      </w:r>
-    </w:p>
-    <w:p>
-      <w:pPr>
-        <w:pStyle w:val="NormalWeb"/>
-        <w:numPr>
-          <w:ilvl w:val="0"/>
-          <w:numId w:val="5"/>
-        </w:numPr>
-        <w:spacing w:before="0" w:beforeAutospacing="0" w:after="0" w:afterAutospacing="0"/>
-        <w:jc w:val="both"/>
-        <w:rPr>
-          <w:rStyle w:val="Strong"/>
-          <w:b w:val="0"/>
-          <w:bCs w:val="0"/>
-          <w:sz w:val="22"/>
-        </w:rPr>
-      </w:pPr>
-      <w:r>
-        <w:rPr>
-          <w:rStyle w:val="Strong"/>
-          <w:sz w:val="22"/>
-        </w:rPr>
-        <w:t>Meta Front-End Developer Professional Certificate (2023)</w:t>
-      </w:r>
-    </w:p>
-    <w:p>
-      <w:pPr>
-        <w:pStyle w:val="NormalWeb"/>
-        <w:spacing w:before="0" w:beforeAutospacing="0" w:after="0" w:afterAutospacing="0"/>
-        <w:ind w:left="360"/>
-        <w:jc w:val="both"/>
-        <w:rPr>
-          <w:sz w:val="22"/>
-        </w:rPr>
-      </w:pPr>
-      <w:r>
-        <w:rPr>
-          <w:sz w:val="22"/>
-        </w:rPr>
-        <w:t xml:space="preserve">Strengthened applied frontend skills in component-based UI engineering, testing discipline, and structured client-side development patterns aligned with production </w:t>
-      </w:r>
-      <w:proofErr w:type="gramStart"/>
-      <w:r>
-        <w:rPr>
-          <w:rStyle w:val="Strong"/>
-          <w:sz w:val="22"/>
-        </w:rPr>
-        <w:t>React</w:t>
-      </w:r>
-      <w:proofErr w:type="gramEnd"/>
-      <w:r>
-        <w:rPr>
-          <w:sz w:val="22"/>
-        </w:rPr>
-        <w:t xml:space="preserve"> work.</w:t>
-      </w:r>
-    </w:p>
-    <w:p>
-      <w:pPr>
-        <w:pStyle w:val="NormalWeb"/>
-        <w:numPr>
-          <w:ilvl w:val="0"/>
-          <w:numId w:val="5"/>
-        </w:numPr>
-        <w:spacing w:before="0" w:beforeAutospacing="0" w:after="0" w:afterAutospacing="0"/>
-        <w:jc w:val="both"/>
-        <w:rPr>
-          <w:rStyle w:val="Strong"/>
-          <w:b w:val="0"/>
-          <w:bCs w:val="0"/>
-          <w:sz w:val="22"/>
-        </w:rPr>
-      </w:pPr>
-      <w:proofErr w:type="spellStart"/>
-      <w:r>
-        <w:rPr>
-          <w:rStyle w:val="Strong"/>
-          <w:sz w:val="22"/>
-        </w:rPr>
-        <w:t>Laravel</w:t>
-      </w:r>
-      <w:proofErr w:type="spellEnd"/>
-      <w:r>
-        <w:rPr>
-          <w:rStyle w:val="Strong"/>
-          <w:sz w:val="22"/>
-        </w:rPr>
-        <w:t xml:space="preserve"> Certified Developer (2022)</w:t>
-      </w:r>
-    </w:p>
-    <w:p>
-      <w:pPr>
-        <w:pStyle w:val="NormalWeb"/>
-        <w:spacing w:before="0" w:beforeAutospacing="0" w:after="0" w:afterAutospacing="0"/>
-        <w:ind w:left="360"/>
-        <w:jc w:val="both"/>
-        <w:rPr>
-          <w:sz w:val="22"/>
-        </w:rPr>
-      </w:pPr>
-      <w:proofErr w:type="gramStart"/>
-      <w:r>
-        <w:rPr>
-          <w:sz w:val="22"/>
-        </w:rPr>
-        <w:t xml:space="preserve">Confirmed strong capability in building maintainable </w:t>
-      </w:r>
-      <w:proofErr w:type="spellStart"/>
-      <w:r>
-        <w:rPr>
-          <w:rStyle w:val="Strong"/>
-          <w:sz w:val="22"/>
-        </w:rPr>
-        <w:t>Laravel</w:t>
-      </w:r>
-      <w:proofErr w:type="spellEnd"/>
-      <w:r>
-        <w:rPr>
-          <w:sz w:val="22"/>
-        </w:rPr>
-        <w:t xml:space="preserve"> applications with clean architecture, secure request handling, and scalable backend delivery practices.</w:t>
-      </w:r>
-      <w:proofErr w:type="gramEnd"/>
+      <w:bookmarkStart w:id="0" w:name="_GoBack"/>
+      <w:bookmarkEnd w:id="0"/>
     </w:p>
     <w:sectPr>
       <w:pgSz w:w="11906" w:h="16838"/>
@@ -4855,7 +4595,7 @@
 </file>
 
 <file path=customXml/itemProps1.xml><?xml version="1.0" encoding="utf-8"?>
-<ds:datastoreItem xmlns:ds="http://schemas.openxmlformats.org/officeDocument/2006/customXml" ds:itemID="{80884F01-F5F2-4CAC-A617-1CCB38AA2822}">
+<ds:datastoreItem xmlns:ds="http://schemas.openxmlformats.org/officeDocument/2006/customXml" ds:itemID="{D0CD9C8B-615E-4150-9062-57963BF1A07B}">
   <ds:schemaRefs>
     <ds:schemaRef ds:uri="http://schemas.openxmlformats.org/officeDocument/2006/bibliography"/>
   </ds:schemaRefs>

--- a/William/PHP React/William_Jackson.docx
+++ b/William/PHP React/William_Jackson.docx
@@ -161,8 +161,10 @@
                 <w:sz w:val="17"/>
                 <w:szCs w:val="17"/>
               </w:rPr>
-              <w:t>Wellington, Nevada, United States | +1 (786) 949-7561| williamjackson.pro@outlook.com | linkedin.com/in/william-jackson-75b9343b6</w:t>
+              <w:t>Wellington, Nevada, United States | +1 (786) 949-7561| williamjdev@outlook.com | linkedin.com/in/william-jackson-40036a3ba</w:t>
             </w:r>
+            <w:bookmarkStart w:id="0" w:name="_GoBack"/>
+            <w:bookmarkEnd w:id="0"/>
           </w:p>
         </w:tc>
       </w:tr>
@@ -2885,8 +2887,6 @@
         </w:rPr>
         <w:t>.</w:t>
       </w:r>
-      <w:bookmarkStart w:id="0" w:name="_GoBack"/>
-      <w:bookmarkEnd w:id="0"/>
     </w:p>
     <w:sectPr>
       <w:pgSz w:w="11906" w:h="16838"/>
@@ -4595,7 +4595,7 @@
 </file>
 
 <file path=customXml/itemProps1.xml><?xml version="1.0" encoding="utf-8"?>
-<ds:datastoreItem xmlns:ds="http://schemas.openxmlformats.org/officeDocument/2006/customXml" ds:itemID="{D0CD9C8B-615E-4150-9062-57963BF1A07B}">
+<ds:datastoreItem xmlns:ds="http://schemas.openxmlformats.org/officeDocument/2006/customXml" ds:itemID="{9CF9217E-E388-40DA-91D6-9EFFDF233F2E}">
   <ds:schemaRefs>
     <ds:schemaRef ds:uri="http://schemas.openxmlformats.org/officeDocument/2006/bibliography"/>
   </ds:schemaRefs>

--- a/William/PHP React/William_Jackson.docx
+++ b/William/PHP React/William_Jackson.docx
@@ -163,8 +163,6 @@
               </w:rPr>
               <w:t>Wellington, Nevada, United States | +1 (786) 949-7561| williamjdev@outlook.com | linkedin.com/in/william-jackson-40036a3ba</w:t>
             </w:r>
-            <w:bookmarkStart w:id="0" w:name="_GoBack"/>
-            <w:bookmarkEnd w:id="0"/>
           </w:p>
         </w:tc>
       </w:tr>
@@ -206,21 +204,12 @@
         </w:rPr>
         <w:t xml:space="preserve">Senior Software Engineer with 10+ years of experience delivering modern web platforms across the </w:t>
       </w:r>
-      <w:proofErr w:type="spellStart"/>
-      <w:r>
-        <w:rPr>
-          <w:rStyle w:val="Strong"/>
-          <w:sz w:val="22"/>
-        </w:rPr>
-        <w:t>SaaS</w:t>
-      </w:r>
-      <w:proofErr w:type="spellEnd"/>
-      <w:r>
-        <w:rPr>
-          <w:rStyle w:val="Strong"/>
-          <w:sz w:val="22"/>
-        </w:rPr>
-        <w:t>, digital products, enterprise software, and customer-facing platform engineering</w:t>
+      <w:r>
+        <w:rPr>
+          <w:rStyle w:val="Strong"/>
+          <w:sz w:val="22"/>
+        </w:rPr>
+        <w:t>SaaS, digital products, enterprise software, and customer-facing platform engineering</w:t>
       </w:r>
       <w:r>
         <w:rPr>
@@ -388,6 +377,20 @@
         <w:rPr>
           <w:sz w:val="22"/>
         </w:rPr>
+        <w:t xml:space="preserve">, Redux, Context API, HTML5, CSS3, Sass, Bootstrap, Tailwind CSS, Responsive UI, Component Architecture, SPA Development, </w:t>
+      </w:r>
+      <w:proofErr w:type="spellStart"/>
+      <w:r>
+        <w:rPr>
+          <w:sz w:val="22"/>
+        </w:rPr>
+        <w:t>Webpack</w:t>
+      </w:r>
+      <w:proofErr w:type="spellEnd"/>
+      <w:r>
+        <w:rPr>
+          <w:sz w:val="22"/>
+        </w:rPr>
         <w:t xml:space="preserve">, </w:t>
       </w:r>
       <w:proofErr w:type="spellStart"/>
@@ -395,25 +398,73 @@
         <w:rPr>
           <w:sz w:val="22"/>
         </w:rPr>
-        <w:t>Redux</w:t>
+        <w:t>Vite</w:t>
       </w:r>
       <w:proofErr w:type="spellEnd"/>
       <w:r>
         <w:rPr>
           <w:sz w:val="22"/>
         </w:rPr>
-        <w:t xml:space="preserve">, Context API, HTML5, CSS3, Sass, Bootstrap, Tailwind CSS, Responsive UI, Component Architecture, SPA Development, </w:t>
+        <w:t>, Jest, React Testing Library</w:t>
+      </w:r>
+    </w:p>
+    <w:p>
+      <w:pPr>
+        <w:pStyle w:val="NormalWeb"/>
+        <w:numPr>
+          <w:ilvl w:val="0"/>
+          <w:numId w:val="1"/>
+        </w:numPr>
+        <w:spacing w:before="0" w:beforeAutospacing="0" w:after="0" w:afterAutospacing="0"/>
+        <w:jc w:val="both"/>
+        <w:rPr>
+          <w:sz w:val="22"/>
+        </w:rPr>
+      </w:pPr>
+      <w:r>
+        <w:rPr>
+          <w:rStyle w:val="Strong"/>
+          <w:sz w:val="22"/>
+        </w:rPr>
+        <w:t>Backend &amp; APIs:</w:t>
+      </w:r>
+      <w:r>
+        <w:rPr>
+          <w:sz w:val="22"/>
+        </w:rPr>
+        <w:t xml:space="preserve"> </w:t>
+      </w:r>
+      <w:r>
+        <w:rPr>
+          <w:rStyle w:val="Strong"/>
+          <w:sz w:val="22"/>
+        </w:rPr>
+        <w:t>PHP 5.6–8.3</w:t>
+      </w:r>
+      <w:r>
+        <w:rPr>
+          <w:sz w:val="22"/>
+        </w:rPr>
+        <w:t xml:space="preserve">, </w:t>
       </w:r>
       <w:proofErr w:type="spellStart"/>
       <w:r>
         <w:rPr>
-          <w:sz w:val="22"/>
-        </w:rPr>
-        <w:t>Webpack</w:t>
+          <w:rStyle w:val="Strong"/>
+          <w:sz w:val="22"/>
+        </w:rPr>
+        <w:t>Laravel</w:t>
       </w:r>
       <w:proofErr w:type="spellEnd"/>
       <w:r>
         <w:rPr>
+          <w:rStyle w:val="Strong"/>
+          <w:sz w:val="22"/>
+        </w:rPr>
+        <w:t xml:space="preserve"> 5–10</w:t>
+      </w:r>
+      <w:r>
+        <w:rPr>
           <w:sz w:val="22"/>
         </w:rPr>
         <w:t xml:space="preserve">, </w:t>
@@ -423,14 +474,28 @@
         <w:rPr>
           <w:sz w:val="22"/>
         </w:rPr>
-        <w:t>Vite</w:t>
+        <w:t>Symfony</w:t>
       </w:r>
       <w:proofErr w:type="spellEnd"/>
       <w:r>
         <w:rPr>
           <w:sz w:val="22"/>
         </w:rPr>
-        <w:t>, Jest, React Testing Library</w:t>
+        <w:t xml:space="preserve">, </w:t>
+      </w:r>
+      <w:proofErr w:type="spellStart"/>
+      <w:r>
+        <w:rPr>
+          <w:sz w:val="22"/>
+        </w:rPr>
+        <w:t>CodeIgniter</w:t>
+      </w:r>
+      <w:proofErr w:type="spellEnd"/>
+      <w:r>
+        <w:rPr>
+          <w:sz w:val="22"/>
+        </w:rPr>
+        <w:t>, REST API Development, MVC Architecture, Authentication, Authorization, Session Management, API Integration, Monolith Refactoring, Backend Performance Optimization</w:t>
       </w:r>
     </w:p>
     <w:p>
@@ -451,7 +516,111 @@
           <w:rStyle w:val="Strong"/>
           <w:sz w:val="22"/>
         </w:rPr>
-        <w:t>Backend &amp; APIs:</w:t>
+        <w:t>Data &amp; Messaging:</w:t>
+      </w:r>
+      <w:r>
+        <w:rPr>
+          <w:sz w:val="22"/>
+        </w:rPr>
+        <w:t xml:space="preserve"> MySQL, PostgreSQL, </w:t>
+      </w:r>
+      <w:proofErr w:type="spellStart"/>
+      <w:r>
+        <w:rPr>
+          <w:sz w:val="22"/>
+        </w:rPr>
+        <w:t>Redis</w:t>
+      </w:r>
+      <w:proofErr w:type="spellEnd"/>
+      <w:r>
+        <w:rPr>
+          <w:sz w:val="22"/>
+        </w:rPr>
+        <w:t xml:space="preserve">, SQL Query Optimization, Caching, Background Jobs, Queues, </w:t>
+      </w:r>
+      <w:proofErr w:type="spellStart"/>
+      <w:r>
+        <w:rPr>
+          <w:sz w:val="22"/>
+        </w:rPr>
+        <w:t>Elasticsearch</w:t>
+      </w:r>
+      <w:proofErr w:type="spellEnd"/>
+    </w:p>
+    <w:p>
+      <w:pPr>
+        <w:pStyle w:val="NormalWeb"/>
+        <w:numPr>
+          <w:ilvl w:val="0"/>
+          <w:numId w:val="1"/>
+        </w:numPr>
+        <w:spacing w:before="0" w:beforeAutospacing="0" w:after="0" w:afterAutospacing="0"/>
+        <w:jc w:val="both"/>
+        <w:rPr>
+          <w:sz w:val="22"/>
+        </w:rPr>
+      </w:pPr>
+      <w:r>
+        <w:rPr>
+          <w:rStyle w:val="Strong"/>
+          <w:sz w:val="22"/>
+        </w:rPr>
+        <w:t>Cloud &amp; DevOps:</w:t>
+      </w:r>
+      <w:r>
+        <w:rPr>
+          <w:sz w:val="22"/>
+        </w:rPr>
+        <w:t xml:space="preserve"> AWS, EC2, S3, RDS, </w:t>
+      </w:r>
+      <w:proofErr w:type="spellStart"/>
+      <w:r>
+        <w:rPr>
+          <w:sz w:val="22"/>
+        </w:rPr>
+        <w:t>CloudFront</w:t>
+      </w:r>
+      <w:proofErr w:type="spellEnd"/>
+      <w:r>
+        <w:rPr>
+          <w:sz w:val="22"/>
+        </w:rPr>
+        <w:t xml:space="preserve">, Route 53, Docker, Nginx, Apache, CI/CD, GitHub Actions, </w:t>
+      </w:r>
+      <w:proofErr w:type="spellStart"/>
+      <w:r>
+        <w:rPr>
+          <w:sz w:val="22"/>
+        </w:rPr>
+        <w:t>GitLab</w:t>
+      </w:r>
+      <w:proofErr w:type="spellEnd"/>
+      <w:r>
+        <w:rPr>
+          <w:sz w:val="22"/>
+        </w:rPr>
+        <w:t xml:space="preserve"> CI, Jenkins, Linux, Shell Scripting</w:t>
+      </w:r>
+    </w:p>
+    <w:p>
+      <w:pPr>
+        <w:pStyle w:val="NormalWeb"/>
+        <w:numPr>
+          <w:ilvl w:val="0"/>
+          <w:numId w:val="1"/>
+        </w:numPr>
+        <w:spacing w:before="0" w:beforeAutospacing="0" w:after="0" w:afterAutospacing="0"/>
+        <w:jc w:val="both"/>
+        <w:rPr>
+          <w:sz w:val="28"/>
+        </w:rPr>
+      </w:pPr>
+      <w:r>
+        <w:rPr>
+          <w:rStyle w:val="Strong"/>
+          <w:sz w:val="22"/>
+        </w:rPr>
+        <w:t>Observability, Quality &amp; Security:</w:t>
       </w:r>
       <w:r>
         <w:rPr>
@@ -459,308 +628,19 @@
         </w:rPr>
         <w:t xml:space="preserve"> </w:t>
       </w:r>
-      <w:r>
-        <w:rPr>
-          <w:rStyle w:val="Strong"/>
-          <w:sz w:val="22"/>
-        </w:rPr>
-        <w:t>PHP 5.6–8.3</w:t>
-      </w:r>
-      <w:r>
-        <w:rPr>
-          <w:sz w:val="22"/>
-        </w:rPr>
-        <w:t xml:space="preserve">, </w:t>
-      </w:r>
       <w:proofErr w:type="spellStart"/>
       <w:r>
         <w:rPr>
-          <w:rStyle w:val="Strong"/>
-          <w:sz w:val="22"/>
-        </w:rPr>
-        <w:t>Laravel</w:t>
+          <w:sz w:val="22"/>
+        </w:rPr>
+        <w:t>PHPUnit</w:t>
       </w:r>
       <w:proofErr w:type="spellEnd"/>
       <w:r>
         <w:rPr>
-          <w:rStyle w:val="Strong"/>
-          <w:sz w:val="22"/>
-        </w:rPr>
-        <w:t xml:space="preserve"> 5–10</w:t>
-      </w:r>
-      <w:r>
-        <w:rPr>
-          <w:sz w:val="22"/>
-        </w:rPr>
-        <w:t xml:space="preserve">, </w:t>
-      </w:r>
-      <w:proofErr w:type="spellStart"/>
-      <w:r>
-        <w:rPr>
-          <w:sz w:val="22"/>
-        </w:rPr>
-        <w:t>Symfony</w:t>
-      </w:r>
-      <w:proofErr w:type="spellEnd"/>
-      <w:r>
-        <w:rPr>
-          <w:sz w:val="22"/>
-        </w:rPr>
-        <w:t xml:space="preserve">, </w:t>
-      </w:r>
-      <w:proofErr w:type="spellStart"/>
-      <w:r>
-        <w:rPr>
-          <w:sz w:val="22"/>
-        </w:rPr>
-        <w:t>CodeIgniter</w:t>
-      </w:r>
-      <w:proofErr w:type="spellEnd"/>
-      <w:r>
-        <w:rPr>
-          <w:sz w:val="22"/>
-        </w:rPr>
-        <w:t>, REST API Development, MVC Architecture, Authentication, Authorization, Session Management, API Integration, Monolith Refactoring, Backend Performance Optimization</w:t>
-      </w:r>
-    </w:p>
-    <w:p>
-      <w:pPr>
-        <w:pStyle w:val="NormalWeb"/>
-        <w:numPr>
-          <w:ilvl w:val="0"/>
-          <w:numId w:val="1"/>
-        </w:numPr>
-        <w:spacing w:before="0" w:beforeAutospacing="0" w:after="0" w:afterAutospacing="0"/>
-        <w:jc w:val="both"/>
-        <w:rPr>
-          <w:sz w:val="22"/>
-        </w:rPr>
-      </w:pPr>
-      <w:r>
-        <w:rPr>
-          <w:rStyle w:val="Strong"/>
-          <w:sz w:val="22"/>
-        </w:rPr>
-        <w:t>Data &amp; Messaging:</w:t>
-      </w:r>
-      <w:r>
-        <w:rPr>
-          <w:sz w:val="22"/>
-        </w:rPr>
-        <w:t xml:space="preserve"> MySQL, </w:t>
-      </w:r>
-      <w:proofErr w:type="spellStart"/>
-      <w:r>
-        <w:rPr>
-          <w:sz w:val="22"/>
-        </w:rPr>
-        <w:t>PostgreSQL</w:t>
-      </w:r>
-      <w:proofErr w:type="spellEnd"/>
-      <w:r>
-        <w:rPr>
-          <w:sz w:val="22"/>
-        </w:rPr>
-        <w:t xml:space="preserve">, </w:t>
-      </w:r>
-      <w:proofErr w:type="spellStart"/>
-      <w:r>
-        <w:rPr>
-          <w:sz w:val="22"/>
-        </w:rPr>
-        <w:t>Redis</w:t>
-      </w:r>
-      <w:proofErr w:type="spellEnd"/>
-      <w:r>
-        <w:rPr>
-          <w:sz w:val="22"/>
-        </w:rPr>
-        <w:t xml:space="preserve">, SQL Query Optimization, Caching, Background Jobs, Queues, </w:t>
-      </w:r>
-      <w:proofErr w:type="spellStart"/>
-      <w:r>
-        <w:rPr>
-          <w:sz w:val="22"/>
-        </w:rPr>
-        <w:t>Elasticsearch</w:t>
-      </w:r>
-      <w:proofErr w:type="spellEnd"/>
-    </w:p>
-    <w:p>
-      <w:pPr>
-        <w:pStyle w:val="NormalWeb"/>
-        <w:numPr>
-          <w:ilvl w:val="0"/>
-          <w:numId w:val="1"/>
-        </w:numPr>
-        <w:spacing w:before="0" w:beforeAutospacing="0" w:after="0" w:afterAutospacing="0"/>
-        <w:jc w:val="both"/>
-        <w:rPr>
-          <w:sz w:val="22"/>
-        </w:rPr>
-      </w:pPr>
-      <w:r>
-        <w:rPr>
-          <w:rStyle w:val="Strong"/>
-          <w:sz w:val="22"/>
-        </w:rPr>
-        <w:t xml:space="preserve">Cloud &amp; </w:t>
-      </w:r>
-      <w:proofErr w:type="spellStart"/>
-      <w:r>
-        <w:rPr>
-          <w:rStyle w:val="Strong"/>
-          <w:sz w:val="22"/>
-        </w:rPr>
-        <w:t>DevOps</w:t>
-      </w:r>
-      <w:proofErr w:type="spellEnd"/>
-      <w:r>
-        <w:rPr>
-          <w:rStyle w:val="Strong"/>
-          <w:sz w:val="22"/>
-        </w:rPr>
-        <w:t>:</w:t>
-      </w:r>
-      <w:r>
-        <w:rPr>
-          <w:sz w:val="22"/>
-        </w:rPr>
-        <w:t xml:space="preserve"> AWS, EC2, S3, RDS, </w:t>
-      </w:r>
-      <w:proofErr w:type="spellStart"/>
-      <w:r>
-        <w:rPr>
-          <w:sz w:val="22"/>
-        </w:rPr>
-        <w:t>CloudFront</w:t>
-      </w:r>
-      <w:proofErr w:type="spellEnd"/>
-      <w:r>
-        <w:rPr>
-          <w:sz w:val="22"/>
-        </w:rPr>
-        <w:t xml:space="preserve">, Route 53, </w:t>
-      </w:r>
-      <w:proofErr w:type="spellStart"/>
-      <w:r>
-        <w:rPr>
-          <w:sz w:val="22"/>
-        </w:rPr>
-        <w:t>Docker</w:t>
-      </w:r>
-      <w:proofErr w:type="spellEnd"/>
-      <w:r>
-        <w:rPr>
-          <w:sz w:val="22"/>
-        </w:rPr>
-        <w:t xml:space="preserve">, </w:t>
-      </w:r>
-      <w:proofErr w:type="spellStart"/>
-      <w:r>
-        <w:rPr>
-          <w:sz w:val="22"/>
-        </w:rPr>
-        <w:t>Nginx</w:t>
-      </w:r>
-      <w:proofErr w:type="spellEnd"/>
-      <w:r>
-        <w:rPr>
-          <w:sz w:val="22"/>
-        </w:rPr>
-        <w:t xml:space="preserve">, Apache, CI/CD, </w:t>
-      </w:r>
-      <w:proofErr w:type="spellStart"/>
-      <w:r>
-        <w:rPr>
-          <w:sz w:val="22"/>
-        </w:rPr>
-        <w:t>GitHub</w:t>
-      </w:r>
-      <w:proofErr w:type="spellEnd"/>
-      <w:r>
-        <w:rPr>
-          <w:sz w:val="22"/>
-        </w:rPr>
-        <w:t xml:space="preserve"> Actions, </w:t>
-      </w:r>
-      <w:proofErr w:type="spellStart"/>
-      <w:r>
-        <w:rPr>
-          <w:sz w:val="22"/>
-        </w:rPr>
-        <w:t>GitLab</w:t>
-      </w:r>
-      <w:proofErr w:type="spellEnd"/>
-      <w:r>
-        <w:rPr>
-          <w:sz w:val="22"/>
-        </w:rPr>
-        <w:t xml:space="preserve"> CI, Jenkins, Linux, Shell Scripting</w:t>
-      </w:r>
-    </w:p>
-    <w:p>
-      <w:pPr>
-        <w:pStyle w:val="NormalWeb"/>
-        <w:numPr>
-          <w:ilvl w:val="0"/>
-          <w:numId w:val="1"/>
-        </w:numPr>
-        <w:spacing w:before="0" w:beforeAutospacing="0" w:after="0" w:afterAutospacing="0"/>
-        <w:jc w:val="both"/>
-        <w:rPr>
-          <w:sz w:val="28"/>
-        </w:rPr>
-      </w:pPr>
-      <w:proofErr w:type="spellStart"/>
-      <w:r>
-        <w:rPr>
-          <w:rStyle w:val="Strong"/>
-          <w:sz w:val="22"/>
-        </w:rPr>
-        <w:t>Observability</w:t>
-      </w:r>
-      <w:proofErr w:type="spellEnd"/>
-      <w:r>
-        <w:rPr>
-          <w:rStyle w:val="Strong"/>
-          <w:sz w:val="22"/>
-        </w:rPr>
-        <w:t>, Quality &amp; Security:</w:t>
-      </w:r>
-      <w:r>
-        <w:rPr>
-          <w:sz w:val="22"/>
-        </w:rPr>
-        <w:t xml:space="preserve"> </w:t>
-      </w:r>
-      <w:proofErr w:type="spellStart"/>
-      <w:r>
-        <w:rPr>
-          <w:sz w:val="22"/>
-        </w:rPr>
-        <w:t>PHPUnit</w:t>
-      </w:r>
-      <w:proofErr w:type="spellEnd"/>
-      <w:r>
-        <w:rPr>
-          <w:sz w:val="22"/>
-        </w:rPr>
-        <w:t xml:space="preserve">, Jest, Cypress, API Validation, Logging, Monitoring, Error Tracking, </w:t>
-      </w:r>
-      <w:proofErr w:type="spellStart"/>
-      <w:r>
-        <w:rPr>
-          <w:sz w:val="22"/>
-        </w:rPr>
-        <w:t>OAuth</w:t>
-      </w:r>
-      <w:proofErr w:type="spellEnd"/>
-      <w:r>
-        <w:rPr>
-          <w:sz w:val="22"/>
-        </w:rPr>
-        <w:t>, JWT, RBAC, CSRF Protection, Secure Session Handling, Release Management, Production Troubleshooting</w:t>
+          <w:sz w:val="22"/>
+        </w:rPr>
+        <w:t>, Jest, Cypress, API Validation, Logging, Monitoring, Error Tracking, OAuth, JWT, RBAC, CSRF Protection, Secure Session Handling, Release Management, Production Troubleshooting</w:t>
       </w:r>
     </w:p>
     <w:p>
@@ -1054,20 +934,78 @@
         </w:rPr>
         <w:t xml:space="preserve">Designed secure </w:t>
       </w:r>
+      <w:r>
+        <w:rPr>
+          <w:b/>
+          <w:sz w:val="22"/>
+        </w:rPr>
+        <w:t>RESTful</w:t>
+      </w:r>
+      <w:r>
+        <w:rPr>
+          <w:sz w:val="22"/>
+        </w:rPr>
+        <w:t xml:space="preserve"> services for account workflows, payment-related integrations, internal dashboards, and admin controls, allowing new product capabilities to be released without tightly coupling business logic to blade-rendered templates.</w:t>
+      </w:r>
+    </w:p>
+    <w:p>
+      <w:pPr>
+        <w:pStyle w:val="NormalWeb"/>
+        <w:numPr>
+          <w:ilvl w:val="0"/>
+          <w:numId w:val="2"/>
+        </w:numPr>
+        <w:jc w:val="both"/>
+        <w:rPr>
+          <w:sz w:val="22"/>
+        </w:rPr>
+      </w:pPr>
+      <w:r>
+        <w:rPr>
+          <w:sz w:val="22"/>
+        </w:rPr>
+        <w:t xml:space="preserve">Resolved a recurring production issue caused by inefficient database joins and repeated server-side rendering </w:t>
+      </w:r>
+      <w:proofErr w:type="gramStart"/>
+      <w:r>
+        <w:rPr>
+          <w:sz w:val="22"/>
+        </w:rPr>
+        <w:t>calls,</w:t>
+      </w:r>
+      <w:proofErr w:type="gramEnd"/>
+      <w:r>
+        <w:rPr>
+          <w:sz w:val="22"/>
+        </w:rPr>
+        <w:t xml:space="preserve"> then introduced </w:t>
+      </w:r>
       <w:proofErr w:type="spellStart"/>
       <w:r>
         <w:rPr>
-          <w:b/>
-          <w:sz w:val="22"/>
-        </w:rPr>
-        <w:t>RESTful</w:t>
+          <w:sz w:val="22"/>
+        </w:rPr>
+        <w:t>Redis</w:t>
       </w:r>
       <w:proofErr w:type="spellEnd"/>
       <w:r>
         <w:rPr>
           <w:sz w:val="22"/>
         </w:rPr>
-        <w:t xml:space="preserve"> services for account workflows, payment-related integrations, internal dashboards, and admin controls, allowing new product capabilities to be released without tightly coupling business logic to blade-rendered templates.</w:t>
+        <w:t xml:space="preserve">-backed caching and optimized SQL execution paths that lowered peak load failures by </w:t>
+      </w:r>
+      <w:r>
+        <w:rPr>
+          <w:rStyle w:val="Strong"/>
+          <w:sz w:val="22"/>
+        </w:rPr>
+        <w:t>41%</w:t>
+      </w:r>
+      <w:r>
+        <w:rPr>
+          <w:sz w:val="22"/>
+        </w:rPr>
+        <w:t>.</w:t>
       </w:r>
     </w:p>
     <w:p>
@@ -1086,48 +1024,33 @@
         <w:rPr>
           <w:sz w:val="22"/>
         </w:rPr>
-        <w:t xml:space="preserve">Resolved a recurring production issue caused by inefficient database joins and repeated server-side rendering </w:t>
-      </w:r>
-      <w:proofErr w:type="gramStart"/>
-      <w:r>
-        <w:rPr>
-          <w:sz w:val="22"/>
-        </w:rPr>
-        <w:t>calls,</w:t>
-      </w:r>
-      <w:proofErr w:type="gramEnd"/>
-      <w:r>
-        <w:rPr>
-          <w:sz w:val="22"/>
-        </w:rPr>
-        <w:t xml:space="preserve"> then introduced </w:t>
-      </w:r>
-      <w:proofErr w:type="spellStart"/>
-      <w:r>
-        <w:rPr>
-          <w:sz w:val="22"/>
-        </w:rPr>
-        <w:t>Redis</w:t>
-      </w:r>
-      <w:proofErr w:type="spellEnd"/>
-      <w:r>
-        <w:rPr>
-          <w:sz w:val="22"/>
-        </w:rPr>
-        <w:t xml:space="preserve">-backed caching and optimized SQL execution paths that lowered peak load failures by </w:t>
-      </w:r>
-      <w:r>
-        <w:rPr>
-          <w:rStyle w:val="Strong"/>
-          <w:sz w:val="22"/>
-        </w:rPr>
-        <w:t>41%</w:t>
-      </w:r>
-      <w:r>
-        <w:rPr>
-          <w:sz w:val="22"/>
-        </w:rPr>
-        <w:t>.</w:t>
+        <w:t xml:space="preserve">Implemented a shared frontend component model with </w:t>
+      </w:r>
+      <w:r>
+        <w:rPr>
+          <w:rStyle w:val="Strong"/>
+          <w:sz w:val="22"/>
+        </w:rPr>
+        <w:t>React</w:t>
+      </w:r>
+      <w:r>
+        <w:rPr>
+          <w:sz w:val="22"/>
+        </w:rPr>
+        <w:t xml:space="preserve">, form validation standards, and state-handling patterns that improved development consistency and shortened UI delivery cycles by </w:t>
+      </w:r>
+      <w:r>
+        <w:rPr>
+          <w:rStyle w:val="Strong"/>
+          <w:sz w:val="22"/>
+        </w:rPr>
+        <w:t>38%</w:t>
+      </w:r>
+      <w:r>
+        <w:rPr>
+          <w:sz w:val="22"/>
+        </w:rPr>
+        <w:t xml:space="preserve"> across active roadmap items.</w:t>
       </w:r>
     </w:p>
     <w:p>
@@ -1146,54 +1069,8 @@
         <w:rPr>
           <w:sz w:val="22"/>
         </w:rPr>
-        <w:t xml:space="preserve">Implemented a shared frontend component model with </w:t>
-      </w:r>
-      <w:r>
-        <w:rPr>
-          <w:rStyle w:val="Strong"/>
-          <w:sz w:val="22"/>
-        </w:rPr>
-        <w:t>React</w:t>
-      </w:r>
-      <w:r>
-        <w:rPr>
-          <w:sz w:val="22"/>
-        </w:rPr>
-        <w:t xml:space="preserve">, form validation standards, and state-handling patterns that improved development consistency and shortened UI delivery cycles by </w:t>
-      </w:r>
-      <w:r>
-        <w:rPr>
-          <w:rStyle w:val="Strong"/>
-          <w:sz w:val="22"/>
-        </w:rPr>
-        <w:t>38%</w:t>
-      </w:r>
-      <w:r>
-        <w:rPr>
-          <w:sz w:val="22"/>
-        </w:rPr>
-        <w:t xml:space="preserve"> across active roadmap items.</w:t>
-      </w:r>
-    </w:p>
-    <w:p>
-      <w:pPr>
-        <w:pStyle w:val="NormalWeb"/>
-        <w:numPr>
-          <w:ilvl w:val="0"/>
-          <w:numId w:val="2"/>
-        </w:numPr>
-        <w:jc w:val="both"/>
-        <w:rPr>
-          <w:sz w:val="22"/>
-        </w:rPr>
-      </w:pPr>
-      <w:r>
-        <w:rPr>
-          <w:sz w:val="22"/>
-        </w:rPr>
         <w:t xml:space="preserve">Reworked the release pipeline using </w:t>
       </w:r>
-      <w:proofErr w:type="spellStart"/>
       <w:r>
         <w:rPr>
           <w:rStyle w:val="Strong"/>
@@ -1201,26 +1078,11 @@
         </w:rPr>
         <w:t>Docker</w:t>
       </w:r>
-      <w:proofErr w:type="spellEnd"/>
-      <w:r>
-        <w:rPr>
-          <w:sz w:val="22"/>
-        </w:rPr>
-        <w:t xml:space="preserve">, </w:t>
-      </w:r>
-      <w:proofErr w:type="spellStart"/>
-      <w:r>
-        <w:rPr>
-          <w:sz w:val="22"/>
-        </w:rPr>
-        <w:t>GitHub</w:t>
-      </w:r>
-      <w:proofErr w:type="spellEnd"/>
-      <w:r>
-        <w:rPr>
-          <w:sz w:val="22"/>
-        </w:rPr>
-        <w:t xml:space="preserve"> Actions, and controlled deployment validation, which reduced rollback incidents by </w:t>
+      <w:r>
+        <w:rPr>
+          <w:sz w:val="22"/>
+        </w:rPr>
+        <w:t xml:space="preserve">, GitHub Actions, and controlled deployment validation, which reduced rollback incidents by </w:t>
       </w:r>
       <w:r>
         <w:rPr>
@@ -1417,21 +1279,7 @@
         <w:rPr>
           <w:sz w:val="22"/>
         </w:rPr>
-        <w:t xml:space="preserve">Supported cloud-hosted workloads on AWS infrastructure with improved logging, error tracing, and operational </w:t>
-      </w:r>
-      <w:proofErr w:type="spellStart"/>
-      <w:r>
-        <w:rPr>
-          <w:sz w:val="22"/>
-        </w:rPr>
-        <w:t>runbooks</w:t>
-      </w:r>
-      <w:proofErr w:type="spellEnd"/>
-      <w:r>
-        <w:rPr>
-          <w:sz w:val="22"/>
-        </w:rPr>
-        <w:t>, enabling faster root-cause analysis for production bugs and more predictable recovery handling.</w:t>
+        <w:t>Supported cloud-hosted workloads on AWS infrastructure with improved logging, error tracing, and operational runbooks, enabling faster root-cause analysis for production bugs and more predictable recovery handling.</w:t>
       </w:r>
     </w:p>
     <w:tbl>
@@ -1706,21 +1554,7 @@
         <w:rPr>
           <w:sz w:val="22"/>
         </w:rPr>
-        <w:t xml:space="preserve">Modernized legacy </w:t>
-      </w:r>
-      <w:proofErr w:type="spellStart"/>
-      <w:r>
-        <w:rPr>
-          <w:sz w:val="22"/>
-        </w:rPr>
-        <w:t>jQuery</w:t>
-      </w:r>
-      <w:proofErr w:type="spellEnd"/>
-      <w:r>
-        <w:rPr>
-          <w:sz w:val="22"/>
-        </w:rPr>
-        <w:t xml:space="preserve">-based screens into structured </w:t>
+        <w:t xml:space="preserve">Modernized legacy jQuery-based screens into structured </w:t>
       </w:r>
       <w:r>
         <w:rPr>
@@ -2523,21 +2357,7 @@
         <w:rPr>
           <w:sz w:val="22"/>
         </w:rPr>
-        <w:t xml:space="preserve">, JavaScript, </w:t>
-      </w:r>
-      <w:proofErr w:type="spellStart"/>
-      <w:r>
-        <w:rPr>
-          <w:sz w:val="22"/>
-        </w:rPr>
-        <w:t>jQuery</w:t>
-      </w:r>
-      <w:proofErr w:type="spellEnd"/>
-      <w:r>
-        <w:rPr>
-          <w:sz w:val="22"/>
-        </w:rPr>
-        <w:t>, HTML, CSS, Bootstrap, and MySQL, contributing to business portals and internal tools built on broadly adopted patterns of that period.</w:t>
+        <w:t>, JavaScript, jQuery, HTML, CSS, Bootstrap, and MySQL, contributing to business portals and internal tools built on broadly adopted patterns of that period.</w:t>
       </w:r>
     </w:p>
     <w:p>
@@ -2807,22 +2627,19 @@
       </w:tr>
     </w:tbl>
     <w:p>
-      <w:pPr>
-        <w:rPr>
-          <w:sz w:val="24"/>
-        </w:rPr>
-      </w:pPr>
-      <w:r>
-        <w:rPr>
-          <w:rFonts w:ascii="Arial" w:eastAsia="Arial" w:hAnsi="Arial" w:cs="Arial"/>
+      <w:r>
+        <w:rPr>
+          <w:rFonts w:ascii="Arial" w:hAnsi="Arial" w:cs="Arial"/>
           <w:b/>
           <w:bCs/>
-          <w:color w:val="111111"/>
-          <w:sz w:val="22"/>
-          <w:szCs w:val="18"/>
-        </w:rPr>
-        <w:t>Stanford University Department of Computer Science</w:t>
-      </w:r>
+          <w:color w:val="000000"/>
+          <w:sz w:val="23"/>
+          <w:szCs w:val="23"/>
+        </w:rPr>
+        <w:t>Harvard University</w:t>
+      </w:r>
+      <w:bookmarkStart w:id="0" w:name="_GoBack"/>
+      <w:bookmarkEnd w:id="0"/>
     </w:p>
     <w:p>
       <w:pPr>
@@ -4595,7 +4412,7 @@
 </file>
 
 <file path=customXml/itemProps1.xml><?xml version="1.0" encoding="utf-8"?>
-<ds:datastoreItem xmlns:ds="http://schemas.openxmlformats.org/officeDocument/2006/customXml" ds:itemID="{9CF9217E-E388-40DA-91D6-9EFFDF233F2E}">
+<ds:datastoreItem xmlns:ds="http://schemas.openxmlformats.org/officeDocument/2006/customXml" ds:itemID="{2781C3BC-FAA7-488C-BC62-3CDE7D362E8F}">
   <ds:schemaRefs>
     <ds:schemaRef ds:uri="http://schemas.openxmlformats.org/officeDocument/2006/bibliography"/>
   </ds:schemaRefs>
